--- a/docs/phieu-pham-vi.docx
+++ b/docs/phieu-pham-vi.docx
@@ -5,13 +5,13 @@
     <w:p>
       <w:pPr>
         <w:pStyle w:val="Heading1"/>
-        <w:spacing w:before="240" w:after="120"/>
+        <w:spacing w:before="320" w:after="160"/>
       </w:pPr>
       <w:r>
         <w:rPr>
-          <w:rFonts w:ascii="Times New Roman" w:hAnsi="Times New Roman"/>
+          <w:rFonts w:ascii="Segoe UI" w:hAnsi="Segoe UI"/>
           <w:b/>
-          <w:color w:val="0F172A"/>
+          <w:color w:val="1E3A8A"/>
           <w:sz w:val="36"/>
         </w:rPr>
         <w:t>PHIẾU XÁC ĐỊNH PHẠM VI DỰ ÁN (PROJECT SCOPE STATEMENT)</w:t>
@@ -19,41 +19,30 @@
     </w:p>
     <w:p>
       <w:pPr>
-        <w:spacing w:after="100" w:before="0" w:line="276" w:lineRule="auto"/>
+        <w:spacing w:before="40" w:after="80" w:line="288" w:lineRule="auto"/>
       </w:pPr>
       <w:r>
         <w:rPr>
-          <w:rFonts w:ascii="Times New Roman" w:hAnsi="Times New Roman"/>
           <w:b/>
-          <w:sz w:val="22"/>
         </w:rPr>
         <w:t>Trường Đại học Văn Lang — Khoa Công nghệ Thông tin</w:t>
-      </w:r>
-      <w:r>
-        <w:rPr>
-          <w:rFonts w:ascii="Times New Roman" w:hAnsi="Times New Roman"/>
-          <w:sz w:val="22"/>
-        </w:rPr>
-        <w:t xml:space="preserve">  </w:t>
       </w:r>
     </w:p>
     <w:p>
       <w:pPr>
         <w:pStyle w:val="ListBullet"/>
-        <w:spacing w:after="60" w:before="0"/>
+        <w:spacing w:before="40" w:after="40" w:line="276" w:lineRule="auto"/>
       </w:pPr>
       <w:r>
         <w:rPr>
-          <w:rFonts w:ascii="Times New Roman" w:hAnsi="Times New Roman"/>
           <w:b/>
-          <w:sz w:val="22"/>
         </w:rPr>
         <w:t>Học phần:</w:t>
       </w:r>
       <w:r>
         <w:rPr>
-          <w:rFonts w:ascii="Times New Roman" w:hAnsi="Times New Roman"/>
-          <w:sz w:val="22"/>
+          <w:rFonts w:ascii="Segoe UI" w:hAnsi="Segoe UI"/>
+          <w:sz w:val="20"/>
         </w:rPr>
         <w:t xml:space="preserve"> Chuyên đề tốt nghiệp 2 (Học kỳ 1, Năm học 2026 – 2027)</w:t>
       </w:r>
@@ -61,35 +50,31 @@
     <w:p>
       <w:pPr>
         <w:pStyle w:val="ListBullet"/>
-        <w:spacing w:after="60" w:before="0"/>
+        <w:spacing w:before="40" w:after="40" w:line="276" w:lineRule="auto"/>
       </w:pPr>
       <w:r>
         <w:rPr>
-          <w:rFonts w:ascii="Times New Roman" w:hAnsi="Times New Roman"/>
           <w:b/>
-          <w:sz w:val="22"/>
         </w:rPr>
         <w:t>Mã lớp học phần:</w:t>
       </w:r>
       <w:r>
         <w:rPr>
-          <w:rFonts w:ascii="Times New Roman" w:hAnsi="Times New Roman"/>
-          <w:sz w:val="22"/>
+          <w:rFonts w:ascii="Segoe UI" w:hAnsi="Segoe UI"/>
+          <w:sz w:val="20"/>
         </w:rPr>
         <w:t xml:space="preserve"> 261_71ITGR40303_04 | </w:t>
       </w:r>
       <w:r>
         <w:rPr>
-          <w:rFonts w:ascii="Times New Roman" w:hAnsi="Times New Roman"/>
           <w:b/>
-          <w:sz w:val="22"/>
         </w:rPr>
         <w:t>Nhóm:</w:t>
       </w:r>
       <w:r>
         <w:rPr>
-          <w:rFonts w:ascii="Times New Roman" w:hAnsi="Times New Roman"/>
-          <w:sz w:val="22"/>
+          <w:rFonts w:ascii="Segoe UI" w:hAnsi="Segoe UI"/>
+          <w:sz w:val="20"/>
         </w:rPr>
         <w:t xml:space="preserve"> Nhóm 8</w:t>
       </w:r>
@@ -97,20 +82,18 @@
     <w:p>
       <w:pPr>
         <w:pStyle w:val="ListBullet"/>
-        <w:spacing w:after="60" w:before="0"/>
+        <w:spacing w:before="40" w:after="40" w:line="276" w:lineRule="auto"/>
       </w:pPr>
       <w:r>
         <w:rPr>
-          <w:rFonts w:ascii="Times New Roman" w:hAnsi="Times New Roman"/>
           <w:b/>
-          <w:sz w:val="22"/>
         </w:rPr>
         <w:t>Tên đề tài:</w:t>
       </w:r>
       <w:r>
         <w:rPr>
-          <w:rFonts w:ascii="Times New Roman" w:hAnsi="Times New Roman"/>
-          <w:sz w:val="22"/>
+          <w:rFonts w:ascii="Segoe UI" w:hAnsi="Segoe UI"/>
+          <w:sz w:val="20"/>
         </w:rPr>
         <w:t xml:space="preserve"> Nền tảng quản lý freelance &amp; marketplace việc làm part-time cho sinh viên</w:t>
       </w:r>
@@ -118,45 +101,40 @@
     <w:p>
       <w:pPr>
         <w:pStyle w:val="ListBullet"/>
-        <w:spacing w:after="60" w:before="0"/>
+        <w:spacing w:before="40" w:after="40" w:line="276" w:lineRule="auto"/>
       </w:pPr>
       <w:r>
         <w:rPr>
-          <w:rFonts w:ascii="Times New Roman" w:hAnsi="Times New Roman"/>
           <w:b/>
-          <w:sz w:val="22"/>
         </w:rPr>
         <w:t>Giảng viên hướng dẫn:</w:t>
       </w:r>
       <w:r>
         <w:rPr>
-          <w:rFonts w:ascii="Times New Roman" w:hAnsi="Times New Roman"/>
-          <w:sz w:val="22"/>
+          <w:rFonts w:ascii="Segoe UI" w:hAnsi="Segoe UI"/>
+          <w:sz w:val="20"/>
         </w:rPr>
         <w:t xml:space="preserve"> ThS. Nguyễn Văn Trung</w:t>
       </w:r>
     </w:p>
     <w:p>
       <w:pPr>
-        <w:spacing w:after="120" w:before="120"/>
+        <w:spacing w:before="120" w:after="120"/>
+        <w:pBdr>
+          <w:bottom w:val="single" w:sz="12" w:space="1" w:color="CBD5E1"/>
+        </w:pBdr>
       </w:pPr>
-      <w:r>
-        <w:rPr>
-          <w:color w:val="C8CDD7"/>
-        </w:rPr>
-        <w:t>—————————————————————————————————————————————</w:t>
-      </w:r>
     </w:p>
     <w:p>
       <w:pPr>
         <w:pStyle w:val="Heading2"/>
-        <w:spacing w:before="200" w:after="80"/>
+        <w:spacing w:before="280" w:after="120"/>
       </w:pPr>
       <w:r>
         <w:rPr>
-          <w:rFonts w:ascii="Times New Roman" w:hAnsi="Times New Roman"/>
+          <w:rFonts w:ascii="Segoe UI" w:hAnsi="Segoe UI"/>
           <w:b/>
-          <w:color w:val="1E3A8A"/>
+          <w:color w:val="4F46E5"/>
           <w:sz w:val="28"/>
         </w:rPr>
         <w:t>1. THÀNH VIÊN VÀ PHÂN CÔNG TRÁCH NHIỆM</w:t>
@@ -164,8 +142,10 @@
     </w:p>
     <w:tbl>
       <w:tblPr>
+        <w:tblStyle w:val="TableGrid"/>
         <w:tblW w:type="auto" w:w="0"/>
         <w:jc w:val="center"/>
+        <w:tblLayout w:type="autofit"/>
         <w:tblLook w:firstColumn="1" w:firstRow="1" w:lastColumn="0" w:lastRow="0" w:noHBand="0" w:noVBand="1" w:val="04A0"/>
       </w:tblPr>
       <w:tblGrid>
@@ -179,25 +159,26 @@
         <w:tc>
           <w:tcPr>
             <w:tcW w:type="dxa" w:w="1872"/>
-            <w:shd w:fill="1E293B"/>
+            <w:shd w:fill="4F46E5"/>
             <w:tcMar>
-              <w:top w:w="120" w:type="dxa"/>
-              <w:bottom w:w="120" w:type="dxa"/>
-              <w:left w:w="150" w:type="dxa"/>
-              <w:right w:w="150" w:type="dxa"/>
+              <w:top w:w="140" w:type="dxa"/>
+              <w:bottom w:w="140" w:type="dxa"/>
+              <w:left w:w="180" w:type="dxa"/>
+              <w:right w:w="180" w:type="dxa"/>
             </w:tcMar>
+            <w:vAlign w:val="center"/>
           </w:tcPr>
           <w:p>
             <w:pPr>
-              <w:spacing w:after="40" w:before="40"/>
-              <w:jc w:val="center"/>
+              <w:spacing w:before="40" w:after="40"/>
+              <w:jc w:val="left"/>
             </w:pPr>
             <w:r>
               <w:rPr>
-                <w:rFonts w:ascii="Times New Roman" w:hAnsi="Times New Roman"/>
+                <w:rFonts w:ascii="Segoe UI" w:hAnsi="Segoe UI"/>
                 <w:b/>
                 <w:color w:val="FFFFFF"/>
-                <w:sz w:val="21"/>
+                <w:sz w:val="20"/>
               </w:rPr>
               <w:t>STT</w:t>
             </w:r>
@@ -206,25 +187,26 @@
         <w:tc>
           <w:tcPr>
             <w:tcW w:type="dxa" w:w="1872"/>
-            <w:shd w:fill="1E293B"/>
+            <w:shd w:fill="4F46E5"/>
             <w:tcMar>
-              <w:top w:w="120" w:type="dxa"/>
-              <w:bottom w:w="120" w:type="dxa"/>
-              <w:left w:w="150" w:type="dxa"/>
-              <w:right w:w="150" w:type="dxa"/>
+              <w:top w:w="140" w:type="dxa"/>
+              <w:bottom w:w="140" w:type="dxa"/>
+              <w:left w:w="180" w:type="dxa"/>
+              <w:right w:w="180" w:type="dxa"/>
             </w:tcMar>
+            <w:vAlign w:val="center"/>
           </w:tcPr>
           <w:p>
             <w:pPr>
-              <w:spacing w:after="40" w:before="40"/>
-              <w:jc w:val="center"/>
+              <w:spacing w:before="40" w:after="40"/>
+              <w:jc w:val="left"/>
             </w:pPr>
             <w:r>
               <w:rPr>
-                <w:rFonts w:ascii="Times New Roman" w:hAnsi="Times New Roman"/>
+                <w:rFonts w:ascii="Segoe UI" w:hAnsi="Segoe UI"/>
                 <w:b/>
                 <w:color w:val="FFFFFF"/>
-                <w:sz w:val="21"/>
+                <w:sz w:val="20"/>
               </w:rPr>
               <w:t>Họ và tên</w:t>
             </w:r>
@@ -233,25 +215,26 @@
         <w:tc>
           <w:tcPr>
             <w:tcW w:type="dxa" w:w="1872"/>
-            <w:shd w:fill="1E293B"/>
+            <w:shd w:fill="4F46E5"/>
             <w:tcMar>
-              <w:top w:w="120" w:type="dxa"/>
-              <w:bottom w:w="120" w:type="dxa"/>
-              <w:left w:w="150" w:type="dxa"/>
-              <w:right w:w="150" w:type="dxa"/>
+              <w:top w:w="140" w:type="dxa"/>
+              <w:bottom w:w="140" w:type="dxa"/>
+              <w:left w:w="180" w:type="dxa"/>
+              <w:right w:w="180" w:type="dxa"/>
             </w:tcMar>
+            <w:vAlign w:val="center"/>
           </w:tcPr>
           <w:p>
             <w:pPr>
-              <w:spacing w:after="40" w:before="40"/>
-              <w:jc w:val="center"/>
+              <w:spacing w:before="40" w:after="40"/>
+              <w:jc w:val="left"/>
             </w:pPr>
             <w:r>
               <w:rPr>
-                <w:rFonts w:ascii="Times New Roman" w:hAnsi="Times New Roman"/>
+                <w:rFonts w:ascii="Segoe UI" w:hAnsi="Segoe UI"/>
                 <w:b/>
                 <w:color w:val="FFFFFF"/>
-                <w:sz w:val="21"/>
+                <w:sz w:val="20"/>
               </w:rPr>
               <w:t>MSSV</w:t>
             </w:r>
@@ -260,25 +243,26 @@
         <w:tc>
           <w:tcPr>
             <w:tcW w:type="dxa" w:w="1872"/>
-            <w:shd w:fill="1E293B"/>
+            <w:shd w:fill="4F46E5"/>
             <w:tcMar>
-              <w:top w:w="120" w:type="dxa"/>
-              <w:bottom w:w="120" w:type="dxa"/>
-              <w:left w:w="150" w:type="dxa"/>
-              <w:right w:w="150" w:type="dxa"/>
+              <w:top w:w="140" w:type="dxa"/>
+              <w:bottom w:w="140" w:type="dxa"/>
+              <w:left w:w="180" w:type="dxa"/>
+              <w:right w:w="180" w:type="dxa"/>
             </w:tcMar>
+            <w:vAlign w:val="center"/>
           </w:tcPr>
           <w:p>
             <w:pPr>
-              <w:spacing w:after="40" w:before="40"/>
-              <w:jc w:val="center"/>
+              <w:spacing w:before="40" w:after="40"/>
+              <w:jc w:val="left"/>
             </w:pPr>
             <w:r>
               <w:rPr>
-                <w:rFonts w:ascii="Times New Roman" w:hAnsi="Times New Roman"/>
+                <w:rFonts w:ascii="Segoe UI" w:hAnsi="Segoe UI"/>
                 <w:b/>
                 <w:color w:val="FFFFFF"/>
-                <w:sz w:val="21"/>
+                <w:sz w:val="20"/>
               </w:rPr>
               <w:t>Vai trò chính</w:t>
             </w:r>
@@ -287,25 +271,26 @@
         <w:tc>
           <w:tcPr>
             <w:tcW w:type="dxa" w:w="1872"/>
-            <w:shd w:fill="1E293B"/>
+            <w:shd w:fill="4F46E5"/>
             <w:tcMar>
-              <w:top w:w="120" w:type="dxa"/>
-              <w:bottom w:w="120" w:type="dxa"/>
-              <w:left w:w="150" w:type="dxa"/>
-              <w:right w:w="150" w:type="dxa"/>
+              <w:top w:w="140" w:type="dxa"/>
+              <w:bottom w:w="140" w:type="dxa"/>
+              <w:left w:w="180" w:type="dxa"/>
+              <w:right w:w="180" w:type="dxa"/>
             </w:tcMar>
+            <w:vAlign w:val="center"/>
           </w:tcPr>
           <w:p>
             <w:pPr>
-              <w:spacing w:after="40" w:before="40"/>
-              <w:jc w:val="center"/>
+              <w:spacing w:before="40" w:after="40"/>
+              <w:jc w:val="left"/>
             </w:pPr>
             <w:r>
               <w:rPr>
-                <w:rFonts w:ascii="Times New Roman" w:hAnsi="Times New Roman"/>
+                <w:rFonts w:ascii="Segoe UI" w:hAnsi="Segoe UI"/>
                 <w:b/>
                 <w:color w:val="FFFFFF"/>
-                <w:sz w:val="21"/>
+                <w:sz w:val="20"/>
               </w:rPr>
               <w:t>Trách nhiệm cụ thể</w:t>
             </w:r>
@@ -318,20 +303,21 @@
             <w:tcW w:type="dxa" w:w="1872"/>
             <w:shd w:fill="FFFFFF"/>
             <w:tcMar>
-              <w:top w:w="100" w:type="dxa"/>
-              <w:bottom w:w="100" w:type="dxa"/>
-              <w:left w:w="120" w:type="dxa"/>
-              <w:right w:w="120" w:type="dxa"/>
+              <w:top w:w="120" w:type="dxa"/>
+              <w:bottom w:w="120" w:type="dxa"/>
+              <w:left w:w="160" w:type="dxa"/>
+              <w:right w:w="160" w:type="dxa"/>
             </w:tcMar>
+            <w:vAlign w:val="center"/>
           </w:tcPr>
           <w:p>
             <w:pPr>
-              <w:spacing w:after="40" w:before="40"/>
+              <w:spacing w:before="20" w:after="20" w:line="276" w:lineRule="auto"/>
             </w:pPr>
             <w:r>
               <w:rPr>
-                <w:rFonts w:ascii="Times New Roman" w:hAnsi="Times New Roman"/>
-                <w:sz w:val="20"/>
+                <w:rFonts w:ascii="Segoe UI" w:hAnsi="Segoe UI"/>
+                <w:sz w:val="19"/>
               </w:rPr>
               <w:t>1</w:t>
             </w:r>
@@ -342,21 +328,20 @@
             <w:tcW w:type="dxa" w:w="1872"/>
             <w:shd w:fill="FFFFFF"/>
             <w:tcMar>
-              <w:top w:w="100" w:type="dxa"/>
-              <w:bottom w:w="100" w:type="dxa"/>
-              <w:left w:w="120" w:type="dxa"/>
-              <w:right w:w="120" w:type="dxa"/>
+              <w:top w:w="120" w:type="dxa"/>
+              <w:bottom w:w="120" w:type="dxa"/>
+              <w:left w:w="160" w:type="dxa"/>
+              <w:right w:w="160" w:type="dxa"/>
             </w:tcMar>
+            <w:vAlign w:val="center"/>
           </w:tcPr>
           <w:p>
             <w:pPr>
-              <w:spacing w:after="40" w:before="40"/>
+              <w:spacing w:before="20" w:after="20" w:line="276" w:lineRule="auto"/>
             </w:pPr>
             <w:r>
               <w:rPr>
-                <w:rFonts w:ascii="Times New Roman" w:hAnsi="Times New Roman"/>
                 <w:b/>
-                <w:sz w:val="20"/>
               </w:rPr>
               <w:t>Nguyễn Tấn Tài</w:t>
             </w:r>
@@ -367,20 +352,21 @@
             <w:tcW w:type="dxa" w:w="1872"/>
             <w:shd w:fill="FFFFFF"/>
             <w:tcMar>
-              <w:top w:w="100" w:type="dxa"/>
-              <w:bottom w:w="100" w:type="dxa"/>
-              <w:left w:w="120" w:type="dxa"/>
-              <w:right w:w="120" w:type="dxa"/>
+              <w:top w:w="120" w:type="dxa"/>
+              <w:bottom w:w="120" w:type="dxa"/>
+              <w:left w:w="160" w:type="dxa"/>
+              <w:right w:w="160" w:type="dxa"/>
             </w:tcMar>
+            <w:vAlign w:val="center"/>
           </w:tcPr>
           <w:p>
             <w:pPr>
-              <w:spacing w:after="40" w:before="40"/>
+              <w:spacing w:before="20" w:after="20" w:line="276" w:lineRule="auto"/>
             </w:pPr>
             <w:r>
               <w:rPr>
-                <w:rFonts w:ascii="Times New Roman" w:hAnsi="Times New Roman"/>
-                <w:sz w:val="20"/>
+                <w:rFonts w:ascii="Segoe UI" w:hAnsi="Segoe UI"/>
+                <w:sz w:val="19"/>
               </w:rPr>
               <w:t>2174802010... (Trưởng nhóm)</w:t>
             </w:r>
@@ -391,20 +377,21 @@
             <w:tcW w:type="dxa" w:w="1872"/>
             <w:shd w:fill="FFFFFF"/>
             <w:tcMar>
-              <w:top w:w="100" w:type="dxa"/>
-              <w:bottom w:w="100" w:type="dxa"/>
-              <w:left w:w="120" w:type="dxa"/>
-              <w:right w:w="120" w:type="dxa"/>
+              <w:top w:w="120" w:type="dxa"/>
+              <w:bottom w:w="120" w:type="dxa"/>
+              <w:left w:w="160" w:type="dxa"/>
+              <w:right w:w="160" w:type="dxa"/>
             </w:tcMar>
+            <w:vAlign w:val="center"/>
           </w:tcPr>
           <w:p>
             <w:pPr>
-              <w:spacing w:after="40" w:before="40"/>
+              <w:spacing w:before="20" w:after="20" w:line="276" w:lineRule="auto"/>
             </w:pPr>
             <w:r>
               <w:rPr>
-                <w:rFonts w:ascii="Times New Roman" w:hAnsi="Times New Roman"/>
-                <w:sz w:val="20"/>
+                <w:rFonts w:ascii="Segoe UI" w:hAnsi="Segoe UI"/>
+                <w:sz w:val="19"/>
               </w:rPr>
               <w:t>Project Manager (PM) &amp; Backend Lead</w:t>
             </w:r>
@@ -415,20 +402,21 @@
             <w:tcW w:type="dxa" w:w="1872"/>
             <w:shd w:fill="FFFFFF"/>
             <w:tcMar>
-              <w:top w:w="100" w:type="dxa"/>
-              <w:bottom w:w="100" w:type="dxa"/>
-              <w:left w:w="120" w:type="dxa"/>
-              <w:right w:w="120" w:type="dxa"/>
+              <w:top w:w="120" w:type="dxa"/>
+              <w:bottom w:w="120" w:type="dxa"/>
+              <w:left w:w="160" w:type="dxa"/>
+              <w:right w:w="160" w:type="dxa"/>
             </w:tcMar>
+            <w:vAlign w:val="center"/>
           </w:tcPr>
           <w:p>
             <w:pPr>
-              <w:spacing w:after="40" w:before="40"/>
+              <w:spacing w:before="20" w:after="20" w:line="276" w:lineRule="auto"/>
             </w:pPr>
             <w:r>
               <w:rPr>
-                <w:rFonts w:ascii="Times New Roman" w:hAnsi="Times New Roman"/>
-                <w:sz w:val="20"/>
+                <w:rFonts w:ascii="Segoe UI" w:hAnsi="Segoe UI"/>
+                <w:sz w:val="19"/>
               </w:rPr>
               <w:t>Quản lý tiến độ Scrum, thiết kế kiến trúc Spring Boot, xác thực JWT &amp; phân quyền RBAC, thiết kế CSDL PostgreSQL.</w:t>
             </w:r>
@@ -441,20 +429,21 @@
             <w:tcW w:type="dxa" w:w="1872"/>
             <w:shd w:fill="F8FAFC"/>
             <w:tcMar>
-              <w:top w:w="100" w:type="dxa"/>
-              <w:bottom w:w="100" w:type="dxa"/>
-              <w:left w:w="120" w:type="dxa"/>
-              <w:right w:w="120" w:type="dxa"/>
+              <w:top w:w="120" w:type="dxa"/>
+              <w:bottom w:w="120" w:type="dxa"/>
+              <w:left w:w="160" w:type="dxa"/>
+              <w:right w:w="160" w:type="dxa"/>
             </w:tcMar>
+            <w:vAlign w:val="center"/>
           </w:tcPr>
           <w:p>
             <w:pPr>
-              <w:spacing w:after="40" w:before="40"/>
+              <w:spacing w:before="20" w:after="20" w:line="276" w:lineRule="auto"/>
             </w:pPr>
             <w:r>
               <w:rPr>
-                <w:rFonts w:ascii="Times New Roman" w:hAnsi="Times New Roman"/>
-                <w:sz w:val="20"/>
+                <w:rFonts w:ascii="Segoe UI" w:hAnsi="Segoe UI"/>
+                <w:sz w:val="19"/>
               </w:rPr>
               <w:t>2</w:t>
             </w:r>
@@ -465,21 +454,20 @@
             <w:tcW w:type="dxa" w:w="1872"/>
             <w:shd w:fill="F8FAFC"/>
             <w:tcMar>
-              <w:top w:w="100" w:type="dxa"/>
-              <w:bottom w:w="100" w:type="dxa"/>
-              <w:left w:w="120" w:type="dxa"/>
-              <w:right w:w="120" w:type="dxa"/>
+              <w:top w:w="120" w:type="dxa"/>
+              <w:bottom w:w="120" w:type="dxa"/>
+              <w:left w:w="160" w:type="dxa"/>
+              <w:right w:w="160" w:type="dxa"/>
             </w:tcMar>
+            <w:vAlign w:val="center"/>
           </w:tcPr>
           <w:p>
             <w:pPr>
-              <w:spacing w:after="40" w:before="40"/>
+              <w:spacing w:before="20" w:after="20" w:line="276" w:lineRule="auto"/>
             </w:pPr>
             <w:r>
               <w:rPr>
-                <w:rFonts w:ascii="Times New Roman" w:hAnsi="Times New Roman"/>
                 <w:b/>
-                <w:sz w:val="20"/>
               </w:rPr>
               <w:t>Nguyễn Bá Anh Khôi</w:t>
             </w:r>
@@ -490,20 +478,21 @@
             <w:tcW w:type="dxa" w:w="1872"/>
             <w:shd w:fill="F8FAFC"/>
             <w:tcMar>
-              <w:top w:w="100" w:type="dxa"/>
-              <w:bottom w:w="100" w:type="dxa"/>
-              <w:left w:w="120" w:type="dxa"/>
-              <w:right w:w="120" w:type="dxa"/>
+              <w:top w:w="120" w:type="dxa"/>
+              <w:bottom w:w="120" w:type="dxa"/>
+              <w:left w:w="160" w:type="dxa"/>
+              <w:right w:w="160" w:type="dxa"/>
             </w:tcMar>
+            <w:vAlign w:val="center"/>
           </w:tcPr>
           <w:p>
             <w:pPr>
-              <w:spacing w:after="40" w:before="40"/>
+              <w:spacing w:before="20" w:after="20" w:line="276" w:lineRule="auto"/>
             </w:pPr>
             <w:r>
               <w:rPr>
-                <w:rFonts w:ascii="Times New Roman" w:hAnsi="Times New Roman"/>
-                <w:sz w:val="20"/>
+                <w:rFonts w:ascii="Segoe UI" w:hAnsi="Segoe UI"/>
+                <w:sz w:val="19"/>
               </w:rPr>
               <w:t>2174802010... (Thành viên)</w:t>
             </w:r>
@@ -514,20 +503,21 @@
             <w:tcW w:type="dxa" w:w="1872"/>
             <w:shd w:fill="F8FAFC"/>
             <w:tcMar>
-              <w:top w:w="100" w:type="dxa"/>
-              <w:bottom w:w="100" w:type="dxa"/>
-              <w:left w:w="120" w:type="dxa"/>
-              <w:right w:w="120" w:type="dxa"/>
+              <w:top w:w="120" w:type="dxa"/>
+              <w:bottom w:w="120" w:type="dxa"/>
+              <w:left w:w="160" w:type="dxa"/>
+              <w:right w:w="160" w:type="dxa"/>
             </w:tcMar>
+            <w:vAlign w:val="center"/>
           </w:tcPr>
           <w:p>
             <w:pPr>
-              <w:spacing w:after="40" w:before="40"/>
+              <w:spacing w:before="20" w:after="20" w:line="276" w:lineRule="auto"/>
             </w:pPr>
             <w:r>
               <w:rPr>
-                <w:rFonts w:ascii="Times New Roman" w:hAnsi="Times New Roman"/>
-                <w:sz w:val="20"/>
+                <w:rFonts w:ascii="Segoe UI" w:hAnsi="Segoe UI"/>
+                <w:sz w:val="19"/>
               </w:rPr>
               <w:t>Business Analyst (BA) &amp; Frontend Lead</w:t>
             </w:r>
@@ -538,20 +528,21 @@
             <w:tcW w:type="dxa" w:w="1872"/>
             <w:shd w:fill="F8FAFC"/>
             <w:tcMar>
-              <w:top w:w="100" w:type="dxa"/>
-              <w:bottom w:w="100" w:type="dxa"/>
-              <w:left w:w="120" w:type="dxa"/>
-              <w:right w:w="120" w:type="dxa"/>
+              <w:top w:w="120" w:type="dxa"/>
+              <w:bottom w:w="120" w:type="dxa"/>
+              <w:left w:w="160" w:type="dxa"/>
+              <w:right w:w="160" w:type="dxa"/>
             </w:tcMar>
+            <w:vAlign w:val="center"/>
           </w:tcPr>
           <w:p>
             <w:pPr>
-              <w:spacing w:after="40" w:before="40"/>
+              <w:spacing w:before="20" w:after="20" w:line="276" w:lineRule="auto"/>
             </w:pPr>
             <w:r>
               <w:rPr>
-                <w:rFonts w:ascii="Times New Roman" w:hAnsi="Times New Roman"/>
-                <w:sz w:val="20"/>
+                <w:rFonts w:ascii="Segoe UI" w:hAnsi="Segoe UI"/>
+                <w:sz w:val="19"/>
               </w:rPr>
               <w:t>Thu thập &amp; đặc tả yêu cầu (SRS), thiết kế API Contract, xây dựng giao diện ReactJS + TypeScript, tích hợp REST API.</w:t>
             </w:r>
@@ -564,20 +555,21 @@
             <w:tcW w:type="dxa" w:w="1872"/>
             <w:shd w:fill="FFFFFF"/>
             <w:tcMar>
-              <w:top w:w="100" w:type="dxa"/>
-              <w:bottom w:w="100" w:type="dxa"/>
-              <w:left w:w="120" w:type="dxa"/>
-              <w:right w:w="120" w:type="dxa"/>
+              <w:top w:w="120" w:type="dxa"/>
+              <w:bottom w:w="120" w:type="dxa"/>
+              <w:left w:w="160" w:type="dxa"/>
+              <w:right w:w="160" w:type="dxa"/>
             </w:tcMar>
+            <w:vAlign w:val="center"/>
           </w:tcPr>
           <w:p>
             <w:pPr>
-              <w:spacing w:after="40" w:before="40"/>
+              <w:spacing w:before="20" w:after="20" w:line="276" w:lineRule="auto"/>
             </w:pPr>
             <w:r>
               <w:rPr>
-                <w:rFonts w:ascii="Times New Roman" w:hAnsi="Times New Roman"/>
-                <w:sz w:val="20"/>
+                <w:rFonts w:ascii="Segoe UI" w:hAnsi="Segoe UI"/>
+                <w:sz w:val="19"/>
               </w:rPr>
               <w:t>3</w:t>
             </w:r>
@@ -588,21 +580,20 @@
             <w:tcW w:type="dxa" w:w="1872"/>
             <w:shd w:fill="FFFFFF"/>
             <w:tcMar>
-              <w:top w:w="100" w:type="dxa"/>
-              <w:bottom w:w="100" w:type="dxa"/>
-              <w:left w:w="120" w:type="dxa"/>
-              <w:right w:w="120" w:type="dxa"/>
+              <w:top w:w="120" w:type="dxa"/>
+              <w:bottom w:w="120" w:type="dxa"/>
+              <w:left w:w="160" w:type="dxa"/>
+              <w:right w:w="160" w:type="dxa"/>
             </w:tcMar>
+            <w:vAlign w:val="center"/>
           </w:tcPr>
           <w:p>
             <w:pPr>
-              <w:spacing w:after="40" w:before="40"/>
+              <w:spacing w:before="20" w:after="20" w:line="276" w:lineRule="auto"/>
             </w:pPr>
             <w:r>
               <w:rPr>
-                <w:rFonts w:ascii="Times New Roman" w:hAnsi="Times New Roman"/>
                 <w:b/>
-                <w:sz w:val="20"/>
               </w:rPr>
               <w:t>Hoàng Long (Bảo Long)</w:t>
             </w:r>
@@ -613,20 +604,21 @@
             <w:tcW w:type="dxa" w:w="1872"/>
             <w:shd w:fill="FFFFFF"/>
             <w:tcMar>
-              <w:top w:w="100" w:type="dxa"/>
-              <w:bottom w:w="100" w:type="dxa"/>
-              <w:left w:w="120" w:type="dxa"/>
-              <w:right w:w="120" w:type="dxa"/>
+              <w:top w:w="120" w:type="dxa"/>
+              <w:bottom w:w="120" w:type="dxa"/>
+              <w:left w:w="160" w:type="dxa"/>
+              <w:right w:w="160" w:type="dxa"/>
             </w:tcMar>
+            <w:vAlign w:val="center"/>
           </w:tcPr>
           <w:p>
             <w:pPr>
-              <w:spacing w:after="40" w:before="40"/>
+              <w:spacing w:before="20" w:after="20" w:line="276" w:lineRule="auto"/>
             </w:pPr>
             <w:r>
               <w:rPr>
-                <w:rFonts w:ascii="Times New Roman" w:hAnsi="Times New Roman"/>
-                <w:sz w:val="20"/>
+                <w:rFonts w:ascii="Segoe UI" w:hAnsi="Segoe UI"/>
+                <w:sz w:val="19"/>
               </w:rPr>
               <w:t>2174802010... (Thành viên)</w:t>
             </w:r>
@@ -637,20 +629,21 @@
             <w:tcW w:type="dxa" w:w="1872"/>
             <w:shd w:fill="FFFFFF"/>
             <w:tcMar>
-              <w:top w:w="100" w:type="dxa"/>
-              <w:bottom w:w="100" w:type="dxa"/>
-              <w:left w:w="120" w:type="dxa"/>
-              <w:right w:w="120" w:type="dxa"/>
+              <w:top w:w="120" w:type="dxa"/>
+              <w:bottom w:w="120" w:type="dxa"/>
+              <w:left w:w="160" w:type="dxa"/>
+              <w:right w:w="160" w:type="dxa"/>
             </w:tcMar>
+            <w:vAlign w:val="center"/>
           </w:tcPr>
           <w:p>
             <w:pPr>
-              <w:spacing w:after="40" w:before="40"/>
+              <w:spacing w:before="20" w:after="20" w:line="276" w:lineRule="auto"/>
             </w:pPr>
             <w:r>
               <w:rPr>
-                <w:rFonts w:ascii="Times New Roman" w:hAnsi="Times New Roman"/>
-                <w:sz w:val="20"/>
+                <w:rFonts w:ascii="Segoe UI" w:hAnsi="Segoe UI"/>
+                <w:sz w:val="19"/>
               </w:rPr>
               <w:t>QA / Tester &amp; DevOps Lead</w:t>
             </w:r>
@@ -661,20 +654,21 @@
             <w:tcW w:type="dxa" w:w="1872"/>
             <w:shd w:fill="FFFFFF"/>
             <w:tcMar>
-              <w:top w:w="100" w:type="dxa"/>
-              <w:bottom w:w="100" w:type="dxa"/>
-              <w:left w:w="120" w:type="dxa"/>
-              <w:right w:w="120" w:type="dxa"/>
+              <w:top w:w="120" w:type="dxa"/>
+              <w:bottom w:w="120" w:type="dxa"/>
+              <w:left w:w="160" w:type="dxa"/>
+              <w:right w:w="160" w:type="dxa"/>
             </w:tcMar>
+            <w:vAlign w:val="center"/>
           </w:tcPr>
           <w:p>
             <w:pPr>
-              <w:spacing w:after="40" w:before="40"/>
+              <w:spacing w:before="20" w:after="20" w:line="276" w:lineRule="auto"/>
             </w:pPr>
             <w:r>
               <w:rPr>
-                <w:rFonts w:ascii="Times New Roman" w:hAnsi="Times New Roman"/>
-                <w:sz w:val="20"/>
+                <w:rFonts w:ascii="Segoe UI" w:hAnsi="Segoe UI"/>
+                <w:sz w:val="19"/>
               </w:rPr>
               <w:t>Lập kế hoạch kiểm thử (Test Plan), viết kịch bản kiểm thử Postman &amp; JUnit 5, đóng gói Docker Compose và tự động hóa khởi chạy.</w:t>
             </w:r>
@@ -684,30 +678,27 @@
     </w:tbl>
     <w:p>
       <w:pPr>
-        <w:spacing w:after="120"/>
+        <w:spacing w:after="160"/>
       </w:pPr>
     </w:p>
     <w:p>
       <w:pPr>
-        <w:spacing w:after="120" w:before="120"/>
+        <w:spacing w:before="120" w:after="120"/>
+        <w:pBdr>
+          <w:bottom w:val="single" w:sz="12" w:space="1" w:color="CBD5E1"/>
+        </w:pBdr>
       </w:pPr>
-      <w:r>
-        <w:rPr>
-          <w:color w:val="C8CDD7"/>
-        </w:rPr>
-        <w:t>—————————————————————————————————————————————</w:t>
-      </w:r>
     </w:p>
     <w:p>
       <w:pPr>
         <w:pStyle w:val="Heading2"/>
-        <w:spacing w:before="200" w:after="80"/>
+        <w:spacing w:before="280" w:after="120"/>
       </w:pPr>
       <w:r>
         <w:rPr>
-          <w:rFonts w:ascii="Times New Roman" w:hAnsi="Times New Roman"/>
+          <w:rFonts w:ascii="Segoe UI" w:hAnsi="Segoe UI"/>
           <w:b/>
-          <w:color w:val="1E3A8A"/>
+          <w:color w:val="4F46E5"/>
           <w:sz w:val="28"/>
         </w:rPr>
         <w:t>2. MỤC TIÊU DỰ ÁN</w:t>
@@ -715,88 +706,141 @@
     </w:p>
     <w:p>
       <w:pPr>
-        <w:pStyle w:val="ListNumber"/>
-        <w:spacing w:after="60" w:before="0"/>
+        <w:spacing w:before="40" w:after="40" w:line="276" w:lineRule="auto"/>
+        <w:ind w:left="360"/>
       </w:pPr>
       <w:r>
         <w:rPr>
-          <w:rFonts w:ascii="Times New Roman" w:hAnsi="Times New Roman"/>
+          <w:rFonts w:ascii="Segoe UI" w:hAnsi="Segoe UI"/>
+          <w:sz w:val="20"/>
+        </w:rPr>
+        <w:t xml:space="preserve">1. </w:t>
+      </w:r>
+      <w:r>
+        <w:rPr>
           <w:b/>
-          <w:sz w:val="22"/>
         </w:rPr>
         <w:t>Xây dựng sàn kết nối hai chiều (Two-sided Marketplace):</w:t>
       </w:r>
       <w:r>
         <w:rPr>
-          <w:rFonts w:ascii="Times New Roman" w:hAnsi="Times New Roman"/>
-          <w:sz w:val="22"/>
+          <w:rFonts w:ascii="Segoe UI" w:hAnsi="Segoe UI"/>
+          <w:sz w:val="20"/>
         </w:rPr>
         <w:t xml:space="preserve"> Kết nối sinh viên có nhu cầu làm thêm với cá nhân/doanh nghiệp cần thuê nhân lực part-time, thời vụ hoặc dự án ngắn hạn.</w:t>
       </w:r>
     </w:p>
     <w:p>
       <w:pPr>
-        <w:pStyle w:val="ListNumber"/>
-        <w:spacing w:after="60" w:before="0"/>
+        <w:spacing w:before="40" w:after="40" w:line="276" w:lineRule="auto"/>
+        <w:ind w:left="360"/>
       </w:pPr>
       <w:r>
         <w:rPr>
-          <w:rFonts w:ascii="Times New Roman" w:hAnsi="Times New Roman"/>
+          <w:rFonts w:ascii="Segoe UI" w:hAnsi="Segoe UI"/>
+          <w:sz w:val="20"/>
+        </w:rPr>
+        <w:t xml:space="preserve">2. </w:t>
+      </w:r>
+      <w:r>
+        <w:rPr>
           <w:b/>
-          <w:sz w:val="22"/>
         </w:rPr>
         <w:t>Khép kín quy trình tuyển dụng:</w:t>
       </w:r>
       <w:r>
         <w:rPr>
-          <w:rFonts w:ascii="Times New Roman" w:hAnsi="Times New Roman"/>
-          <w:sz w:val="22"/>
+          <w:rFonts w:ascii="Segoe UI" w:hAnsi="Segoe UI"/>
+          <w:sz w:val="20"/>
         </w:rPr>
         <w:t xml:space="preserve"> Vận hành luồng nghiệp vụ thông suốt: Đăng tin ➔ Tìm kiếm/Lọc việc ➔ Nộp hồ sơ (CV) ➔ Xét duyệt đơn ➔ Thực hiện ➔ Đánh giá hai chiều (1–5 sao).</w:t>
       </w:r>
     </w:p>
     <w:p>
       <w:pPr>
-        <w:pStyle w:val="ListNumber"/>
-        <w:spacing w:after="60" w:before="0"/>
+        <w:spacing w:before="40" w:after="40" w:line="276" w:lineRule="auto"/>
+        <w:ind w:left="360"/>
       </w:pPr>
       <w:r>
         <w:rPr>
-          <w:rFonts w:ascii="Times New Roman" w:hAnsi="Times New Roman"/>
-          <w:b/>
-          <w:sz w:val="22"/>
+          <w:rFonts w:ascii="Segoe UI" w:hAnsi="Segoe UI"/>
+          <w:sz w:val="20"/>
         </w:rPr>
-        <w:t>Đạt chuẩn kỹ thuật doanh nghiệp:</w:t>
+        <w:t xml:space="preserve">3. </w:t>
       </w:r>
       <w:r>
         <w:rPr>
-          <w:rFonts w:ascii="Times New Roman" w:hAnsi="Times New Roman"/>
-          <w:sz w:val="22"/>
+          <w:b/>
         </w:rPr>
-        <w:t xml:space="preserve"> Xác thực không lưu phiên (Stateless JWT), phân quyền chặt chẽ theo vai trò (RBAC), CSDL đạt chuẩn 3NF có đánh chỉ mục tối ưu, giao diện Responsive hiện đại.</w:t>
+        <w:t>Tích hợp bộ dữ liệu thực tế VietJobs quy mô lớn:</w:t>
+      </w:r>
+      <w:r>
+        <w:rPr>
+          <w:rFonts w:ascii="Segoe UI" w:hAnsi="Segoe UI"/>
+          <w:sz w:val="20"/>
+        </w:rPr>
+        <w:t xml:space="preserve"> Chuẩn hóa và làm sạch 1.450+ tin tuyển dụng part-time/thực tập thực tế, 16 nhóm ngành, 34 tỉnh/thành, hỗ trợ lọc chuyên biệt cho sinh viên theo tinh thần Nghị quyết 202/2025/QH15.</w:t>
       </w:r>
     </w:p>
     <w:p>
       <w:pPr>
-        <w:spacing w:after="120" w:before="120"/>
+        <w:spacing w:before="40" w:after="40" w:line="276" w:lineRule="auto"/>
+        <w:ind w:left="360"/>
       </w:pPr>
       <w:r>
         <w:rPr>
-          <w:color w:val="C8CDD7"/>
+          <w:rFonts w:ascii="Segoe UI" w:hAnsi="Segoe UI"/>
+          <w:sz w:val="20"/>
         </w:rPr>
-        <w:t>—————————————————————————————————————————————</w:t>
+        <w:t xml:space="preserve">4. </w:t>
+      </w:r>
+      <w:r>
+        <w:rPr>
+          <w:b/>
+        </w:rPr>
+        <w:t>Đạt chuẩn kỹ thuật doanh nghiệp &amp; Đa CSDL:</w:t>
+      </w:r>
+      <w:r>
+        <w:rPr>
+          <w:rFonts w:ascii="Segoe UI" w:hAnsi="Segoe UI"/>
+          <w:sz w:val="20"/>
+        </w:rPr>
+        <w:t xml:space="preserve"> Xác thực không lưu phiên (Stateless JWT), phân quyền chặt chẽ theo vai trò (RBAC), hỗ trợ song song 2 hệ quản trị CSDL phổ biến (MySQL 8 và PostgreSQL 18) với mật khẩu chuẩn hóa </w:t>
+      </w:r>
+      <w:r>
+        <w:rPr>
+          <w:rFonts w:ascii="Consolas" w:hAnsi="Consolas"/>
+          <w:color w:val="B42828"/>
+          <w:sz w:val="19"/>
+        </w:rPr>
+        <w:t>12345</w:t>
+      </w:r>
+      <w:r>
+        <w:rPr>
+          <w:rFonts w:ascii="Segoe UI" w:hAnsi="Segoe UI"/>
+          <w:sz w:val="20"/>
+        </w:rPr>
+        <w:t>, CSDL đạt chuẩn 3NF có đánh chỉ mục tối ưu, giao diện Responsive hiện đại.</w:t>
       </w:r>
     </w:p>
     <w:p>
       <w:pPr>
+        <w:spacing w:before="120" w:after="120"/>
+        <w:pBdr>
+          <w:bottom w:val="single" w:sz="12" w:space="1" w:color="CBD5E1"/>
+        </w:pBdr>
+      </w:pPr>
+    </w:p>
+    <w:p>
+      <w:pPr>
         <w:pStyle w:val="Heading2"/>
-        <w:spacing w:before="200" w:after="80"/>
+        <w:spacing w:before="280" w:after="120"/>
       </w:pPr>
       <w:r>
         <w:rPr>
-          <w:rFonts w:ascii="Times New Roman" w:hAnsi="Times New Roman"/>
+          <w:rFonts w:ascii="Segoe UI" w:hAnsi="Segoe UI"/>
           <w:b/>
-          <w:color w:val="1E3A8A"/>
+          <w:color w:val="4F46E5"/>
           <w:sz w:val="28"/>
         </w:rPr>
         <w:t>3. PHẠM VI DỰ ÁN (PROJECT SCOPE)</w:t>
@@ -805,13 +849,13 @@
     <w:p>
       <w:pPr>
         <w:pStyle w:val="Heading3"/>
-        <w:spacing w:before="160" w:after="60"/>
+        <w:spacing w:before="200" w:after="80"/>
       </w:pPr>
       <w:r>
         <w:rPr>
-          <w:rFonts w:ascii="Times New Roman" w:hAnsi="Times New Roman"/>
+          <w:rFonts w:ascii="Segoe UI" w:hAnsi="Segoe UI"/>
           <w:b/>
-          <w:color w:val="334155"/>
+          <w:color w:val="0F172A"/>
           <w:sz w:val="24"/>
         </w:rPr>
         <w:t>3.1. Các chức năng TRONG PHẠM VI (In-Scope)</w:t>
@@ -819,666 +863,771 @@
     </w:p>
     <w:p>
       <w:pPr>
-        <w:pStyle w:val="ListNumber"/>
-        <w:spacing w:after="60" w:before="0"/>
+        <w:spacing w:before="40" w:after="40" w:line="276" w:lineRule="auto"/>
+        <w:ind w:left="360"/>
       </w:pPr>
       <w:r>
         <w:rPr>
-          <w:rFonts w:ascii="Times New Roman" w:hAnsi="Times New Roman"/>
+          <w:rFonts w:ascii="Segoe UI" w:hAnsi="Segoe UI"/>
+          <w:sz w:val="20"/>
+        </w:rPr>
+        <w:t xml:space="preserve">1. </w:t>
+      </w:r>
+      <w:r>
+        <w:rPr>
           <w:b/>
-          <w:sz w:val="22"/>
         </w:rPr>
         <w:t>Quản lý Tài khoản &amp; Phân quyền (Authentication &amp; Authorization):</w:t>
       </w:r>
     </w:p>
     <w:p>
       <w:pPr>
-        <w:spacing w:after="100" w:before="0" w:line="276" w:lineRule="auto"/>
+        <w:spacing w:before="40" w:after="80" w:line="288" w:lineRule="auto"/>
       </w:pPr>
       <w:r>
         <w:rPr>
-          <w:rFonts w:ascii="Times New Roman" w:hAnsi="Times New Roman"/>
-          <w:sz w:val="22"/>
+          <w:rFonts w:ascii="Segoe UI" w:hAnsi="Segoe UI"/>
+          <w:sz w:val="21"/>
         </w:rPr>
         <w:t xml:space="preserve">   - Đăng ký tài khoản theo vai trò: Sinh viên (</w:t>
       </w:r>
       <w:r>
         <w:rPr>
-          <w:rFonts w:ascii="Times New Roman" w:hAnsi="Times New Roman"/>
+          <w:rFonts w:ascii="Consolas" w:hAnsi="Consolas"/>
           <w:color w:val="B42828"/>
-          <w:sz w:val="22"/>
+          <w:sz w:val="19"/>
         </w:rPr>
         <w:t>ROLE_STUDENT</w:t>
       </w:r>
       <w:r>
         <w:rPr>
-          <w:rFonts w:ascii="Times New Roman" w:hAnsi="Times New Roman"/>
-          <w:sz w:val="22"/>
+          <w:rFonts w:ascii="Segoe UI" w:hAnsi="Segoe UI"/>
+          <w:sz w:val="21"/>
         </w:rPr>
         <w:t>) hoặc Nhà tuyển dụng (</w:t>
       </w:r>
       <w:r>
         <w:rPr>
-          <w:rFonts w:ascii="Times New Roman" w:hAnsi="Times New Roman"/>
+          <w:rFonts w:ascii="Consolas" w:hAnsi="Consolas"/>
           <w:color w:val="B42828"/>
-          <w:sz w:val="22"/>
+          <w:sz w:val="19"/>
         </w:rPr>
         <w:t>ROLE_EMPLOYER</w:t>
       </w:r>
       <w:r>
         <w:rPr>
-          <w:rFonts w:ascii="Times New Roman" w:hAnsi="Times New Roman"/>
-          <w:sz w:val="22"/>
+          <w:rFonts w:ascii="Segoe UI" w:hAnsi="Segoe UI"/>
+          <w:sz w:val="21"/>
         </w:rPr>
         <w:t>).</w:t>
       </w:r>
     </w:p>
     <w:p>
       <w:pPr>
-        <w:spacing w:after="100" w:before="0" w:line="276" w:lineRule="auto"/>
+        <w:spacing w:before="40" w:after="80" w:line="288" w:lineRule="auto"/>
       </w:pPr>
       <w:r>
         <w:rPr>
-          <w:rFonts w:ascii="Times New Roman" w:hAnsi="Times New Roman"/>
-          <w:sz w:val="22"/>
+          <w:rFonts w:ascii="Segoe UI" w:hAnsi="Segoe UI"/>
+          <w:sz w:val="21"/>
         </w:rPr>
         <w:t xml:space="preserve">   - Đăng nhập xác thực bằng JWT, mật khẩu mã hóa BCrypt (Salt &gt;= 10).</w:t>
       </w:r>
     </w:p>
     <w:p>
       <w:pPr>
-        <w:spacing w:after="100" w:before="0" w:line="276" w:lineRule="auto"/>
+        <w:spacing w:before="40" w:after="80" w:line="288" w:lineRule="auto"/>
       </w:pPr>
       <w:r>
         <w:rPr>
-          <w:rFonts w:ascii="Times New Roman" w:hAnsi="Times New Roman"/>
-          <w:sz w:val="22"/>
+          <w:rFonts w:ascii="Segoe UI" w:hAnsi="Segoe UI"/>
+          <w:sz w:val="21"/>
         </w:rPr>
         <w:t xml:space="preserve">   - Phân quyền RBAC cho 3 tác nhân: </w:t>
       </w:r>
       <w:r>
         <w:rPr>
-          <w:rFonts w:ascii="Times New Roman" w:hAnsi="Times New Roman"/>
+          <w:rFonts w:ascii="Consolas" w:hAnsi="Consolas"/>
           <w:color w:val="B42828"/>
-          <w:sz w:val="22"/>
+          <w:sz w:val="19"/>
         </w:rPr>
         <w:t>ROLE_STUDENT</w:t>
       </w:r>
       <w:r>
         <w:rPr>
-          <w:rFonts w:ascii="Times New Roman" w:hAnsi="Times New Roman"/>
-          <w:sz w:val="22"/>
+          <w:rFonts w:ascii="Segoe UI" w:hAnsi="Segoe UI"/>
+          <w:sz w:val="21"/>
         </w:rPr>
         <w:t xml:space="preserve">, </w:t>
       </w:r>
       <w:r>
         <w:rPr>
-          <w:rFonts w:ascii="Times New Roman" w:hAnsi="Times New Roman"/>
+          <w:rFonts w:ascii="Consolas" w:hAnsi="Consolas"/>
           <w:color w:val="B42828"/>
-          <w:sz w:val="22"/>
+          <w:sz w:val="19"/>
         </w:rPr>
         <w:t>ROLE_EMPLOYER</w:t>
       </w:r>
       <w:r>
         <w:rPr>
-          <w:rFonts w:ascii="Times New Roman" w:hAnsi="Times New Roman"/>
-          <w:sz w:val="22"/>
+          <w:rFonts w:ascii="Segoe UI" w:hAnsi="Segoe UI"/>
+          <w:sz w:val="21"/>
         </w:rPr>
         <w:t xml:space="preserve">, </w:t>
       </w:r>
       <w:r>
         <w:rPr>
-          <w:rFonts w:ascii="Times New Roman" w:hAnsi="Times New Roman"/>
+          <w:rFonts w:ascii="Consolas" w:hAnsi="Consolas"/>
           <w:color w:val="B42828"/>
-          <w:sz w:val="22"/>
+          <w:sz w:val="19"/>
         </w:rPr>
         <w:t>ROLE_ADMIN</w:t>
       </w:r>
       <w:r>
         <w:rPr>
-          <w:rFonts w:ascii="Times New Roman" w:hAnsi="Times New Roman"/>
-          <w:sz w:val="22"/>
+          <w:rFonts w:ascii="Segoe UI" w:hAnsi="Segoe UI"/>
+          <w:sz w:val="21"/>
         </w:rPr>
         <w:t>.</w:t>
       </w:r>
     </w:p>
     <w:p>
       <w:pPr>
-        <w:spacing w:after="100" w:before="0" w:line="276" w:lineRule="auto"/>
+        <w:spacing w:before="40" w:after="80" w:line="288" w:lineRule="auto"/>
       </w:pPr>
       <w:r>
         <w:rPr>
-          <w:rFonts w:ascii="Times New Roman" w:hAnsi="Times New Roman"/>
-          <w:sz w:val="22"/>
+          <w:rFonts w:ascii="Segoe UI" w:hAnsi="Segoe UI"/>
+          <w:sz w:val="21"/>
         </w:rPr>
         <w:t xml:space="preserve">   - Quản lý hồ sơ cá nhân:</w:t>
       </w:r>
     </w:p>
     <w:p>
       <w:pPr>
-        <w:spacing w:after="100" w:before="0" w:line="276" w:lineRule="auto"/>
+        <w:spacing w:before="40" w:after="80" w:line="288" w:lineRule="auto"/>
       </w:pPr>
       <w:r>
         <w:rPr>
-          <w:rFonts w:ascii="Times New Roman" w:hAnsi="Times New Roman"/>
-          <w:sz w:val="22"/>
+          <w:rFonts w:ascii="Segoe UI" w:hAnsi="Segoe UI"/>
+          <w:sz w:val="21"/>
         </w:rPr>
         <w:t xml:space="preserve">     - Sinh viên: Giới thiệu (bio), danh sách kỹ năng, trường đại học, chuyên ngành, link CV.</w:t>
       </w:r>
     </w:p>
     <w:p>
       <w:pPr>
-        <w:spacing w:after="100" w:before="0" w:line="276" w:lineRule="auto"/>
+        <w:spacing w:before="40" w:after="80" w:line="288" w:lineRule="auto"/>
       </w:pPr>
       <w:r>
         <w:rPr>
-          <w:rFonts w:ascii="Times New Roman" w:hAnsi="Times New Roman"/>
-          <w:sz w:val="22"/>
+          <w:rFonts w:ascii="Segoe UI" w:hAnsi="Segoe UI"/>
+          <w:sz w:val="21"/>
         </w:rPr>
         <w:t xml:space="preserve">     - Nhà tuyển dụng: Tên đơn vị/công ty, địa chỉ, mô tả hoạt động.</w:t>
       </w:r>
     </w:p>
     <w:p>
       <w:pPr>
-        <w:pStyle w:val="ListNumber"/>
-        <w:spacing w:after="60" w:before="0"/>
+        <w:spacing w:before="40" w:after="40" w:line="276" w:lineRule="auto"/>
+        <w:ind w:left="360"/>
       </w:pPr>
       <w:r>
         <w:rPr>
-          <w:rFonts w:ascii="Times New Roman" w:hAnsi="Times New Roman"/>
+          <w:rFonts w:ascii="Segoe UI" w:hAnsi="Segoe UI"/>
+          <w:sz w:val="20"/>
+        </w:rPr>
+        <w:t xml:space="preserve">2. </w:t>
+      </w:r>
+      <w:r>
+        <w:rPr>
           <w:b/>
-          <w:sz w:val="22"/>
         </w:rPr>
-        <w:t>Quản lý Tin tuyển dụng (Job Management):</w:t>
+        <w:t>Quản lý Tin tuyển dụng &amp; Bộ dữ liệu lớn (Job Management &amp; Dataset):</w:t>
       </w:r>
     </w:p>
     <w:p>
       <w:pPr>
-        <w:spacing w:after="100" w:before="0" w:line="276" w:lineRule="auto"/>
+        <w:spacing w:before="40" w:after="80" w:line="288" w:lineRule="auto"/>
       </w:pPr>
       <w:r>
         <w:rPr>
-          <w:rFonts w:ascii="Times New Roman" w:hAnsi="Times New Roman"/>
-          <w:sz w:val="22"/>
+          <w:rFonts w:ascii="Segoe UI" w:hAnsi="Segoe UI"/>
+          <w:sz w:val="21"/>
         </w:rPr>
         <w:t xml:space="preserve">   - NTD đăng tin: Tiêu đề, danh mục, hình thức (</w:t>
       </w:r>
       <w:r>
         <w:rPr>
-          <w:rFonts w:ascii="Times New Roman" w:hAnsi="Times New Roman"/>
+          <w:rFonts w:ascii="Consolas" w:hAnsi="Consolas"/>
           <w:color w:val="B42828"/>
-          <w:sz w:val="22"/>
+          <w:sz w:val="19"/>
         </w:rPr>
         <w:t>ONSITE</w:t>
       </w:r>
       <w:r>
         <w:rPr>
-          <w:rFonts w:ascii="Times New Roman" w:hAnsi="Times New Roman"/>
-          <w:sz w:val="22"/>
+          <w:rFonts w:ascii="Segoe UI" w:hAnsi="Segoe UI"/>
+          <w:sz w:val="21"/>
         </w:rPr>
         <w:t>/</w:t>
       </w:r>
       <w:r>
         <w:rPr>
-          <w:rFonts w:ascii="Times New Roman" w:hAnsi="Times New Roman"/>
+          <w:rFonts w:ascii="Consolas" w:hAnsi="Consolas"/>
           <w:color w:val="B42828"/>
-          <w:sz w:val="22"/>
+          <w:sz w:val="19"/>
         </w:rPr>
         <w:t>REMOTE</w:t>
       </w:r>
       <w:r>
         <w:rPr>
-          <w:rFonts w:ascii="Times New Roman" w:hAnsi="Times New Roman"/>
-          <w:sz w:val="22"/>
+          <w:rFonts w:ascii="Segoe UI" w:hAnsi="Segoe UI"/>
+          <w:sz w:val="21"/>
         </w:rPr>
         <w:t>/</w:t>
       </w:r>
       <w:r>
         <w:rPr>
-          <w:rFonts w:ascii="Times New Roman" w:hAnsi="Times New Roman"/>
+          <w:rFonts w:ascii="Consolas" w:hAnsi="Consolas"/>
           <w:color w:val="B42828"/>
-          <w:sz w:val="22"/>
+          <w:sz w:val="19"/>
         </w:rPr>
         <w:t>HYBRID</w:t>
       </w:r>
       <w:r>
         <w:rPr>
-          <w:rFonts w:ascii="Times New Roman" w:hAnsi="Times New Roman"/>
-          <w:sz w:val="22"/>
+          <w:rFonts w:ascii="Segoe UI" w:hAnsi="Segoe UI"/>
+          <w:sz w:val="21"/>
         </w:rPr>
         <w:t>), loại việc (</w:t>
       </w:r>
       <w:r>
         <w:rPr>
-          <w:rFonts w:ascii="Times New Roman" w:hAnsi="Times New Roman"/>
+          <w:rFonts w:ascii="Consolas" w:hAnsi="Consolas"/>
           <w:color w:val="B42828"/>
-          <w:sz w:val="22"/>
+          <w:sz w:val="19"/>
         </w:rPr>
         <w:t>PART_TIME</w:t>
       </w:r>
       <w:r>
         <w:rPr>
-          <w:rFonts w:ascii="Times New Roman" w:hAnsi="Times New Roman"/>
-          <w:sz w:val="22"/>
+          <w:rFonts w:ascii="Segoe UI" w:hAnsi="Segoe UI"/>
+          <w:sz w:val="21"/>
         </w:rPr>
         <w:t>/</w:t>
       </w:r>
       <w:r>
         <w:rPr>
-          <w:rFonts w:ascii="Times New Roman" w:hAnsi="Times New Roman"/>
+          <w:rFonts w:ascii="Consolas" w:hAnsi="Consolas"/>
           <w:color w:val="B42828"/>
-          <w:sz w:val="22"/>
+          <w:sz w:val="19"/>
         </w:rPr>
         <w:t>FREELANCE</w:t>
       </w:r>
       <w:r>
         <w:rPr>
-          <w:rFonts w:ascii="Times New Roman" w:hAnsi="Times New Roman"/>
-          <w:sz w:val="22"/>
+          <w:rFonts w:ascii="Segoe UI" w:hAnsi="Segoe UI"/>
+          <w:sz w:val="21"/>
         </w:rPr>
         <w:t>/</w:t>
       </w:r>
       <w:r>
         <w:rPr>
-          <w:rFonts w:ascii="Times New Roman" w:hAnsi="Times New Roman"/>
+          <w:rFonts w:ascii="Consolas" w:hAnsi="Consolas"/>
           <w:color w:val="B42828"/>
-          <w:sz w:val="22"/>
+          <w:sz w:val="19"/>
         </w:rPr>
         <w:t>INTERNSHIP</w:t>
       </w:r>
       <w:r>
         <w:rPr>
-          <w:rFonts w:ascii="Times New Roman" w:hAnsi="Times New Roman"/>
-          <w:sz w:val="22"/>
+          <w:rFonts w:ascii="Segoe UI" w:hAnsi="Segoe UI"/>
+          <w:sz w:val="21"/>
         </w:rPr>
-        <w:t>), địa điểm, mức lương, hạn nộp.</w:t>
+        <w:t>), địa điểm, tỉnh thành (</w:t>
+      </w:r>
+      <w:r>
+        <w:rPr>
+          <w:rFonts w:ascii="Consolas" w:hAnsi="Consolas"/>
+          <w:color w:val="B42828"/>
+          <w:sz w:val="19"/>
+        </w:rPr>
+        <w:t>province</w:t>
+      </w:r>
+      <w:r>
+        <w:rPr>
+          <w:rFonts w:ascii="Segoe UI" w:hAnsi="Segoe UI"/>
+          <w:sz w:val="21"/>
+        </w:rPr>
+        <w:t>), mức lương, thù lao chuỗi (</w:t>
+      </w:r>
+      <w:r>
+        <w:rPr>
+          <w:rFonts w:ascii="Consolas" w:hAnsi="Consolas"/>
+          <w:color w:val="B42828"/>
+          <w:sz w:val="19"/>
+        </w:rPr>
+        <w:t>salaryText</w:t>
+      </w:r>
+      <w:r>
+        <w:rPr>
+          <w:rFonts w:ascii="Segoe UI" w:hAnsi="Segoe UI"/>
+          <w:sz w:val="21"/>
+        </w:rPr>
+        <w:t>), thời gian làm ca kíp (</w:t>
+      </w:r>
+      <w:r>
+        <w:rPr>
+          <w:rFonts w:ascii="Consolas" w:hAnsi="Consolas"/>
+          <w:color w:val="B42828"/>
+          <w:sz w:val="19"/>
+        </w:rPr>
+        <w:t>workingHours</w:t>
+      </w:r>
+      <w:r>
+        <w:rPr>
+          <w:rFonts w:ascii="Segoe UI" w:hAnsi="Segoe UI"/>
+          <w:sz w:val="21"/>
+        </w:rPr>
+        <w:t>), quyền lợi (</w:t>
+      </w:r>
+      <w:r>
+        <w:rPr>
+          <w:rFonts w:ascii="Consolas" w:hAnsi="Consolas"/>
+          <w:color w:val="B42828"/>
+          <w:sz w:val="19"/>
+        </w:rPr>
+        <w:t>benefits</w:t>
+      </w:r>
+      <w:r>
+        <w:rPr>
+          <w:rFonts w:ascii="Segoe UI" w:hAnsi="Segoe UI"/>
+          <w:sz w:val="21"/>
+        </w:rPr>
+        <w:t>), gắn nhãn sinh viên (</w:t>
+      </w:r>
+      <w:r>
+        <w:rPr>
+          <w:rFonts w:ascii="Consolas" w:hAnsi="Consolas"/>
+          <w:color w:val="B42828"/>
+          <w:sz w:val="19"/>
+        </w:rPr>
+        <w:t>studentFriendly</w:t>
+      </w:r>
+      <w:r>
+        <w:rPr>
+          <w:rFonts w:ascii="Segoe UI" w:hAnsi="Segoe UI"/>
+          <w:sz w:val="21"/>
+        </w:rPr>
+        <w:t>), hạn nộp.</w:t>
       </w:r>
     </w:p>
     <w:p>
       <w:pPr>
-        <w:spacing w:after="100" w:before="0" w:line="276" w:lineRule="auto"/>
+        <w:spacing w:before="40" w:after="80" w:line="288" w:lineRule="auto"/>
       </w:pPr>
       <w:r>
         <w:rPr>
-          <w:rFonts w:ascii="Times New Roman" w:hAnsi="Times New Roman"/>
-          <w:sz w:val="22"/>
+          <w:rFonts w:ascii="Segoe UI" w:hAnsi="Segoe UI"/>
+          <w:sz w:val="21"/>
         </w:rPr>
-        <w:t xml:space="preserve">   - Tìm kiếm &amp; lọc đa tiêu chí: Từ khóa, danh mục ngành nghề, hình thức làm việc, loại công việc.</w:t>
+        <w:t xml:space="preserve">   - Tìm kiếm &amp; lọc đa tiêu chí hiệu năng cao: Từ khóa, danh mục ngành nghề (16 nhóm ngành), tỉnh/thành phố, hình thức làm việc, loại công việc, lọc nhanh việc làm phù hợp sinh viên.</w:t>
       </w:r>
     </w:p>
     <w:p>
       <w:pPr>
-        <w:spacing w:after="100" w:before="0" w:line="276" w:lineRule="auto"/>
+        <w:spacing w:before="40" w:after="80" w:line="288" w:lineRule="auto"/>
       </w:pPr>
       <w:r>
         <w:rPr>
-          <w:rFonts w:ascii="Times New Roman" w:hAnsi="Times New Roman"/>
-          <w:sz w:val="22"/>
+          <w:rFonts w:ascii="Segoe UI" w:hAnsi="Segoe UI"/>
+          <w:sz w:val="21"/>
         </w:rPr>
         <w:t xml:space="preserve">   - Cập nhật trạng thái tin theo vòng đời: </w:t>
       </w:r>
       <w:r>
         <w:rPr>
-          <w:rFonts w:ascii="Times New Roman" w:hAnsi="Times New Roman"/>
+          <w:rFonts w:ascii="Consolas" w:hAnsi="Consolas"/>
           <w:color w:val="B42828"/>
-          <w:sz w:val="22"/>
+          <w:sz w:val="19"/>
         </w:rPr>
         <w:t>OPEN</w:t>
       </w:r>
       <w:r>
         <w:rPr>
-          <w:rFonts w:ascii="Times New Roman" w:hAnsi="Times New Roman"/>
-          <w:sz w:val="22"/>
+          <w:rFonts w:ascii="Segoe UI" w:hAnsi="Segoe UI"/>
+          <w:sz w:val="21"/>
         </w:rPr>
         <w:t xml:space="preserve"> ➔ </w:t>
       </w:r>
       <w:r>
         <w:rPr>
-          <w:rFonts w:ascii="Times New Roman" w:hAnsi="Times New Roman"/>
+          <w:rFonts w:ascii="Consolas" w:hAnsi="Consolas"/>
           <w:color w:val="B42828"/>
-          <w:sz w:val="22"/>
+          <w:sz w:val="19"/>
         </w:rPr>
         <w:t>IN_PROGRESS</w:t>
       </w:r>
       <w:r>
         <w:rPr>
-          <w:rFonts w:ascii="Times New Roman" w:hAnsi="Times New Roman"/>
-          <w:sz w:val="22"/>
+          <w:rFonts w:ascii="Segoe UI" w:hAnsi="Segoe UI"/>
+          <w:sz w:val="21"/>
         </w:rPr>
         <w:t xml:space="preserve"> ➔ </w:t>
       </w:r>
       <w:r>
         <w:rPr>
-          <w:rFonts w:ascii="Times New Roman" w:hAnsi="Times New Roman"/>
+          <w:rFonts w:ascii="Consolas" w:hAnsi="Consolas"/>
           <w:color w:val="B42828"/>
-          <w:sz w:val="22"/>
+          <w:sz w:val="19"/>
         </w:rPr>
         <w:t>COMPLETED</w:t>
       </w:r>
       <w:r>
         <w:rPr>
-          <w:rFonts w:ascii="Times New Roman" w:hAnsi="Times New Roman"/>
-          <w:sz w:val="22"/>
+          <w:rFonts w:ascii="Segoe UI" w:hAnsi="Segoe UI"/>
+          <w:sz w:val="21"/>
         </w:rPr>
         <w:t xml:space="preserve"> ➔ </w:t>
       </w:r>
       <w:r>
         <w:rPr>
-          <w:rFonts w:ascii="Times New Roman" w:hAnsi="Times New Roman"/>
+          <w:rFonts w:ascii="Consolas" w:hAnsi="Consolas"/>
           <w:color w:val="B42828"/>
-          <w:sz w:val="22"/>
+          <w:sz w:val="19"/>
         </w:rPr>
         <w:t>CLOSED</w:t>
       </w:r>
       <w:r>
         <w:rPr>
-          <w:rFonts w:ascii="Times New Roman" w:hAnsi="Times New Roman"/>
-          <w:sz w:val="22"/>
+          <w:rFonts w:ascii="Segoe UI" w:hAnsi="Segoe UI"/>
+          <w:sz w:val="21"/>
         </w:rPr>
         <w:t>.</w:t>
       </w:r>
     </w:p>
     <w:p>
       <w:pPr>
-        <w:pStyle w:val="ListNumber"/>
-        <w:spacing w:after="60" w:before="0"/>
+        <w:spacing w:before="40" w:after="40" w:line="276" w:lineRule="auto"/>
+        <w:ind w:left="360"/>
       </w:pPr>
       <w:r>
         <w:rPr>
-          <w:rFonts w:ascii="Times New Roman" w:hAnsi="Times New Roman"/>
+          <w:rFonts w:ascii="Segoe UI" w:hAnsi="Segoe UI"/>
+          <w:sz w:val="20"/>
+        </w:rPr>
+        <w:t xml:space="preserve">3. </w:t>
+      </w:r>
+      <w:r>
+        <w:rPr>
           <w:b/>
-          <w:sz w:val="22"/>
         </w:rPr>
         <w:t>Ứng tuyển &amp; Quản lý Ứng viên (Application Management):</w:t>
       </w:r>
     </w:p>
     <w:p>
       <w:pPr>
-        <w:spacing w:after="100" w:before="0" w:line="276" w:lineRule="auto"/>
+        <w:spacing w:before="40" w:after="80" w:line="288" w:lineRule="auto"/>
       </w:pPr>
       <w:r>
         <w:rPr>
-          <w:rFonts w:ascii="Times New Roman" w:hAnsi="Times New Roman"/>
-          <w:sz w:val="22"/>
+          <w:rFonts w:ascii="Segoe UI" w:hAnsi="Segoe UI"/>
+          <w:sz w:val="21"/>
         </w:rPr>
         <w:t xml:space="preserve">   - Sinh viên nộp đơn ứng tuyển kèm thư giới thiệu và liên kết CV trực tuyến (ràng buộc 1 đơn/công việc).</w:t>
       </w:r>
     </w:p>
     <w:p>
       <w:pPr>
-        <w:spacing w:after="100" w:before="0" w:line="276" w:lineRule="auto"/>
+        <w:spacing w:before="40" w:after="80" w:line="288" w:lineRule="auto"/>
       </w:pPr>
       <w:r>
         <w:rPr>
-          <w:rFonts w:ascii="Times New Roman" w:hAnsi="Times New Roman"/>
-          <w:sz w:val="22"/>
+          <w:rFonts w:ascii="Segoe UI" w:hAnsi="Segoe UI"/>
+          <w:sz w:val="21"/>
         </w:rPr>
         <w:t xml:space="preserve">   - Sinh viên theo dõi lịch sử và trạng thái duyệt (</w:t>
       </w:r>
       <w:r>
         <w:rPr>
-          <w:rFonts w:ascii="Times New Roman" w:hAnsi="Times New Roman"/>
+          <w:rFonts w:ascii="Consolas" w:hAnsi="Consolas"/>
           <w:color w:val="B42828"/>
-          <w:sz w:val="22"/>
+          <w:sz w:val="19"/>
         </w:rPr>
         <w:t>PENDING</w:t>
       </w:r>
       <w:r>
         <w:rPr>
-          <w:rFonts w:ascii="Times New Roman" w:hAnsi="Times New Roman"/>
-          <w:sz w:val="22"/>
+          <w:rFonts w:ascii="Segoe UI" w:hAnsi="Segoe UI"/>
+          <w:sz w:val="21"/>
         </w:rPr>
         <w:t xml:space="preserve">, </w:t>
       </w:r>
       <w:r>
         <w:rPr>
-          <w:rFonts w:ascii="Times New Roman" w:hAnsi="Times New Roman"/>
+          <w:rFonts w:ascii="Consolas" w:hAnsi="Consolas"/>
           <w:color w:val="B42828"/>
-          <w:sz w:val="22"/>
+          <w:sz w:val="19"/>
         </w:rPr>
         <w:t>REVIEWING</w:t>
       </w:r>
       <w:r>
         <w:rPr>
-          <w:rFonts w:ascii="Times New Roman" w:hAnsi="Times New Roman"/>
-          <w:sz w:val="22"/>
+          <w:rFonts w:ascii="Segoe UI" w:hAnsi="Segoe UI"/>
+          <w:sz w:val="21"/>
         </w:rPr>
         <w:t xml:space="preserve">, </w:t>
       </w:r>
       <w:r>
         <w:rPr>
-          <w:rFonts w:ascii="Times New Roman" w:hAnsi="Times New Roman"/>
+          <w:rFonts w:ascii="Consolas" w:hAnsi="Consolas"/>
           <w:color w:val="B42828"/>
-          <w:sz w:val="22"/>
+          <w:sz w:val="19"/>
         </w:rPr>
         <w:t>ACCEPTED</w:t>
       </w:r>
       <w:r>
         <w:rPr>
-          <w:rFonts w:ascii="Times New Roman" w:hAnsi="Times New Roman"/>
-          <w:sz w:val="22"/>
+          <w:rFonts w:ascii="Segoe UI" w:hAnsi="Segoe UI"/>
+          <w:sz w:val="21"/>
         </w:rPr>
         <w:t xml:space="preserve">, </w:t>
       </w:r>
       <w:r>
         <w:rPr>
-          <w:rFonts w:ascii="Times New Roman" w:hAnsi="Times New Roman"/>
+          <w:rFonts w:ascii="Consolas" w:hAnsi="Consolas"/>
           <w:color w:val="B42828"/>
-          <w:sz w:val="22"/>
+          <w:sz w:val="19"/>
         </w:rPr>
         <w:t>REJECTED</w:t>
       </w:r>
       <w:r>
         <w:rPr>
-          <w:rFonts w:ascii="Times New Roman" w:hAnsi="Times New Roman"/>
-          <w:sz w:val="22"/>
+          <w:rFonts w:ascii="Segoe UI" w:hAnsi="Segoe UI"/>
+          <w:sz w:val="21"/>
         </w:rPr>
         <w:t>).</w:t>
       </w:r>
     </w:p>
     <w:p>
       <w:pPr>
-        <w:spacing w:after="100" w:before="0" w:line="276" w:lineRule="auto"/>
+        <w:spacing w:before="40" w:after="80" w:line="288" w:lineRule="auto"/>
       </w:pPr>
       <w:r>
         <w:rPr>
-          <w:rFonts w:ascii="Times New Roman" w:hAnsi="Times New Roman"/>
-          <w:sz w:val="22"/>
+          <w:rFonts w:ascii="Segoe UI" w:hAnsi="Segoe UI"/>
+          <w:sz w:val="21"/>
         </w:rPr>
         <w:t xml:space="preserve">   - NTD duyệt danh sách ứng viên: Xem CV, chấp nhận (</w:t>
       </w:r>
       <w:r>
         <w:rPr>
-          <w:rFonts w:ascii="Times New Roman" w:hAnsi="Times New Roman"/>
+          <w:rFonts w:ascii="Consolas" w:hAnsi="Consolas"/>
           <w:color w:val="B42828"/>
-          <w:sz w:val="22"/>
+          <w:sz w:val="19"/>
         </w:rPr>
         <w:t>ACCEPTED</w:t>
       </w:r>
       <w:r>
         <w:rPr>
-          <w:rFonts w:ascii="Times New Roman" w:hAnsi="Times New Roman"/>
-          <w:sz w:val="22"/>
+          <w:rFonts w:ascii="Segoe UI" w:hAnsi="Segoe UI"/>
+          <w:sz w:val="21"/>
         </w:rPr>
         <w:t>) hoặc từ chối (</w:t>
       </w:r>
       <w:r>
         <w:rPr>
-          <w:rFonts w:ascii="Times New Roman" w:hAnsi="Times New Roman"/>
+          <w:rFonts w:ascii="Consolas" w:hAnsi="Consolas"/>
           <w:color w:val="B42828"/>
-          <w:sz w:val="22"/>
+          <w:sz w:val="19"/>
         </w:rPr>
         <w:t>REJECTED</w:t>
       </w:r>
       <w:r>
         <w:rPr>
-          <w:rFonts w:ascii="Times New Roman" w:hAnsi="Times New Roman"/>
-          <w:sz w:val="22"/>
+          <w:rFonts w:ascii="Segoe UI" w:hAnsi="Segoe UI"/>
+          <w:sz w:val="21"/>
         </w:rPr>
         <w:t>) kèm lý do.</w:t>
       </w:r>
     </w:p>
     <w:p>
       <w:pPr>
-        <w:pStyle w:val="ListNumber"/>
-        <w:spacing w:after="60" w:before="0"/>
+        <w:spacing w:before="40" w:after="40" w:line="276" w:lineRule="auto"/>
+        <w:ind w:left="360"/>
       </w:pPr>
       <w:r>
         <w:rPr>
-          <w:rFonts w:ascii="Times New Roman" w:hAnsi="Times New Roman"/>
+          <w:rFonts w:ascii="Segoe UI" w:hAnsi="Segoe UI"/>
+          <w:sz w:val="20"/>
+        </w:rPr>
+        <w:t xml:space="preserve">4. </w:t>
+      </w:r>
+      <w:r>
+        <w:rPr>
           <w:b/>
-          <w:sz w:val="22"/>
         </w:rPr>
         <w:t>Đánh giá &amp; Xếp hạng hai chiều (Two-Way Reviews):</w:t>
       </w:r>
     </w:p>
     <w:p>
       <w:pPr>
-        <w:spacing w:after="100" w:before="0" w:line="276" w:lineRule="auto"/>
+        <w:spacing w:before="40" w:after="80" w:line="288" w:lineRule="auto"/>
       </w:pPr>
       <w:r>
         <w:rPr>
-          <w:rFonts w:ascii="Times New Roman" w:hAnsi="Times New Roman"/>
-          <w:sz w:val="22"/>
+          <w:rFonts w:ascii="Segoe UI" w:hAnsi="Segoe UI"/>
+          <w:sz w:val="21"/>
         </w:rPr>
         <w:t xml:space="preserve">   - Sau khi công việc chuyển sang </w:t>
       </w:r>
       <w:r>
         <w:rPr>
-          <w:rFonts w:ascii="Times New Roman" w:hAnsi="Times New Roman"/>
+          <w:rFonts w:ascii="Consolas" w:hAnsi="Consolas"/>
           <w:color w:val="B42828"/>
-          <w:sz w:val="22"/>
+          <w:sz w:val="19"/>
         </w:rPr>
         <w:t>COMPLETED</w:t>
       </w:r>
       <w:r>
         <w:rPr>
-          <w:rFonts w:ascii="Times New Roman" w:hAnsi="Times New Roman"/>
-          <w:sz w:val="22"/>
+          <w:rFonts w:ascii="Segoe UI" w:hAnsi="Segoe UI"/>
+          <w:sz w:val="21"/>
         </w:rPr>
         <w:t>, mở cổng đánh giá:</w:t>
       </w:r>
     </w:p>
     <w:p>
       <w:pPr>
-        <w:spacing w:after="100" w:before="0" w:line="276" w:lineRule="auto"/>
+        <w:spacing w:before="40" w:after="80" w:line="288" w:lineRule="auto"/>
       </w:pPr>
       <w:r>
         <w:rPr>
-          <w:rFonts w:ascii="Times New Roman" w:hAnsi="Times New Roman"/>
-          <w:sz w:val="22"/>
+          <w:rFonts w:ascii="Segoe UI" w:hAnsi="Segoe UI"/>
+          <w:sz w:val="21"/>
         </w:rPr>
         <w:t xml:space="preserve">     - Sinh viên đánh giá Nhà tuyển dụng (1–5 sao kèm nhận xét).</w:t>
       </w:r>
     </w:p>
     <w:p>
       <w:pPr>
-        <w:spacing w:after="100" w:before="0" w:line="276" w:lineRule="auto"/>
+        <w:spacing w:before="40" w:after="80" w:line="288" w:lineRule="auto"/>
       </w:pPr>
       <w:r>
         <w:rPr>
-          <w:rFonts w:ascii="Times New Roman" w:hAnsi="Times New Roman"/>
-          <w:sz w:val="22"/>
+          <w:rFonts w:ascii="Segoe UI" w:hAnsi="Segoe UI"/>
+          <w:sz w:val="21"/>
         </w:rPr>
         <w:t xml:space="preserve">     - Nhà tuyển dụng đánh giá Sinh viên (1–5 sao kèm nhận xét).</w:t>
       </w:r>
     </w:p>
     <w:p>
       <w:pPr>
-        <w:spacing w:after="100" w:before="0" w:line="276" w:lineRule="auto"/>
+        <w:spacing w:before="40" w:after="80" w:line="288" w:lineRule="auto"/>
       </w:pPr>
       <w:r>
         <w:rPr>
-          <w:rFonts w:ascii="Times New Roman" w:hAnsi="Times New Roman"/>
-          <w:sz w:val="22"/>
+          <w:rFonts w:ascii="Segoe UI" w:hAnsi="Segoe UI"/>
+          <w:sz w:val="21"/>
         </w:rPr>
         <w:t xml:space="preserve">   - Ràng buộc: Mỗi bên chỉ được đánh giá tối đa 1 lần cho mỗi công việc.</w:t>
       </w:r>
     </w:p>
     <w:p>
       <w:pPr>
-        <w:pStyle w:val="ListNumber"/>
-        <w:spacing w:after="60" w:before="0"/>
+        <w:spacing w:before="40" w:after="40" w:line="276" w:lineRule="auto"/>
+        <w:ind w:left="360"/>
       </w:pPr>
       <w:r>
         <w:rPr>
-          <w:rFonts w:ascii="Times New Roman" w:hAnsi="Times New Roman"/>
+          <w:rFonts w:ascii="Segoe UI" w:hAnsi="Segoe UI"/>
+          <w:sz w:val="20"/>
+        </w:rPr>
+        <w:t xml:space="preserve">5. </w:t>
+      </w:r>
+      <w:r>
+        <w:rPr>
           <w:b/>
-          <w:sz w:val="22"/>
         </w:rPr>
         <w:t>Hệ thống Thông báo (Notification Service):</w:t>
       </w:r>
     </w:p>
     <w:p>
       <w:pPr>
-        <w:spacing w:after="100" w:before="0" w:line="276" w:lineRule="auto"/>
+        <w:spacing w:before="40" w:after="80" w:line="288" w:lineRule="auto"/>
       </w:pPr>
       <w:r>
         <w:rPr>
-          <w:rFonts w:ascii="Times New Roman" w:hAnsi="Times New Roman"/>
-          <w:sz w:val="22"/>
+          <w:rFonts w:ascii="Segoe UI" w:hAnsi="Segoe UI"/>
+          <w:sz w:val="21"/>
         </w:rPr>
         <w:t xml:space="preserve">   - Tự động phát thông báo khi: Có ứng viên mới, cập nhật kết quả duyệt, công việc hoàn thành.</w:t>
       </w:r>
     </w:p>
     <w:p>
       <w:pPr>
-        <w:spacing w:after="100" w:before="0" w:line="276" w:lineRule="auto"/>
+        <w:spacing w:before="40" w:after="80" w:line="288" w:lineRule="auto"/>
       </w:pPr>
       <w:r>
         <w:rPr>
-          <w:rFonts w:ascii="Times New Roman" w:hAnsi="Times New Roman"/>
-          <w:sz w:val="22"/>
+          <w:rFonts w:ascii="Segoe UI" w:hAnsi="Segoe UI"/>
+          <w:sz w:val="21"/>
         </w:rPr>
         <w:t xml:space="preserve">   - Hỗ trợ xem danh sách thông báo, đánh dấu đã đọc từng tin hoặc toàn bộ.</w:t>
       </w:r>
     </w:p>
     <w:p>
       <w:pPr>
-        <w:pStyle w:val="ListNumber"/>
-        <w:spacing w:after="60" w:before="0"/>
+        <w:spacing w:before="40" w:after="40" w:line="276" w:lineRule="auto"/>
+        <w:ind w:left="360"/>
       </w:pPr>
       <w:r>
         <w:rPr>
-          <w:rFonts w:ascii="Times New Roman" w:hAnsi="Times New Roman"/>
+          <w:rFonts w:ascii="Segoe UI" w:hAnsi="Segoe UI"/>
+          <w:sz w:val="20"/>
+        </w:rPr>
+        <w:t xml:space="preserve">6. </w:t>
+      </w:r>
+      <w:r>
+        <w:rPr>
           <w:b/>
-          <w:sz w:val="22"/>
         </w:rPr>
         <w:t>Bảng điều khiển Quản trị viên (Admin Portal):</w:t>
       </w:r>
     </w:p>
     <w:p>
       <w:pPr>
-        <w:spacing w:after="100" w:before="0" w:line="276" w:lineRule="auto"/>
+        <w:spacing w:before="40" w:after="80" w:line="288" w:lineRule="auto"/>
       </w:pPr>
       <w:r>
         <w:rPr>
-          <w:rFonts w:ascii="Times New Roman" w:hAnsi="Times New Roman"/>
-          <w:sz w:val="22"/>
+          <w:rFonts w:ascii="Segoe UI" w:hAnsi="Segoe UI"/>
+          <w:sz w:val="21"/>
         </w:rPr>
         <w:t xml:space="preserve">   - Thống kê tổng quan hệ thống: Tổng số người dùng, số lượng tin đăng, số lượt nộp đơn, số lượt đánh giá.</w:t>
       </w:r>
     </w:p>
     <w:p>
       <w:pPr>
-        <w:spacing w:after="100" w:before="0" w:line="276" w:lineRule="auto"/>
+        <w:spacing w:before="40" w:after="80" w:line="288" w:lineRule="auto"/>
       </w:pPr>
       <w:r>
         <w:rPr>
-          <w:rFonts w:ascii="Times New Roman" w:hAnsi="Times New Roman"/>
-          <w:sz w:val="22"/>
+          <w:rFonts w:ascii="Segoe UI" w:hAnsi="Segoe UI"/>
+          <w:sz w:val="21"/>
         </w:rPr>
         <w:t xml:space="preserve">   - Quản lý người dùng: Xem toàn bộ danh sách, khóa/mở khóa tài khoản vi phạm.</w:t>
       </w:r>
     </w:p>
     <w:p>
       <w:pPr>
-        <w:spacing w:after="100" w:before="0" w:line="276" w:lineRule="auto"/>
+        <w:spacing w:before="40" w:after="80" w:line="288" w:lineRule="auto"/>
       </w:pPr>
       <w:r>
         <w:rPr>
-          <w:rFonts w:ascii="Times New Roman" w:hAnsi="Times New Roman"/>
-          <w:sz w:val="22"/>
+          <w:rFonts w:ascii="Segoe UI" w:hAnsi="Segoe UI"/>
+          <w:sz w:val="21"/>
         </w:rPr>
         <w:t xml:space="preserve">   - Kiểm duyệt: Xóa bỏ tin đăng vi phạm quy định.</w:t>
       </w:r>
@@ -1486,13 +1635,13 @@
     <w:p>
       <w:pPr>
         <w:pStyle w:val="Heading3"/>
-        <w:spacing w:before="160" w:after="60"/>
+        <w:spacing w:before="200" w:after="80"/>
       </w:pPr>
       <w:r>
         <w:rPr>
-          <w:rFonts w:ascii="Times New Roman" w:hAnsi="Times New Roman"/>
+          <w:rFonts w:ascii="Segoe UI" w:hAnsi="Segoe UI"/>
           <w:b/>
-          <w:color w:val="334155"/>
+          <w:color w:val="0F172A"/>
           <w:sz w:val="24"/>
         </w:rPr>
         <w:t>3.2. Các nội dung NGOÀI PHẠM VI (Out-of-Scope)</w:t>
@@ -1501,12 +1650,12 @@
     <w:p>
       <w:pPr>
         <w:pStyle w:val="ListBullet"/>
-        <w:spacing w:after="60" w:before="0"/>
+        <w:spacing w:before="40" w:after="40" w:line="276" w:lineRule="auto"/>
       </w:pPr>
       <w:r>
         <w:rPr>
-          <w:rFonts w:ascii="Times New Roman" w:hAnsi="Times New Roman"/>
-          <w:sz w:val="22"/>
+          <w:rFonts w:ascii="Segoe UI" w:hAnsi="Segoe UI"/>
+          <w:sz w:val="20"/>
         </w:rPr>
         <w:t>Tích hợp cổng thanh toán giao dịch tiền mặt trực tuyến (hai bên tự thanh toán trực tiếp hoặc phát triển ở giai đoạn thương mại hóa).</w:t>
       </w:r>
@@ -1514,12 +1663,12 @@
     <w:p>
       <w:pPr>
         <w:pStyle w:val="ListBullet"/>
-        <w:spacing w:after="60" w:before="0"/>
+        <w:spacing w:before="40" w:after="40" w:line="276" w:lineRule="auto"/>
       </w:pPr>
       <w:r>
         <w:rPr>
-          <w:rFonts w:ascii="Times New Roman" w:hAnsi="Times New Roman"/>
-          <w:sz w:val="22"/>
+          <w:rFonts w:ascii="Segoe UI" w:hAnsi="Segoe UI"/>
+          <w:sz w:val="20"/>
         </w:rPr>
         <w:t>Ứng dụng di động Native (tập trung tối ưu Web Responsive hoạt động tốt trên mobile browser).</w:t>
       </w:r>
@@ -1527,37 +1676,34 @@
     <w:p>
       <w:pPr>
         <w:pStyle w:val="ListBullet"/>
-        <w:spacing w:after="60" w:before="0"/>
+        <w:spacing w:before="40" w:after="40" w:line="276" w:lineRule="auto"/>
       </w:pPr>
       <w:r>
         <w:rPr>
-          <w:rFonts w:ascii="Times New Roman" w:hAnsi="Times New Roman"/>
-          <w:sz w:val="22"/>
+          <w:rFonts w:ascii="Segoe UI" w:hAnsi="Segoe UI"/>
+          <w:sz w:val="20"/>
         </w:rPr>
         <w:t>Chatbot AI hoặc tin nhắn thời gian thực phức tạp (liên hệ qua điện thoại, email, thông báo hệ thống).</w:t>
       </w:r>
     </w:p>
     <w:p>
       <w:pPr>
-        <w:spacing w:after="120" w:before="120"/>
+        <w:spacing w:before="120" w:after="120"/>
+        <w:pBdr>
+          <w:bottom w:val="single" w:sz="12" w:space="1" w:color="CBD5E1"/>
+        </w:pBdr>
       </w:pPr>
-      <w:r>
-        <w:rPr>
-          <w:color w:val="C8CDD7"/>
-        </w:rPr>
-        <w:t>—————————————————————————————————————————————</w:t>
-      </w:r>
     </w:p>
     <w:p>
       <w:pPr>
         <w:pStyle w:val="Heading2"/>
-        <w:spacing w:before="200" w:after="80"/>
+        <w:spacing w:before="280" w:after="120"/>
       </w:pPr>
       <w:r>
         <w:rPr>
-          <w:rFonts w:ascii="Times New Roman" w:hAnsi="Times New Roman"/>
+          <w:rFonts w:ascii="Segoe UI" w:hAnsi="Segoe UI"/>
           <w:b/>
-          <w:color w:val="1E3A8A"/>
+          <w:color w:val="4F46E5"/>
           <w:sz w:val="28"/>
         </w:rPr>
         <w:t>4. KẾ HOẠCH TRIỂN KHAI THEO SPRINT (10 BUỔI AGILE)</w:t>
@@ -1565,8 +1711,10 @@
     </w:p>
     <w:tbl>
       <w:tblPr>
+        <w:tblStyle w:val="TableGrid"/>
         <w:tblW w:type="auto" w:w="0"/>
         <w:jc w:val="center"/>
+        <w:tblLayout w:type="autofit"/>
         <w:tblLook w:firstColumn="1" w:firstRow="1" w:lastColumn="0" w:lastRow="0" w:noHBand="0" w:noVBand="1" w:val="04A0"/>
       </w:tblPr>
       <w:tblGrid>
@@ -1579,25 +1727,26 @@
         <w:tc>
           <w:tcPr>
             <w:tcW w:type="dxa" w:w="2340"/>
-            <w:shd w:fill="1E293B"/>
+            <w:shd w:fill="4F46E5"/>
             <w:tcMar>
-              <w:top w:w="120" w:type="dxa"/>
-              <w:bottom w:w="120" w:type="dxa"/>
-              <w:left w:w="150" w:type="dxa"/>
-              <w:right w:w="150" w:type="dxa"/>
+              <w:top w:w="140" w:type="dxa"/>
+              <w:bottom w:w="140" w:type="dxa"/>
+              <w:left w:w="180" w:type="dxa"/>
+              <w:right w:w="180" w:type="dxa"/>
             </w:tcMar>
+            <w:vAlign w:val="center"/>
           </w:tcPr>
           <w:p>
             <w:pPr>
-              <w:spacing w:after="40" w:before="40"/>
-              <w:jc w:val="center"/>
+              <w:spacing w:before="40" w:after="40"/>
+              <w:jc w:val="left"/>
             </w:pPr>
             <w:r>
               <w:rPr>
-                <w:rFonts w:ascii="Times New Roman" w:hAnsi="Times New Roman"/>
+                <w:rFonts w:ascii="Segoe UI" w:hAnsi="Segoe UI"/>
                 <w:b/>
                 <w:color w:val="FFFFFF"/>
-                <w:sz w:val="21"/>
+                <w:sz w:val="20"/>
               </w:rPr>
               <w:t>Sprint</w:t>
             </w:r>
@@ -1606,25 +1755,26 @@
         <w:tc>
           <w:tcPr>
             <w:tcW w:type="dxa" w:w="2340"/>
-            <w:shd w:fill="1E293B"/>
+            <w:shd w:fill="4F46E5"/>
             <w:tcMar>
-              <w:top w:w="120" w:type="dxa"/>
-              <w:bottom w:w="120" w:type="dxa"/>
-              <w:left w:w="150" w:type="dxa"/>
-              <w:right w:w="150" w:type="dxa"/>
+              <w:top w:w="140" w:type="dxa"/>
+              <w:bottom w:w="140" w:type="dxa"/>
+              <w:left w:w="180" w:type="dxa"/>
+              <w:right w:w="180" w:type="dxa"/>
             </w:tcMar>
+            <w:vAlign w:val="center"/>
           </w:tcPr>
           <w:p>
             <w:pPr>
-              <w:spacing w:after="40" w:before="40"/>
-              <w:jc w:val="center"/>
+              <w:spacing w:before="40" w:after="40"/>
+              <w:jc w:val="left"/>
             </w:pPr>
             <w:r>
               <w:rPr>
-                <w:rFonts w:ascii="Times New Roman" w:hAnsi="Times New Roman"/>
+                <w:rFonts w:ascii="Segoe UI" w:hAnsi="Segoe UI"/>
                 <w:b/>
                 <w:color w:val="FFFFFF"/>
-                <w:sz w:val="21"/>
+                <w:sz w:val="20"/>
               </w:rPr>
               <w:t>Buổi</w:t>
             </w:r>
@@ -1633,25 +1783,26 @@
         <w:tc>
           <w:tcPr>
             <w:tcW w:type="dxa" w:w="2340"/>
-            <w:shd w:fill="1E293B"/>
+            <w:shd w:fill="4F46E5"/>
             <w:tcMar>
-              <w:top w:w="120" w:type="dxa"/>
-              <w:bottom w:w="120" w:type="dxa"/>
-              <w:left w:w="150" w:type="dxa"/>
-              <w:right w:w="150" w:type="dxa"/>
+              <w:top w:w="140" w:type="dxa"/>
+              <w:bottom w:w="140" w:type="dxa"/>
+              <w:left w:w="180" w:type="dxa"/>
+              <w:right w:w="180" w:type="dxa"/>
             </w:tcMar>
+            <w:vAlign w:val="center"/>
           </w:tcPr>
           <w:p>
             <w:pPr>
-              <w:spacing w:after="40" w:before="40"/>
-              <w:jc w:val="center"/>
+              <w:spacing w:before="40" w:after="40"/>
+              <w:jc w:val="left"/>
             </w:pPr>
             <w:r>
               <w:rPr>
-                <w:rFonts w:ascii="Times New Roman" w:hAnsi="Times New Roman"/>
+                <w:rFonts w:ascii="Segoe UI" w:hAnsi="Segoe UI"/>
                 <w:b/>
                 <w:color w:val="FFFFFF"/>
-                <w:sz w:val="21"/>
+                <w:sz w:val="20"/>
               </w:rPr>
               <w:t>Mục tiêu chính</w:t>
             </w:r>
@@ -1660,25 +1811,26 @@
         <w:tc>
           <w:tcPr>
             <w:tcW w:type="dxa" w:w="2340"/>
-            <w:shd w:fill="1E293B"/>
+            <w:shd w:fill="4F46E5"/>
             <w:tcMar>
-              <w:top w:w="120" w:type="dxa"/>
-              <w:bottom w:w="120" w:type="dxa"/>
-              <w:left w:w="150" w:type="dxa"/>
-              <w:right w:w="150" w:type="dxa"/>
+              <w:top w:w="140" w:type="dxa"/>
+              <w:bottom w:w="140" w:type="dxa"/>
+              <w:left w:w="180" w:type="dxa"/>
+              <w:right w:w="180" w:type="dxa"/>
             </w:tcMar>
+            <w:vAlign w:val="center"/>
           </w:tcPr>
           <w:p>
             <w:pPr>
-              <w:spacing w:after="40" w:before="40"/>
-              <w:jc w:val="center"/>
+              <w:spacing w:before="40" w:after="40"/>
+              <w:jc w:val="left"/>
             </w:pPr>
             <w:r>
               <w:rPr>
-                <w:rFonts w:ascii="Times New Roman" w:hAnsi="Times New Roman"/>
+                <w:rFonts w:ascii="Segoe UI" w:hAnsi="Segoe UI"/>
                 <w:b/>
                 <w:color w:val="FFFFFF"/>
-                <w:sz w:val="21"/>
+                <w:sz w:val="20"/>
               </w:rPr>
               <w:t>Sản phẩm bàn giao</w:t>
             </w:r>
@@ -1691,21 +1843,20 @@
             <w:tcW w:type="dxa" w:w="2340"/>
             <w:shd w:fill="FFFFFF"/>
             <w:tcMar>
-              <w:top w:w="100" w:type="dxa"/>
-              <w:bottom w:w="100" w:type="dxa"/>
-              <w:left w:w="120" w:type="dxa"/>
-              <w:right w:w="120" w:type="dxa"/>
+              <w:top w:w="120" w:type="dxa"/>
+              <w:bottom w:w="120" w:type="dxa"/>
+              <w:left w:w="160" w:type="dxa"/>
+              <w:right w:w="160" w:type="dxa"/>
             </w:tcMar>
+            <w:vAlign w:val="center"/>
           </w:tcPr>
           <w:p>
             <w:pPr>
-              <w:spacing w:after="40" w:before="40"/>
+              <w:spacing w:before="20" w:after="20" w:line="276" w:lineRule="auto"/>
             </w:pPr>
             <w:r>
               <w:rPr>
-                <w:rFonts w:ascii="Times New Roman" w:hAnsi="Times New Roman"/>
                 <w:b/>
-                <w:sz w:val="20"/>
               </w:rPr>
               <w:t>Sprint 0</w:t>
             </w:r>
@@ -1716,20 +1867,21 @@
             <w:tcW w:type="dxa" w:w="2340"/>
             <w:shd w:fill="FFFFFF"/>
             <w:tcMar>
-              <w:top w:w="100" w:type="dxa"/>
-              <w:bottom w:w="100" w:type="dxa"/>
-              <w:left w:w="120" w:type="dxa"/>
-              <w:right w:w="120" w:type="dxa"/>
+              <w:top w:w="120" w:type="dxa"/>
+              <w:bottom w:w="120" w:type="dxa"/>
+              <w:left w:w="160" w:type="dxa"/>
+              <w:right w:w="160" w:type="dxa"/>
             </w:tcMar>
+            <w:vAlign w:val="center"/>
           </w:tcPr>
           <w:p>
             <w:pPr>
-              <w:spacing w:after="40" w:before="40"/>
+              <w:spacing w:before="20" w:after="20" w:line="276" w:lineRule="auto"/>
             </w:pPr>
             <w:r>
               <w:rPr>
-                <w:rFonts w:ascii="Times New Roman" w:hAnsi="Times New Roman"/>
-                <w:sz w:val="20"/>
+                <w:rFonts w:ascii="Segoe UI" w:hAnsi="Segoe UI"/>
+                <w:sz w:val="19"/>
               </w:rPr>
               <w:t>Buổi 1–3</w:t>
             </w:r>
@@ -1740,20 +1892,21 @@
             <w:tcW w:type="dxa" w:w="2340"/>
             <w:shd w:fill="FFFFFF"/>
             <w:tcMar>
-              <w:top w:w="100" w:type="dxa"/>
-              <w:bottom w:w="100" w:type="dxa"/>
-              <w:left w:w="120" w:type="dxa"/>
-              <w:right w:w="120" w:type="dxa"/>
+              <w:top w:w="120" w:type="dxa"/>
+              <w:bottom w:w="120" w:type="dxa"/>
+              <w:left w:w="160" w:type="dxa"/>
+              <w:right w:w="160" w:type="dxa"/>
             </w:tcMar>
+            <w:vAlign w:val="center"/>
           </w:tcPr>
           <w:p>
             <w:pPr>
-              <w:spacing w:after="40" w:before="40"/>
+              <w:spacing w:before="20" w:after="20" w:line="276" w:lineRule="auto"/>
             </w:pPr>
             <w:r>
               <w:rPr>
-                <w:rFonts w:ascii="Times New Roman" w:hAnsi="Times New Roman"/>
-                <w:sz w:val="20"/>
+                <w:rFonts w:ascii="Segoe UI" w:hAnsi="Segoe UI"/>
+                <w:sz w:val="19"/>
               </w:rPr>
               <w:t>Khảo sát nhu cầu sinh viên, xác định Actor, viết SRS, lập Product Backlog.</w:t>
             </w:r>
@@ -1764,20 +1917,21 @@
             <w:tcW w:type="dxa" w:w="2340"/>
             <w:shd w:fill="FFFFFF"/>
             <w:tcMar>
-              <w:top w:w="100" w:type="dxa"/>
-              <w:bottom w:w="100" w:type="dxa"/>
-              <w:left w:w="120" w:type="dxa"/>
-              <w:right w:w="120" w:type="dxa"/>
+              <w:top w:w="120" w:type="dxa"/>
+              <w:bottom w:w="120" w:type="dxa"/>
+              <w:left w:w="160" w:type="dxa"/>
+              <w:right w:w="160" w:type="dxa"/>
             </w:tcMar>
+            <w:vAlign w:val="center"/>
           </w:tcPr>
           <w:p>
             <w:pPr>
-              <w:spacing w:after="40" w:before="40"/>
+              <w:spacing w:before="20" w:after="20" w:line="276" w:lineRule="auto"/>
             </w:pPr>
             <w:r>
               <w:rPr>
-                <w:rFonts w:ascii="Times New Roman" w:hAnsi="Times New Roman"/>
-                <w:sz w:val="20"/>
+                <w:rFonts w:ascii="Segoe UI" w:hAnsi="Segoe UI"/>
+                <w:sz w:val="19"/>
               </w:rPr>
               <w:t>Phiếu phạm vi, SRS v1.0, Product Backlog.</w:t>
             </w:r>
@@ -1790,21 +1944,20 @@
             <w:tcW w:type="dxa" w:w="2340"/>
             <w:shd w:fill="F8FAFC"/>
             <w:tcMar>
-              <w:top w:w="100" w:type="dxa"/>
-              <w:bottom w:w="100" w:type="dxa"/>
-              <w:left w:w="120" w:type="dxa"/>
-              <w:right w:w="120" w:type="dxa"/>
+              <w:top w:w="120" w:type="dxa"/>
+              <w:bottom w:w="120" w:type="dxa"/>
+              <w:left w:w="160" w:type="dxa"/>
+              <w:right w:w="160" w:type="dxa"/>
             </w:tcMar>
+            <w:vAlign w:val="center"/>
           </w:tcPr>
           <w:p>
             <w:pPr>
-              <w:spacing w:after="40" w:before="40"/>
+              <w:spacing w:before="20" w:after="20" w:line="276" w:lineRule="auto"/>
             </w:pPr>
             <w:r>
               <w:rPr>
-                <w:rFonts w:ascii="Times New Roman" w:hAnsi="Times New Roman"/>
                 <w:b/>
-                <w:sz w:val="20"/>
               </w:rPr>
               <w:t>Sprint 1</w:t>
             </w:r>
@@ -1815,20 +1968,21 @@
             <w:tcW w:type="dxa" w:w="2340"/>
             <w:shd w:fill="F8FAFC"/>
             <w:tcMar>
-              <w:top w:w="100" w:type="dxa"/>
-              <w:bottom w:w="100" w:type="dxa"/>
-              <w:left w:w="120" w:type="dxa"/>
-              <w:right w:w="120" w:type="dxa"/>
+              <w:top w:w="120" w:type="dxa"/>
+              <w:bottom w:w="120" w:type="dxa"/>
+              <w:left w:w="160" w:type="dxa"/>
+              <w:right w:w="160" w:type="dxa"/>
             </w:tcMar>
+            <w:vAlign w:val="center"/>
           </w:tcPr>
           <w:p>
             <w:pPr>
-              <w:spacing w:after="40" w:before="40"/>
+              <w:spacing w:before="20" w:after="20" w:line="276" w:lineRule="auto"/>
             </w:pPr>
             <w:r>
               <w:rPr>
-                <w:rFonts w:ascii="Times New Roman" w:hAnsi="Times New Roman"/>
-                <w:sz w:val="20"/>
+                <w:rFonts w:ascii="Segoe UI" w:hAnsi="Segoe UI"/>
+                <w:sz w:val="19"/>
               </w:rPr>
               <w:t>Buổi 4–5</w:t>
             </w:r>
@@ -1839,20 +1993,21 @@
             <w:tcW w:type="dxa" w:w="2340"/>
             <w:shd w:fill="F8FAFC"/>
             <w:tcMar>
-              <w:top w:w="100" w:type="dxa"/>
-              <w:bottom w:w="100" w:type="dxa"/>
-              <w:left w:w="120" w:type="dxa"/>
-              <w:right w:w="120" w:type="dxa"/>
+              <w:top w:w="120" w:type="dxa"/>
+              <w:bottom w:w="120" w:type="dxa"/>
+              <w:left w:w="160" w:type="dxa"/>
+              <w:right w:w="160" w:type="dxa"/>
             </w:tcMar>
+            <w:vAlign w:val="center"/>
           </w:tcPr>
           <w:p>
             <w:pPr>
-              <w:spacing w:after="40" w:before="40"/>
+              <w:spacing w:before="20" w:after="20" w:line="276" w:lineRule="auto"/>
             </w:pPr>
             <w:r>
               <w:rPr>
-                <w:rFonts w:ascii="Times New Roman" w:hAnsi="Times New Roman"/>
-                <w:sz w:val="20"/>
+                <w:rFonts w:ascii="Segoe UI" w:hAnsi="Segoe UI"/>
+                <w:sz w:val="19"/>
               </w:rPr>
               <w:t>Thiết kế kiến trúc 3 lớp, thiết kế CSDL (ERD), đặc tả REST API Contract, vẽ Wireframe.</w:t>
             </w:r>
@@ -1863,20 +2018,21 @@
             <w:tcW w:type="dxa" w:w="2340"/>
             <w:shd w:fill="F8FAFC"/>
             <w:tcMar>
-              <w:top w:w="100" w:type="dxa"/>
-              <w:bottom w:w="100" w:type="dxa"/>
-              <w:left w:w="120" w:type="dxa"/>
-              <w:right w:w="120" w:type="dxa"/>
+              <w:top w:w="120" w:type="dxa"/>
+              <w:bottom w:w="120" w:type="dxa"/>
+              <w:left w:w="160" w:type="dxa"/>
+              <w:right w:w="160" w:type="dxa"/>
             </w:tcMar>
+            <w:vAlign w:val="center"/>
           </w:tcPr>
           <w:p>
             <w:pPr>
-              <w:spacing w:after="40" w:before="40"/>
+              <w:spacing w:before="20" w:after="20" w:line="276" w:lineRule="auto"/>
             </w:pPr>
             <w:r>
               <w:rPr>
-                <w:rFonts w:ascii="Times New Roman" w:hAnsi="Times New Roman"/>
-                <w:sz w:val="20"/>
+                <w:rFonts w:ascii="Segoe UI" w:hAnsi="Segoe UI"/>
+                <w:sz w:val="19"/>
               </w:rPr>
               <w:t>Tài liệu kiến trúc, file ERD DrawIO, API Contract, Wireframes Prototype.</w:t>
             </w:r>
@@ -1889,21 +2045,20 @@
             <w:tcW w:type="dxa" w:w="2340"/>
             <w:shd w:fill="FFFFFF"/>
             <w:tcMar>
-              <w:top w:w="100" w:type="dxa"/>
-              <w:bottom w:w="100" w:type="dxa"/>
-              <w:left w:w="120" w:type="dxa"/>
-              <w:right w:w="120" w:type="dxa"/>
+              <w:top w:w="120" w:type="dxa"/>
+              <w:bottom w:w="120" w:type="dxa"/>
+              <w:left w:w="160" w:type="dxa"/>
+              <w:right w:w="160" w:type="dxa"/>
             </w:tcMar>
+            <w:vAlign w:val="center"/>
           </w:tcPr>
           <w:p>
             <w:pPr>
-              <w:spacing w:after="40" w:before="40"/>
+              <w:spacing w:before="20" w:after="20" w:line="276" w:lineRule="auto"/>
             </w:pPr>
             <w:r>
               <w:rPr>
-                <w:rFonts w:ascii="Times New Roman" w:hAnsi="Times New Roman"/>
                 <w:b/>
-                <w:sz w:val="20"/>
               </w:rPr>
               <w:t>Sprint 2</w:t>
             </w:r>
@@ -1914,20 +2069,21 @@
             <w:tcW w:type="dxa" w:w="2340"/>
             <w:shd w:fill="FFFFFF"/>
             <w:tcMar>
-              <w:top w:w="100" w:type="dxa"/>
-              <w:bottom w:w="100" w:type="dxa"/>
-              <w:left w:w="120" w:type="dxa"/>
-              <w:right w:w="120" w:type="dxa"/>
+              <w:top w:w="120" w:type="dxa"/>
+              <w:bottom w:w="120" w:type="dxa"/>
+              <w:left w:w="160" w:type="dxa"/>
+              <w:right w:w="160" w:type="dxa"/>
             </w:tcMar>
+            <w:vAlign w:val="center"/>
           </w:tcPr>
           <w:p>
             <w:pPr>
-              <w:spacing w:after="40" w:before="40"/>
+              <w:spacing w:before="20" w:after="20" w:line="276" w:lineRule="auto"/>
             </w:pPr>
             <w:r>
               <w:rPr>
-                <w:rFonts w:ascii="Times New Roman" w:hAnsi="Times New Roman"/>
-                <w:sz w:val="20"/>
+                <w:rFonts w:ascii="Segoe UI" w:hAnsi="Segoe UI"/>
+                <w:sz w:val="19"/>
               </w:rPr>
               <w:t>Buổi 6</w:t>
             </w:r>
@@ -1938,20 +2094,21 @@
             <w:tcW w:type="dxa" w:w="2340"/>
             <w:shd w:fill="FFFFFF"/>
             <w:tcMar>
-              <w:top w:w="100" w:type="dxa"/>
-              <w:bottom w:w="100" w:type="dxa"/>
-              <w:left w:w="120" w:type="dxa"/>
-              <w:right w:w="120" w:type="dxa"/>
+              <w:top w:w="120" w:type="dxa"/>
+              <w:bottom w:w="120" w:type="dxa"/>
+              <w:left w:w="160" w:type="dxa"/>
+              <w:right w:w="160" w:type="dxa"/>
             </w:tcMar>
+            <w:vAlign w:val="center"/>
           </w:tcPr>
           <w:p>
             <w:pPr>
-              <w:spacing w:after="40" w:before="40"/>
+              <w:spacing w:before="20" w:after="20" w:line="276" w:lineRule="auto"/>
             </w:pPr>
             <w:r>
               <w:rPr>
-                <w:rFonts w:ascii="Times New Roman" w:hAnsi="Times New Roman"/>
-                <w:sz w:val="20"/>
+                <w:rFonts w:ascii="Segoe UI" w:hAnsi="Segoe UI"/>
+                <w:sz w:val="19"/>
               </w:rPr>
               <w:t>Lập trình Backend xác thực JWT, mã hóa BCrypt, module hồ sơ; dựng khung Frontend React.</w:t>
             </w:r>
@@ -1962,20 +2119,21 @@
             <w:tcW w:type="dxa" w:w="2340"/>
             <w:shd w:fill="FFFFFF"/>
             <w:tcMar>
-              <w:top w:w="100" w:type="dxa"/>
-              <w:bottom w:w="100" w:type="dxa"/>
-              <w:left w:w="120" w:type="dxa"/>
-              <w:right w:w="120" w:type="dxa"/>
+              <w:top w:w="120" w:type="dxa"/>
+              <w:bottom w:w="120" w:type="dxa"/>
+              <w:left w:w="160" w:type="dxa"/>
+              <w:right w:w="160" w:type="dxa"/>
             </w:tcMar>
+            <w:vAlign w:val="center"/>
           </w:tcPr>
           <w:p>
             <w:pPr>
-              <w:spacing w:after="40" w:before="40"/>
+              <w:spacing w:before="20" w:after="20" w:line="276" w:lineRule="auto"/>
             </w:pPr>
             <w:r>
               <w:rPr>
-                <w:rFonts w:ascii="Times New Roman" w:hAnsi="Times New Roman"/>
-                <w:sz w:val="20"/>
+                <w:rFonts w:ascii="Segoe UI" w:hAnsi="Segoe UI"/>
+                <w:sz w:val="19"/>
               </w:rPr>
               <w:t>Module Auth + User Profile hoạt động trên Swagger &amp; Web UI.</w:t>
             </w:r>
@@ -1988,21 +2146,20 @@
             <w:tcW w:type="dxa" w:w="2340"/>
             <w:shd w:fill="F8FAFC"/>
             <w:tcMar>
-              <w:top w:w="100" w:type="dxa"/>
-              <w:bottom w:w="100" w:type="dxa"/>
-              <w:left w:w="120" w:type="dxa"/>
-              <w:right w:w="120" w:type="dxa"/>
+              <w:top w:w="120" w:type="dxa"/>
+              <w:bottom w:w="120" w:type="dxa"/>
+              <w:left w:w="160" w:type="dxa"/>
+              <w:right w:w="160" w:type="dxa"/>
             </w:tcMar>
+            <w:vAlign w:val="center"/>
           </w:tcPr>
           <w:p>
             <w:pPr>
-              <w:spacing w:after="40" w:before="40"/>
+              <w:spacing w:before="20" w:after="20" w:line="276" w:lineRule="auto"/>
             </w:pPr>
             <w:r>
               <w:rPr>
-                <w:rFonts w:ascii="Times New Roman" w:hAnsi="Times New Roman"/>
                 <w:b/>
-                <w:sz w:val="20"/>
               </w:rPr>
               <w:t>Sprint 3</w:t>
             </w:r>
@@ -2013,20 +2170,21 @@
             <w:tcW w:type="dxa" w:w="2340"/>
             <w:shd w:fill="F8FAFC"/>
             <w:tcMar>
-              <w:top w:w="100" w:type="dxa"/>
-              <w:bottom w:w="100" w:type="dxa"/>
-              <w:left w:w="120" w:type="dxa"/>
-              <w:right w:w="120" w:type="dxa"/>
+              <w:top w:w="120" w:type="dxa"/>
+              <w:bottom w:w="120" w:type="dxa"/>
+              <w:left w:w="160" w:type="dxa"/>
+              <w:right w:w="160" w:type="dxa"/>
             </w:tcMar>
+            <w:vAlign w:val="center"/>
           </w:tcPr>
           <w:p>
             <w:pPr>
-              <w:spacing w:after="40" w:before="40"/>
+              <w:spacing w:before="20" w:after="20" w:line="276" w:lineRule="auto"/>
             </w:pPr>
             <w:r>
               <w:rPr>
-                <w:rFonts w:ascii="Times New Roman" w:hAnsi="Times New Roman"/>
-                <w:sz w:val="20"/>
+                <w:rFonts w:ascii="Segoe UI" w:hAnsi="Segoe UI"/>
+                <w:sz w:val="19"/>
               </w:rPr>
               <w:t>Buổi 7</w:t>
             </w:r>
@@ -2037,20 +2195,21 @@
             <w:tcW w:type="dxa" w:w="2340"/>
             <w:shd w:fill="F8FAFC"/>
             <w:tcMar>
-              <w:top w:w="100" w:type="dxa"/>
-              <w:bottom w:w="100" w:type="dxa"/>
-              <w:left w:w="120" w:type="dxa"/>
-              <w:right w:w="120" w:type="dxa"/>
+              <w:top w:w="120" w:type="dxa"/>
+              <w:bottom w:w="120" w:type="dxa"/>
+              <w:left w:w="160" w:type="dxa"/>
+              <w:right w:w="160" w:type="dxa"/>
             </w:tcMar>
+            <w:vAlign w:val="center"/>
           </w:tcPr>
           <w:p>
             <w:pPr>
-              <w:spacing w:after="40" w:before="40"/>
+              <w:spacing w:before="20" w:after="20" w:line="276" w:lineRule="auto"/>
             </w:pPr>
             <w:r>
               <w:rPr>
-                <w:rFonts w:ascii="Times New Roman" w:hAnsi="Times New Roman"/>
-                <w:sz w:val="20"/>
+                <w:rFonts w:ascii="Segoe UI" w:hAnsi="Segoe UI"/>
+                <w:sz w:val="19"/>
               </w:rPr>
               <w:t>Lập trình CRUD tin việc làm, bộ lọc tìm kiếm, nộp hồ sơ ứng tuyển kèm CV.</w:t>
             </w:r>
@@ -2061,20 +2220,21 @@
             <w:tcW w:type="dxa" w:w="2340"/>
             <w:shd w:fill="F8FAFC"/>
             <w:tcMar>
-              <w:top w:w="100" w:type="dxa"/>
-              <w:bottom w:w="100" w:type="dxa"/>
-              <w:left w:w="120" w:type="dxa"/>
-              <w:right w:w="120" w:type="dxa"/>
+              <w:top w:w="120" w:type="dxa"/>
+              <w:bottom w:w="120" w:type="dxa"/>
+              <w:left w:w="160" w:type="dxa"/>
+              <w:right w:w="160" w:type="dxa"/>
             </w:tcMar>
+            <w:vAlign w:val="center"/>
           </w:tcPr>
           <w:p>
             <w:pPr>
-              <w:spacing w:after="40" w:before="40"/>
+              <w:spacing w:before="20" w:after="20" w:line="276" w:lineRule="auto"/>
             </w:pPr>
             <w:r>
               <w:rPr>
-                <w:rFonts w:ascii="Times New Roman" w:hAnsi="Times New Roman"/>
-                <w:sz w:val="20"/>
+                <w:rFonts w:ascii="Segoe UI" w:hAnsi="Segoe UI"/>
+                <w:sz w:val="19"/>
               </w:rPr>
               <w:t>Module Jobs + Applications hoạt động hoàn chỉnh.</w:t>
             </w:r>
@@ -2087,21 +2247,20 @@
             <w:tcW w:type="dxa" w:w="2340"/>
             <w:shd w:fill="FFFFFF"/>
             <w:tcMar>
-              <w:top w:w="100" w:type="dxa"/>
-              <w:bottom w:w="100" w:type="dxa"/>
-              <w:left w:w="120" w:type="dxa"/>
-              <w:right w:w="120" w:type="dxa"/>
+              <w:top w:w="120" w:type="dxa"/>
+              <w:bottom w:w="120" w:type="dxa"/>
+              <w:left w:w="160" w:type="dxa"/>
+              <w:right w:w="160" w:type="dxa"/>
             </w:tcMar>
+            <w:vAlign w:val="center"/>
           </w:tcPr>
           <w:p>
             <w:pPr>
-              <w:spacing w:after="40" w:before="40"/>
+              <w:spacing w:before="20" w:after="20" w:line="276" w:lineRule="auto"/>
             </w:pPr>
             <w:r>
               <w:rPr>
-                <w:rFonts w:ascii="Times New Roman" w:hAnsi="Times New Roman"/>
                 <w:b/>
-                <w:sz w:val="20"/>
               </w:rPr>
               <w:t>Sprint 4</w:t>
             </w:r>
@@ -2112,20 +2271,21 @@
             <w:tcW w:type="dxa" w:w="2340"/>
             <w:shd w:fill="FFFFFF"/>
             <w:tcMar>
-              <w:top w:w="100" w:type="dxa"/>
-              <w:bottom w:w="100" w:type="dxa"/>
-              <w:left w:w="120" w:type="dxa"/>
-              <w:right w:w="120" w:type="dxa"/>
+              <w:top w:w="120" w:type="dxa"/>
+              <w:bottom w:w="120" w:type="dxa"/>
+              <w:left w:w="160" w:type="dxa"/>
+              <w:right w:w="160" w:type="dxa"/>
             </w:tcMar>
+            <w:vAlign w:val="center"/>
           </w:tcPr>
           <w:p>
             <w:pPr>
-              <w:spacing w:after="40" w:before="40"/>
+              <w:spacing w:before="20" w:after="20" w:line="276" w:lineRule="auto"/>
             </w:pPr>
             <w:r>
               <w:rPr>
-                <w:rFonts w:ascii="Times New Roman" w:hAnsi="Times New Roman"/>
-                <w:sz w:val="20"/>
+                <w:rFonts w:ascii="Segoe UI" w:hAnsi="Segoe UI"/>
+                <w:sz w:val="19"/>
               </w:rPr>
               <w:t>Buổi 8</w:t>
             </w:r>
@@ -2136,20 +2296,21 @@
             <w:tcW w:type="dxa" w:w="2340"/>
             <w:shd w:fill="FFFFFF"/>
             <w:tcMar>
-              <w:top w:w="100" w:type="dxa"/>
-              <w:bottom w:w="100" w:type="dxa"/>
-              <w:left w:w="120" w:type="dxa"/>
-              <w:right w:w="120" w:type="dxa"/>
+              <w:top w:w="120" w:type="dxa"/>
+              <w:bottom w:w="120" w:type="dxa"/>
+              <w:left w:w="160" w:type="dxa"/>
+              <w:right w:w="160" w:type="dxa"/>
             </w:tcMar>
+            <w:vAlign w:val="center"/>
           </w:tcPr>
           <w:p>
             <w:pPr>
-              <w:spacing w:after="40" w:before="40"/>
+              <w:spacing w:before="20" w:after="20" w:line="276" w:lineRule="auto"/>
             </w:pPr>
             <w:r>
               <w:rPr>
-                <w:rFonts w:ascii="Times New Roman" w:hAnsi="Times New Roman"/>
-                <w:sz w:val="20"/>
+                <w:rFonts w:ascii="Segoe UI" w:hAnsi="Segoe UI"/>
+                <w:sz w:val="19"/>
               </w:rPr>
               <w:t>Lập trình Đánh giá 2 chiều, Thông báo, trang Admin; viết Unit Test JUnit 5 &amp; kịch bản Postman.</w:t>
             </w:r>
@@ -2160,20 +2321,21 @@
             <w:tcW w:type="dxa" w:w="2340"/>
             <w:shd w:fill="FFFFFF"/>
             <w:tcMar>
-              <w:top w:w="100" w:type="dxa"/>
-              <w:bottom w:w="100" w:type="dxa"/>
-              <w:left w:w="120" w:type="dxa"/>
-              <w:right w:w="120" w:type="dxa"/>
+              <w:top w:w="120" w:type="dxa"/>
+              <w:bottom w:w="120" w:type="dxa"/>
+              <w:left w:w="160" w:type="dxa"/>
+              <w:right w:w="160" w:type="dxa"/>
             </w:tcMar>
+            <w:vAlign w:val="center"/>
           </w:tcPr>
           <w:p>
             <w:pPr>
-              <w:spacing w:after="40" w:before="40"/>
+              <w:spacing w:before="20" w:after="20" w:line="276" w:lineRule="auto"/>
             </w:pPr>
             <w:r>
               <w:rPr>
-                <w:rFonts w:ascii="Times New Roman" w:hAnsi="Times New Roman"/>
-                <w:sz w:val="20"/>
+                <w:rFonts w:ascii="Segoe UI" w:hAnsi="Segoe UI"/>
+                <w:sz w:val="19"/>
               </w:rPr>
               <w:t>Module Reviews + Admin + Test Report 100% Pass.</w:t>
             </w:r>
@@ -2186,21 +2348,20 @@
             <w:tcW w:type="dxa" w:w="2340"/>
             <w:shd w:fill="F8FAFC"/>
             <w:tcMar>
-              <w:top w:w="100" w:type="dxa"/>
-              <w:bottom w:w="100" w:type="dxa"/>
-              <w:left w:w="120" w:type="dxa"/>
-              <w:right w:w="120" w:type="dxa"/>
+              <w:top w:w="120" w:type="dxa"/>
+              <w:bottom w:w="120" w:type="dxa"/>
+              <w:left w:w="160" w:type="dxa"/>
+              <w:right w:w="160" w:type="dxa"/>
             </w:tcMar>
+            <w:vAlign w:val="center"/>
           </w:tcPr>
           <w:p>
             <w:pPr>
-              <w:spacing w:after="40" w:before="40"/>
+              <w:spacing w:before="20" w:after="20" w:line="276" w:lineRule="auto"/>
             </w:pPr>
             <w:r>
               <w:rPr>
-                <w:rFonts w:ascii="Times New Roman" w:hAnsi="Times New Roman"/>
                 <w:b/>
-                <w:sz w:val="20"/>
               </w:rPr>
               <w:t>Sprint 5</w:t>
             </w:r>
@@ -2211,20 +2372,21 @@
             <w:tcW w:type="dxa" w:w="2340"/>
             <w:shd w:fill="F8FAFC"/>
             <w:tcMar>
-              <w:top w:w="100" w:type="dxa"/>
-              <w:bottom w:w="100" w:type="dxa"/>
-              <w:left w:w="120" w:type="dxa"/>
-              <w:right w:w="120" w:type="dxa"/>
+              <w:top w:w="120" w:type="dxa"/>
+              <w:bottom w:w="120" w:type="dxa"/>
+              <w:left w:w="160" w:type="dxa"/>
+              <w:right w:w="160" w:type="dxa"/>
             </w:tcMar>
+            <w:vAlign w:val="center"/>
           </w:tcPr>
           <w:p>
             <w:pPr>
-              <w:spacing w:after="40" w:before="40"/>
+              <w:spacing w:before="20" w:after="20" w:line="276" w:lineRule="auto"/>
             </w:pPr>
             <w:r>
               <w:rPr>
-                <w:rFonts w:ascii="Times New Roman" w:hAnsi="Times New Roman"/>
-                <w:sz w:val="20"/>
+                <w:rFonts w:ascii="Segoe UI" w:hAnsi="Segoe UI"/>
+                <w:sz w:val="19"/>
               </w:rPr>
               <w:t>Buổi 9–10</w:t>
             </w:r>
@@ -2235,20 +2397,21 @@
             <w:tcW w:type="dxa" w:w="2340"/>
             <w:shd w:fill="F8FAFC"/>
             <w:tcMar>
-              <w:top w:w="100" w:type="dxa"/>
-              <w:bottom w:w="100" w:type="dxa"/>
-              <w:left w:w="120" w:type="dxa"/>
-              <w:right w:w="120" w:type="dxa"/>
+              <w:top w:w="120" w:type="dxa"/>
+              <w:bottom w:w="120" w:type="dxa"/>
+              <w:left w:w="160" w:type="dxa"/>
+              <w:right w:w="160" w:type="dxa"/>
             </w:tcMar>
+            <w:vAlign w:val="center"/>
           </w:tcPr>
           <w:p>
             <w:pPr>
-              <w:spacing w:after="40" w:before="40"/>
+              <w:spacing w:before="20" w:after="20" w:line="276" w:lineRule="auto"/>
             </w:pPr>
             <w:r>
               <w:rPr>
-                <w:rFonts w:ascii="Times New Roman" w:hAnsi="Times New Roman"/>
-                <w:sz w:val="20"/>
+                <w:rFonts w:ascii="Segoe UI" w:hAnsi="Segoe UI"/>
+                <w:sz w:val="19"/>
               </w:rPr>
               <w:t>Đóng gói Docker Compose, cấu hình One-Click Runner, hoàn thiện báo cáo và bảo vệ đồ án.</w:t>
             </w:r>
@@ -2259,20 +2422,21 @@
             <w:tcW w:type="dxa" w:w="2340"/>
             <w:shd w:fill="F8FAFC"/>
             <w:tcMar>
-              <w:top w:w="100" w:type="dxa"/>
-              <w:bottom w:w="100" w:type="dxa"/>
-              <w:left w:w="120" w:type="dxa"/>
-              <w:right w:w="120" w:type="dxa"/>
+              <w:top w:w="120" w:type="dxa"/>
+              <w:bottom w:w="120" w:type="dxa"/>
+              <w:left w:w="160" w:type="dxa"/>
+              <w:right w:w="160" w:type="dxa"/>
             </w:tcMar>
+            <w:vAlign w:val="center"/>
           </w:tcPr>
           <w:p>
             <w:pPr>
-              <w:spacing w:after="40" w:before="40"/>
+              <w:spacing w:before="20" w:after="20" w:line="276" w:lineRule="auto"/>
             </w:pPr>
             <w:r>
               <w:rPr>
-                <w:rFonts w:ascii="Times New Roman" w:hAnsi="Times New Roman"/>
-                <w:sz w:val="20"/>
+                <w:rFonts w:ascii="Segoe UI" w:hAnsi="Segoe UI"/>
+                <w:sz w:val="19"/>
               </w:rPr>
               <w:t>Bộ mã nguồn hoàn chỉnh, Docker chạy 1 lệnh, Slide &amp; Báo cáo nghiệm thu.</w:t>
             </w:r>
@@ -2282,30 +2446,27 @@
     </w:tbl>
     <w:p>
       <w:pPr>
-        <w:spacing w:after="120"/>
+        <w:spacing w:after="160"/>
       </w:pPr>
     </w:p>
     <w:p>
       <w:pPr>
-        <w:spacing w:after="120" w:before="120"/>
+        <w:spacing w:before="120" w:after="120"/>
+        <w:pBdr>
+          <w:bottom w:val="single" w:sz="12" w:space="1" w:color="CBD5E1"/>
+        </w:pBdr>
       </w:pPr>
-      <w:r>
-        <w:rPr>
-          <w:color w:val="C8CDD7"/>
-        </w:rPr>
-        <w:t>—————————————————————————————————————————————</w:t>
-      </w:r>
     </w:p>
     <w:p>
       <w:pPr>
         <w:pStyle w:val="Heading2"/>
-        <w:spacing w:before="200" w:after="80"/>
+        <w:spacing w:before="280" w:after="120"/>
       </w:pPr>
       <w:r>
         <w:rPr>
-          <w:rFonts w:ascii="Times New Roman" w:hAnsi="Times New Roman"/>
+          <w:rFonts w:ascii="Segoe UI" w:hAnsi="Segoe UI"/>
           <w:b/>
-          <w:color w:val="1E3A8A"/>
+          <w:color w:val="4F46E5"/>
           <w:sz w:val="28"/>
         </w:rPr>
         <w:t>5. TIÊU CHÍ NGHIỆM THU KỸ THUẬT (ACCEPTANCE CRITERIA)</w:t>
@@ -2314,20 +2475,18 @@
     <w:p>
       <w:pPr>
         <w:pStyle w:val="ListBullet"/>
-        <w:spacing w:after="60" w:before="0"/>
+        <w:spacing w:before="40" w:after="40" w:line="276" w:lineRule="auto"/>
       </w:pPr>
       <w:r>
         <w:rPr>
-          <w:rFonts w:ascii="Times New Roman" w:hAnsi="Times New Roman"/>
           <w:b/>
-          <w:sz w:val="22"/>
         </w:rPr>
         <w:t>Chức năng:</w:t>
       </w:r>
       <w:r>
         <w:rPr>
-          <w:rFonts w:ascii="Times New Roman" w:hAnsi="Times New Roman"/>
-          <w:sz w:val="22"/>
+          <w:rFonts w:ascii="Segoe UI" w:hAnsi="Segoe UI"/>
+          <w:sz w:val="20"/>
         </w:rPr>
         <w:t xml:space="preserve"> Vận hành hoàn chỉnh 100% kịch bản nghiệp vụ: Đăng tin ➔ Ứng tuyển ➔ Duyệt đơn ➔ Hoàn thành ➔ Đánh giá 2 chiều.</w:t>
       </w:r>
@@ -2335,20 +2494,18 @@
     <w:p>
       <w:pPr>
         <w:pStyle w:val="ListBullet"/>
-        <w:spacing w:after="60" w:before="0"/>
+        <w:spacing w:before="40" w:after="40" w:line="276" w:lineRule="auto"/>
       </w:pPr>
       <w:r>
         <w:rPr>
-          <w:rFonts w:ascii="Times New Roman" w:hAnsi="Times New Roman"/>
           <w:b/>
-          <w:sz w:val="22"/>
         </w:rPr>
         <w:t>Bảo mật:</w:t>
       </w:r>
       <w:r>
         <w:rPr>
-          <w:rFonts w:ascii="Times New Roman" w:hAnsi="Times New Roman"/>
-          <w:sz w:val="22"/>
+          <w:rFonts w:ascii="Segoe UI" w:hAnsi="Segoe UI"/>
+          <w:sz w:val="20"/>
         </w:rPr>
         <w:t xml:space="preserve"> Không để lộ dữ liệu mật khẩu, chặn truy cập trái phép bằng HTTP 401/403, kiểm soát quyền theo vai trò (RBAC).</w:t>
       </w:r>
@@ -2356,20 +2513,18 @@
     <w:p>
       <w:pPr>
         <w:pStyle w:val="ListBullet"/>
-        <w:spacing w:after="60" w:before="0"/>
+        <w:spacing w:before="40" w:after="40" w:line="276" w:lineRule="auto"/>
       </w:pPr>
       <w:r>
         <w:rPr>
-          <w:rFonts w:ascii="Times New Roman" w:hAnsi="Times New Roman"/>
           <w:b/>
-          <w:sz w:val="22"/>
         </w:rPr>
         <w:t>Chất lượng kiểm thử:</w:t>
       </w:r>
       <w:r>
         <w:rPr>
-          <w:rFonts w:ascii="Times New Roman" w:hAnsi="Times New Roman"/>
-          <w:sz w:val="22"/>
+          <w:rFonts w:ascii="Segoe UI" w:hAnsi="Segoe UI"/>
+          <w:sz w:val="20"/>
         </w:rPr>
         <w:t xml:space="preserve"> Tối thiểu 20+ ca kiểm thử tự động trên JUnit 5 &amp; Postman, tỷ lệ đạt 100%, không còn lỗi nghiêm trọng (Blocker Bug).</w:t>
       </w:r>
@@ -2377,35 +2532,33 @@
     <w:p>
       <w:pPr>
         <w:pStyle w:val="ListBullet"/>
-        <w:spacing w:after="60" w:before="0"/>
+        <w:spacing w:before="40" w:after="40" w:line="276" w:lineRule="auto"/>
       </w:pPr>
       <w:r>
         <w:rPr>
-          <w:rFonts w:ascii="Times New Roman" w:hAnsi="Times New Roman"/>
           <w:b/>
-          <w:sz w:val="22"/>
         </w:rPr>
         <w:t>Triển khai:</w:t>
       </w:r>
       <w:r>
         <w:rPr>
-          <w:rFonts w:ascii="Times New Roman" w:hAnsi="Times New Roman"/>
-          <w:sz w:val="22"/>
+          <w:rFonts w:ascii="Segoe UI" w:hAnsi="Segoe UI"/>
+          <w:sz w:val="20"/>
         </w:rPr>
         <w:t xml:space="preserve"> Chạy được ngay trên máy giám khảo thông qua Docker Compose hoặc 1-Click Runner (</w:t>
       </w:r>
       <w:r>
         <w:rPr>
-          <w:rFonts w:ascii="Times New Roman" w:hAnsi="Times New Roman"/>
+          <w:rFonts w:ascii="Consolas" w:hAnsi="Consolas"/>
           <w:color w:val="B42828"/>
-          <w:sz w:val="22"/>
+          <w:sz w:val="19"/>
         </w:rPr>
         <w:t>run.bat</w:t>
       </w:r>
       <w:r>
         <w:rPr>
-          <w:rFonts w:ascii="Times New Roman" w:hAnsi="Times New Roman"/>
-          <w:sz w:val="22"/>
+          <w:rFonts w:ascii="Segoe UI" w:hAnsi="Segoe UI"/>
+          <w:sz w:val="20"/>
         </w:rPr>
         <w:t xml:space="preserve"> / IntelliJ Run Configuration).</w:t>
       </w:r>
@@ -2783,6 +2936,11 @@
     <w:name w:val="Normal"/>
     <w:qFormat/>
     <w:rsid w:val="00FC693F"/>
+    <w:rPr>
+      <w:rFonts w:ascii="Segoe UI" w:hAnsi="Segoe UI"/>
+      <w:color w:val="1E293B"/>
+      <w:sz w:val="21"/>
+    </w:rPr>
   </w:style>
   <w:style w:type="paragraph" w:styleId="Header">
     <w:name w:val="header"/>

--- a/docs/phieu-pham-vi.docx
+++ b/docs/phieu-pham-vi.docx
@@ -772,14 +772,14 @@
         <w:rPr>
           <w:b/>
         </w:rPr>
-        <w:t>Tích hợp bộ dữ liệu thực tế VietJobs quy mô lớn:</w:t>
+        <w:t>Tích hợp bộ dữ liệu thực tế VietJobs và cào từ Internet quy mô lớn:</w:t>
       </w:r>
       <w:r>
         <w:rPr>
           <w:rFonts w:ascii="Segoe UI" w:hAnsi="Segoe UI"/>
           <w:sz w:val="20"/>
         </w:rPr>
-        <w:t xml:space="preserve"> Chuẩn hóa và làm sạch 1.450+ tin tuyển dụng part-time/thực tập thực tế, 16 nhóm ngành, 34 tỉnh/thành, hỗ trợ lọc chuyên biệt cho sinh viên theo tinh thần Nghị quyết 202/2025/QH15.</w:t>
+        <w:t xml:space="preserve"> Chuẩn hóa và làm sạch 1.470+ tin tuyển dụng part-time/thực tập thực tế, 16 nhóm ngành, 34 tỉnh/thành, hỗ trợ lọc chuyên biệt cho sinh viên theo tinh thần Nghị quyết 202/2025/QH15.</w:t>
       </w:r>
     </w:p>
     <w:p>
@@ -1630,6 +1630,49 @@
           <w:sz w:val="21"/>
         </w:rPr>
         <w:t xml:space="preserve">   - Kiểm duyệt: Xóa bỏ tin đăng vi phạm quy định.</w:t>
+      </w:r>
+    </w:p>
+    <w:p>
+      <w:pPr>
+        <w:spacing w:before="40" w:after="40" w:line="276" w:lineRule="auto"/>
+        <w:ind w:left="360"/>
+      </w:pPr>
+      <w:r>
+        <w:rPr>
+          <w:rFonts w:ascii="Segoe UI" w:hAnsi="Segoe UI"/>
+          <w:sz w:val="20"/>
+        </w:rPr>
+        <w:t xml:space="preserve">7. </w:t>
+      </w:r>
+      <w:r>
+        <w:rPr>
+          <w:b/>
+        </w:rPr>
+        <w:t>Trải nghiệm Giao diện &amp; Đa ngôn ngữ (UI/UX, Dark/Light Mode &amp; i18n):</w:t>
+      </w:r>
+    </w:p>
+    <w:p>
+      <w:pPr>
+        <w:spacing w:before="40" w:after="80" w:line="288" w:lineRule="auto"/>
+      </w:pPr>
+      <w:r>
+        <w:rPr>
+          <w:rFonts w:ascii="Segoe UI" w:hAnsi="Segoe UI"/>
+          <w:sz w:val="21"/>
+        </w:rPr>
+        <w:t xml:space="preserve">   - Chế độ sáng / tối (Dark &amp; Light Theme): Tích hợp nút toggle trên thanh điều hướng, tự động lưu và khôi phục trạng thái qua LocalStorage.</w:t>
+      </w:r>
+    </w:p>
+    <w:p>
+      <w:pPr>
+        <w:spacing w:before="40" w:after="80" w:line="288" w:lineRule="auto"/>
+      </w:pPr>
+      <w:r>
+        <w:rPr>
+          <w:rFonts w:ascii="Segoe UI" w:hAnsi="Segoe UI"/>
+          <w:sz w:val="21"/>
+        </w:rPr>
+        <w:t xml:space="preserve">   - Chuyển đổi song ngữ Tiếng Việt - Tiếng Anh (VI / EN): Chuyển đổi tức thì toàn bộ nhãn, điều hướng, bộ lọc, thẻ việc làm và chân trang.</w:t>
       </w:r>
     </w:p>
     <w:p>

--- a/docs/phieu-pham-vi.docx
+++ b/docs/phieu-pham-vi.docx
@@ -1012,7 +1012,7 @@
           <w:rFonts w:ascii="Segoe UI" w:hAnsi="Segoe UI"/>
           <w:sz w:val="21"/>
         </w:rPr>
-        <w:t xml:space="preserve">     - Sinh viên: Giới thiệu (bio), danh sách kỹ năng, trường đại học, chuyên ngành, link CV.</w:t>
+        <w:t xml:space="preserve">      - Sinh viên: Họ tên, số điện thoại, giới thiệu (bio), danh sách kỹ năng, trường đại học, chuyên ngành, link CV.</w:t>
       </w:r>
     </w:p>
     <w:p>
@@ -1024,7 +1024,19 @@
           <w:rFonts w:ascii="Segoe UI" w:hAnsi="Segoe UI"/>
           <w:sz w:val="21"/>
         </w:rPr>
-        <w:t xml:space="preserve">     - Nhà tuyển dụng: Tên đơn vị/công ty, địa chỉ, mô tả hoạt động.</w:t>
+        <w:t xml:space="preserve">      - Nhà tuyển dụng: Tên đơn vị/công ty, địa chỉ trụ sở, mô tả hoạt động, người liên hệ.</w:t>
+      </w:r>
+    </w:p>
+    <w:p>
+      <w:pPr>
+        <w:spacing w:before="40" w:after="80" w:line="288" w:lineRule="auto"/>
+      </w:pPr>
+      <w:r>
+        <w:rPr>
+          <w:rFonts w:ascii="Segoe UI" w:hAnsi="Segoe UI"/>
+          <w:sz w:val="21"/>
+        </w:rPr>
+        <w:t xml:space="preserve">      - Quản trị viên: Thông tin định danh, số điện thoại, tiểu sử quản trị hệ thống.</w:t>
       </w:r>
     </w:p>
     <w:p>
@@ -1407,6 +1419,63 @@
           <w:rFonts w:ascii="Segoe UI" w:hAnsi="Segoe UI"/>
           <w:sz w:val="21"/>
         </w:rPr>
+        <w:t xml:space="preserve">, </w:t>
+      </w:r>
+      <w:r>
+        <w:rPr>
+          <w:rFonts w:ascii="Consolas" w:hAnsi="Consolas"/>
+          <w:color w:val="B42828"/>
+          <w:sz w:val="19"/>
+        </w:rPr>
+        <w:t>CANCELLED</w:t>
+      </w:r>
+      <w:r>
+        <w:rPr>
+          <w:rFonts w:ascii="Segoe UI" w:hAnsi="Segoe UI"/>
+          <w:sz w:val="21"/>
+        </w:rPr>
+        <w:t>).</w:t>
+      </w:r>
+    </w:p>
+    <w:p>
+      <w:pPr>
+        <w:spacing w:before="40" w:after="80" w:line="288" w:lineRule="auto"/>
+      </w:pPr>
+      <w:r>
+        <w:rPr>
+          <w:rFonts w:ascii="Segoe UI" w:hAnsi="Segoe UI"/>
+          <w:sz w:val="21"/>
+        </w:rPr>
+        <w:t xml:space="preserve">   - Sinh viên có quyền tự hủy đơn đã nộp khi đơn còn ở trạng thái </w:t>
+      </w:r>
+      <w:r>
+        <w:rPr>
+          <w:rFonts w:ascii="Consolas" w:hAnsi="Consolas"/>
+          <w:color w:val="B42828"/>
+          <w:sz w:val="19"/>
+        </w:rPr>
+        <w:t>PENDING</w:t>
+      </w:r>
+      <w:r>
+        <w:rPr>
+          <w:rFonts w:ascii="Segoe UI" w:hAnsi="Segoe UI"/>
+          <w:sz w:val="21"/>
+        </w:rPr>
+        <w:t xml:space="preserve"> (</w:t>
+      </w:r>
+      <w:r>
+        <w:rPr>
+          <w:rFonts w:ascii="Consolas" w:hAnsi="Consolas"/>
+          <w:color w:val="B42828"/>
+          <w:sz w:val="19"/>
+        </w:rPr>
+        <w:t>PATCH /api/v1/applications/{id}/cancel</w:t>
+      </w:r>
+      <w:r>
+        <w:rPr>
+          <w:rFonts w:ascii="Segoe UI" w:hAnsi="Segoe UI"/>
+          <w:sz w:val="21"/>
+        </w:rPr>
         <w:t>).</w:t>
       </w:r>
     </w:p>
@@ -1673,6 +1742,91 @@
           <w:sz w:val="21"/>
         </w:rPr>
         <w:t xml:space="preserve">   - Chuyển đổi song ngữ Tiếng Việt - Tiếng Anh (VI / EN): Chuyển đổi tức thì toàn bộ nhãn, điều hướng, bộ lọc, thẻ việc làm và chân trang.</w:t>
+      </w:r>
+    </w:p>
+    <w:p>
+      <w:pPr>
+        <w:spacing w:before="40" w:after="80" w:line="288" w:lineRule="auto"/>
+      </w:pPr>
+      <w:r>
+        <w:rPr>
+          <w:rFonts w:ascii="Segoe UI" w:hAnsi="Segoe UI"/>
+          <w:sz w:val="21"/>
+        </w:rPr>
+        <w:t xml:space="preserve">   - Trang hồ sơ đa vai trò: Giao diện xem và cập nhật hồ sơ cá nhân đồng nhất cho Sinh viên, NTD và Quản trị viên.</w:t>
+      </w:r>
+    </w:p>
+    <w:p>
+      <w:pPr>
+        <w:spacing w:before="40" w:after="40" w:line="276" w:lineRule="auto"/>
+        <w:ind w:left="360"/>
+      </w:pPr>
+      <w:r>
+        <w:rPr>
+          <w:rFonts w:ascii="Segoe UI" w:hAnsi="Segoe UI"/>
+          <w:sz w:val="20"/>
+        </w:rPr>
+        <w:t xml:space="preserve">8. </w:t>
+      </w:r>
+      <w:r>
+        <w:rPr>
+          <w:b/>
+        </w:rPr>
+        <w:t>Giám sát Trạng thái &amp; Công cụ CSDL (Health API &amp; H2 Console):</w:t>
+      </w:r>
+    </w:p>
+    <w:p>
+      <w:pPr>
+        <w:spacing w:before="40" w:after="80" w:line="288" w:lineRule="auto"/>
+      </w:pPr>
+      <w:r>
+        <w:rPr>
+          <w:rFonts w:ascii="Segoe UI" w:hAnsi="Segoe UI"/>
+          <w:sz w:val="21"/>
+        </w:rPr>
+        <w:t xml:space="preserve">   - API gốc </w:t>
+      </w:r>
+      <w:r>
+        <w:rPr>
+          <w:rFonts w:ascii="Consolas" w:hAnsi="Consolas"/>
+          <w:color w:val="B42828"/>
+          <w:sz w:val="19"/>
+        </w:rPr>
+        <w:t>GET /api/v1/</w:t>
+      </w:r>
+      <w:r>
+        <w:rPr>
+          <w:rFonts w:ascii="Segoe UI" w:hAnsi="Segoe UI"/>
+          <w:sz w:val="21"/>
+        </w:rPr>
+        <w:t xml:space="preserve"> trả về trạng thái máy chủ, phiên bản, link Swagger UI và H2 Console.</w:t>
+      </w:r>
+    </w:p>
+    <w:p>
+      <w:pPr>
+        <w:spacing w:before="40" w:after="80" w:line="288" w:lineRule="auto"/>
+      </w:pPr>
+      <w:r>
+        <w:rPr>
+          <w:rFonts w:ascii="Segoe UI" w:hAnsi="Segoe UI"/>
+          <w:sz w:val="21"/>
+        </w:rPr>
+        <w:t xml:space="preserve">   - Web Console </w:t>
+      </w:r>
+      <w:r>
+        <w:rPr>
+          <w:rFonts w:ascii="Consolas" w:hAnsi="Consolas"/>
+          <w:color w:val="B42828"/>
+          <w:sz w:val="19"/>
+        </w:rPr>
+        <w:t>GET /api/v1/h2-console</w:t>
+      </w:r>
+      <w:r>
+        <w:rPr>
+          <w:rFonts w:ascii="Segoe UI" w:hAnsi="Segoe UI"/>
+          <w:sz w:val="21"/>
+        </w:rPr>
+        <w:t xml:space="preserve"> phục vụ tra cứu dữ liệu CSDL nhanh trong môi trường phát triển.</w:t>
       </w:r>
     </w:p>
     <w:p>

--- a/docs/phieu-pham-vi.docx
+++ b/docs/phieu-pham-vi.docx
@@ -368,7 +368,7 @@
                 <w:rFonts w:ascii="Segoe UI" w:hAnsi="Segoe UI"/>
                 <w:sz w:val="19"/>
               </w:rPr>
-              <w:t>2174802010... (Trưởng nhóm)</w:t>
+              <w:t>2174802010839 (Trưởng nhóm)</w:t>
             </w:r>
           </w:p>
         </w:tc>
@@ -393,7 +393,7 @@
                 <w:rFonts w:ascii="Segoe UI" w:hAnsi="Segoe UI"/>
                 <w:sz w:val="19"/>
               </w:rPr>
-              <w:t>Project Manager (PM) &amp; Backend Lead</w:t>
+              <w:t>Tech Lead &amp; Frontend Lead</w:t>
             </w:r>
           </w:p>
         </w:tc>
@@ -418,7 +418,7 @@
                 <w:rFonts w:ascii="Segoe UI" w:hAnsi="Segoe UI"/>
                 <w:sz w:val="19"/>
               </w:rPr>
-              <w:t>Quản lý tiến độ Scrum, thiết kế kiến trúc Spring Boot, xác thực JWT &amp; phân quyền RBAC, thiết kế CSDL PostgreSQL.</w:t>
+              <w:t>Quản lý kỹ thuật và tiến độ Sprint, xây dựng toàn bộ giao diện Web React 18 TypeScript Vite, thiết kế UI/UX, hỗ trợ Dark Mode và song ngữ VI/EN.</w:t>
             </w:r>
           </w:p>
         </w:tc>
@@ -494,7 +494,7 @@
                 <w:rFonts w:ascii="Segoe UI" w:hAnsi="Segoe UI"/>
                 <w:sz w:val="19"/>
               </w:rPr>
-              <w:t>2174802010... (Thành viên)</w:t>
+              <w:t>2174802010842 (Thành viên)</w:t>
             </w:r>
           </w:p>
         </w:tc>
@@ -519,7 +519,7 @@
                 <w:rFonts w:ascii="Segoe UI" w:hAnsi="Segoe UI"/>
                 <w:sz w:val="19"/>
               </w:rPr>
-              <w:t>Business Analyst (BA) &amp; Frontend Lead</w:t>
+              <w:t>Business Analyst (BA) &amp; DevOps Lead</w:t>
             </w:r>
           </w:p>
         </w:tc>
@@ -544,7 +544,22 @@
                 <w:rFonts w:ascii="Segoe UI" w:hAnsi="Segoe UI"/>
                 <w:sz w:val="19"/>
               </w:rPr>
-              <w:t>Thu thập &amp; đặc tả yêu cầu (SRS), thiết kế API Contract, xây dựng giao diện ReactJS + TypeScript, tích hợp REST API.</w:t>
+              <w:t>Thu thập &amp; đặc tả yêu cầu (SRS, 14 User Stories), thiết kế API Contract, đóng gói cụm container Docker Compose, cấu hình tự động hóa script 1-Click launcher (</w:t>
+            </w:r>
+            <w:r>
+              <w:rPr>
+                <w:rFonts w:ascii="Consolas" w:hAnsi="Consolas"/>
+                <w:color w:val="B42828"/>
+                <w:sz w:val="19"/>
+              </w:rPr>
+              <w:t>run.bat</w:t>
+            </w:r>
+            <w:r>
+              <w:rPr>
+                <w:rFonts w:ascii="Segoe UI" w:hAnsi="Segoe UI"/>
+                <w:sz w:val="19"/>
+              </w:rPr>
+              <w:t>).</w:t>
             </w:r>
           </w:p>
         </w:tc>
@@ -595,7 +610,7 @@
               <w:rPr>
                 <w:b/>
               </w:rPr>
-              <w:t>Hoàng Long (Bảo Long)</w:t>
+              <w:t>Hoàng Bảo Long</w:t>
             </w:r>
           </w:p>
         </w:tc>
@@ -620,7 +635,7 @@
                 <w:rFonts w:ascii="Segoe UI" w:hAnsi="Segoe UI"/>
                 <w:sz w:val="19"/>
               </w:rPr>
-              <w:t>2174802010... (Thành viên)</w:t>
+              <w:t>2174802010850 (Thành viên)</w:t>
             </w:r>
           </w:p>
         </w:tc>
@@ -645,7 +660,7 @@
                 <w:rFonts w:ascii="Segoe UI" w:hAnsi="Segoe UI"/>
                 <w:sz w:val="19"/>
               </w:rPr>
-              <w:t>QA / Tester &amp; DevOps Lead</w:t>
+              <w:t>QA/QC &amp; Backend Lead</w:t>
             </w:r>
           </w:p>
         </w:tc>
@@ -670,7 +685,7 @@
                 <w:rFonts w:ascii="Segoe UI" w:hAnsi="Segoe UI"/>
                 <w:sz w:val="19"/>
               </w:rPr>
-              <w:t>Lập kế hoạch kiểm thử (Test Plan), viết kịch bản kiểm thử Postman &amp; JUnit 5, đóng gói Docker Compose và tự động hóa khởi chạy.</w:t>
+              <w:t>Thiết kế CSDL 7 bảng chuẩn 3NF, lập trình toàn bộ Backend RESTful API Spring Boot 3 &amp; JWT Stateless, lập và thực thi Kế hoạch kiểm thử Test Plan 21/21 Pass.</w:t>
             </w:r>
           </w:p>
         </w:tc>
@@ -1906,6 +1921,76 @@
         <w:t>4. KẾ HOẠCH TRIỂN KHAI THEO SPRINT (10 BUỔI AGILE)</w:t>
       </w:r>
     </w:p>
+    <w:p>
+      <w:pPr>
+        <w:spacing w:before="80" w:after="80"/>
+        <w:ind w:left="432"/>
+        <w:pBdr>
+          <w:left w:val="single" w:sz="24" w:space="8" w:color="F59E0B"/>
+        </w:pBdr>
+        <w:shd w:fill="FEF3C7"/>
+      </w:pPr>
+      <w:r>
+        <w:rPr>
+          <w:b/>
+          <w:i/>
+          <w:color w:val="92400E"/>
+          <w:sz w:val="20"/>
+        </w:rPr>
+        <w:t>📅 Lịch:</w:t>
+      </w:r>
+      <w:r>
+        <w:rPr>
+          <w:i/>
+          <w:color w:val="92400E"/>
+          <w:sz w:val="20"/>
+        </w:rPr>
+        <w:t xml:space="preserve"> Mỗi buổi = 1 tuần | Buổi 1: </w:t>
+      </w:r>
+      <w:r>
+        <w:rPr>
+          <w:b/>
+          <w:i/>
+          <w:color w:val="92400E"/>
+          <w:sz w:val="20"/>
+        </w:rPr>
+        <w:t>25/09/2026</w:t>
+      </w:r>
+      <w:r>
+        <w:rPr>
+          <w:i/>
+          <w:color w:val="92400E"/>
+          <w:sz w:val="20"/>
+        </w:rPr>
+        <w:t xml:space="preserve"> | Buổi 5: </w:t>
+      </w:r>
+      <w:r>
+        <w:rPr>
+          <w:b/>
+          <w:i/>
+          <w:color w:val="92400E"/>
+          <w:sz w:val="20"/>
+        </w:rPr>
+        <w:t>23/10/2026</w:t>
+      </w:r>
+      <w:r>
+        <w:rPr>
+          <w:i/>
+          <w:color w:val="92400E"/>
+          <w:sz w:val="20"/>
+        </w:rPr>
+        <w:t xml:space="preserve"> | Buổi 10: </w:t>
+      </w:r>
+      <w:r>
+        <w:rPr>
+          <w:b/>
+          <w:i/>
+          <w:color w:val="92400E"/>
+          <w:sz w:val="20"/>
+        </w:rPr>
+        <w:t>27/11/2026</w:t>
+      </w:r>
+    </w:p>
     <w:tbl>
       <w:tblPr>
         <w:tblStyle w:val="TableGrid"/>
@@ -1915,15 +2000,16 @@
         <w:tblLook w:firstColumn="1" w:firstRow="1" w:lastColumn="0" w:lastRow="0" w:noHBand="0" w:noVBand="1" w:val="04A0"/>
       </w:tblPr>
       <w:tblGrid>
-        <w:gridCol w:w="2340"/>
-        <w:gridCol w:w="2340"/>
-        <w:gridCol w:w="2340"/>
-        <w:gridCol w:w="2340"/>
+        <w:gridCol w:w="1872"/>
+        <w:gridCol w:w="1872"/>
+        <w:gridCol w:w="1872"/>
+        <w:gridCol w:w="1872"/>
+        <w:gridCol w:w="1872"/>
       </w:tblGrid>
       <w:tr>
         <w:tc>
           <w:tcPr>
-            <w:tcW w:type="dxa" w:w="2340"/>
+            <w:tcW w:type="dxa" w:w="1872"/>
             <w:shd w:fill="4F46E5"/>
             <w:tcMar>
               <w:top w:w="140" w:type="dxa"/>
@@ -1951,7 +2037,7 @@
         </w:tc>
         <w:tc>
           <w:tcPr>
-            <w:tcW w:type="dxa" w:w="2340"/>
+            <w:tcW w:type="dxa" w:w="1872"/>
             <w:shd w:fill="4F46E5"/>
             <w:tcMar>
               <w:top w:w="140" w:type="dxa"/>
@@ -1979,7 +2065,35 @@
         </w:tc>
         <w:tc>
           <w:tcPr>
-            <w:tcW w:type="dxa" w:w="2340"/>
+            <w:tcW w:type="dxa" w:w="1872"/>
+            <w:shd w:fill="4F46E5"/>
+            <w:tcMar>
+              <w:top w:w="140" w:type="dxa"/>
+              <w:bottom w:w="140" w:type="dxa"/>
+              <w:left w:w="180" w:type="dxa"/>
+              <w:right w:w="180" w:type="dxa"/>
+            </w:tcMar>
+            <w:vAlign w:val="center"/>
+          </w:tcPr>
+          <w:p>
+            <w:pPr>
+              <w:spacing w:before="40" w:after="40"/>
+              <w:jc w:val="left"/>
+            </w:pPr>
+            <w:r>
+              <w:rPr>
+                <w:rFonts w:ascii="Segoe UI" w:hAnsi="Segoe UI"/>
+                <w:b/>
+                <w:color w:val="FFFFFF"/>
+                <w:sz w:val="20"/>
+              </w:rPr>
+              <w:t>Ngày</w:t>
+            </w:r>
+          </w:p>
+        </w:tc>
+        <w:tc>
+          <w:tcPr>
+            <w:tcW w:type="dxa" w:w="1872"/>
             <w:shd w:fill="4F46E5"/>
             <w:tcMar>
               <w:top w:w="140" w:type="dxa"/>
@@ -2007,7 +2121,7 @@
         </w:tc>
         <w:tc>
           <w:tcPr>
-            <w:tcW w:type="dxa" w:w="2340"/>
+            <w:tcW w:type="dxa" w:w="1872"/>
             <w:shd w:fill="4F46E5"/>
             <w:tcMar>
               <w:top w:w="140" w:type="dxa"/>
@@ -2037,7 +2151,7 @@
       <w:tr>
         <w:tc>
           <w:tcPr>
-            <w:tcW w:type="dxa" w:w="2340"/>
+            <w:tcW w:type="dxa" w:w="1872"/>
             <w:shd w:fill="FFFFFF"/>
             <w:tcMar>
               <w:top w:w="120" w:type="dxa"/>
@@ -2061,7 +2175,7 @@
         </w:tc>
         <w:tc>
           <w:tcPr>
-            <w:tcW w:type="dxa" w:w="2340"/>
+            <w:tcW w:type="dxa" w:w="1872"/>
             <w:shd w:fill="FFFFFF"/>
             <w:tcMar>
               <w:top w:w="120" w:type="dxa"/>
@@ -2080,13 +2194,13 @@
                 <w:rFonts w:ascii="Segoe UI" w:hAnsi="Segoe UI"/>
                 <w:sz w:val="19"/>
               </w:rPr>
-              <w:t>Buổi 1–3</w:t>
+              <w:t>Buổi 1</w:t>
             </w:r>
           </w:p>
         </w:tc>
         <w:tc>
           <w:tcPr>
-            <w:tcW w:type="dxa" w:w="2340"/>
+            <w:tcW w:type="dxa" w:w="1872"/>
             <w:shd w:fill="FFFFFF"/>
             <w:tcMar>
               <w:top w:w="120" w:type="dxa"/>
@@ -2105,13 +2219,13 @@
                 <w:rFonts w:ascii="Segoe UI" w:hAnsi="Segoe UI"/>
                 <w:sz w:val="19"/>
               </w:rPr>
-              <w:t>Khảo sát nhu cầu sinh viên, xác định Actor, viết SRS, lập Product Backlog.</w:t>
+              <w:t>25/09/2026</w:t>
             </w:r>
           </w:p>
         </w:tc>
         <w:tc>
           <w:tcPr>
-            <w:tcW w:type="dxa" w:w="2340"/>
+            <w:tcW w:type="dxa" w:w="1872"/>
             <w:shd w:fill="FFFFFF"/>
             <w:tcMar>
               <w:top w:w="120" w:type="dxa"/>
@@ -2130,7 +2244,32 @@
                 <w:rFonts w:ascii="Segoe UI" w:hAnsi="Segoe UI"/>
                 <w:sz w:val="19"/>
               </w:rPr>
-              <w:t>Phiếu phạm vi, SRS v1.0, Product Backlog.</w:t>
+              <w:t>Thành lập nhóm, đăng ký đề tài, phân vai trò kỹ thuật.</w:t>
+            </w:r>
+          </w:p>
+        </w:tc>
+        <w:tc>
+          <w:tcPr>
+            <w:tcW w:type="dxa" w:w="1872"/>
+            <w:shd w:fill="FFFFFF"/>
+            <w:tcMar>
+              <w:top w:w="120" w:type="dxa"/>
+              <w:bottom w:w="120" w:type="dxa"/>
+              <w:left w:w="160" w:type="dxa"/>
+              <w:right w:w="160" w:type="dxa"/>
+            </w:tcMar>
+            <w:vAlign w:val="center"/>
+          </w:tcPr>
+          <w:p>
+            <w:pPr>
+              <w:spacing w:before="20" w:after="20" w:line="276" w:lineRule="auto"/>
+            </w:pPr>
+            <w:r>
+              <w:rPr>
+                <w:rFonts w:ascii="Segoe UI" w:hAnsi="Segoe UI"/>
+                <w:sz w:val="19"/>
+              </w:rPr>
+              <w:t>Phiếu xác nhận đề tài, danh sách thành viên + vai trò RACI.</w:t>
             </w:r>
           </w:p>
         </w:tc>
@@ -2138,7 +2277,259 @@
       <w:tr>
         <w:tc>
           <w:tcPr>
-            <w:tcW w:type="dxa" w:w="2340"/>
+            <w:tcW w:type="dxa" w:w="1872"/>
+            <w:shd w:fill="F8FAFC"/>
+            <w:tcMar>
+              <w:top w:w="120" w:type="dxa"/>
+              <w:bottom w:w="120" w:type="dxa"/>
+              <w:left w:w="160" w:type="dxa"/>
+              <w:right w:w="160" w:type="dxa"/>
+            </w:tcMar>
+            <w:vAlign w:val="center"/>
+          </w:tcPr>
+          <w:p>
+            <w:pPr>
+              <w:spacing w:before="20" w:after="20" w:line="276" w:lineRule="auto"/>
+            </w:pPr>
+            <w:r>
+              <w:rPr>
+                <w:b/>
+              </w:rPr>
+              <w:t>Sprint 0</w:t>
+            </w:r>
+          </w:p>
+        </w:tc>
+        <w:tc>
+          <w:tcPr>
+            <w:tcW w:type="dxa" w:w="1872"/>
+            <w:shd w:fill="F8FAFC"/>
+            <w:tcMar>
+              <w:top w:w="120" w:type="dxa"/>
+              <w:bottom w:w="120" w:type="dxa"/>
+              <w:left w:w="160" w:type="dxa"/>
+              <w:right w:w="160" w:type="dxa"/>
+            </w:tcMar>
+            <w:vAlign w:val="center"/>
+          </w:tcPr>
+          <w:p>
+            <w:pPr>
+              <w:spacing w:before="20" w:after="20" w:line="276" w:lineRule="auto"/>
+            </w:pPr>
+            <w:r>
+              <w:rPr>
+                <w:rFonts w:ascii="Segoe UI" w:hAnsi="Segoe UI"/>
+                <w:sz w:val="19"/>
+              </w:rPr>
+              <w:t>Buổi 2</w:t>
+            </w:r>
+          </w:p>
+        </w:tc>
+        <w:tc>
+          <w:tcPr>
+            <w:tcW w:type="dxa" w:w="1872"/>
+            <w:shd w:fill="F8FAFC"/>
+            <w:tcMar>
+              <w:top w:w="120" w:type="dxa"/>
+              <w:bottom w:w="120" w:type="dxa"/>
+              <w:left w:w="160" w:type="dxa"/>
+              <w:right w:w="160" w:type="dxa"/>
+            </w:tcMar>
+            <w:vAlign w:val="center"/>
+          </w:tcPr>
+          <w:p>
+            <w:pPr>
+              <w:spacing w:before="20" w:after="20" w:line="276" w:lineRule="auto"/>
+            </w:pPr>
+            <w:r>
+              <w:rPr>
+                <w:rFonts w:ascii="Segoe UI" w:hAnsi="Segoe UI"/>
+                <w:sz w:val="19"/>
+              </w:rPr>
+              <w:t>02/10/2026</w:t>
+            </w:r>
+          </w:p>
+        </w:tc>
+        <w:tc>
+          <w:tcPr>
+            <w:tcW w:type="dxa" w:w="1872"/>
+            <w:shd w:fill="F8FAFC"/>
+            <w:tcMar>
+              <w:top w:w="120" w:type="dxa"/>
+              <w:bottom w:w="120" w:type="dxa"/>
+              <w:left w:w="160" w:type="dxa"/>
+              <w:right w:w="160" w:type="dxa"/>
+            </w:tcMar>
+            <w:vAlign w:val="center"/>
+          </w:tcPr>
+          <w:p>
+            <w:pPr>
+              <w:spacing w:before="20" w:after="20" w:line="276" w:lineRule="auto"/>
+            </w:pPr>
+            <w:r>
+              <w:rPr>
+                <w:rFonts w:ascii="Segoe UI" w:hAnsi="Segoe UI"/>
+                <w:sz w:val="19"/>
+              </w:rPr>
+              <w:t>Phân tích bài toán 5W1H, viết SRS v1.0, lập ma trận FR-NFR.</w:t>
+            </w:r>
+          </w:p>
+        </w:tc>
+        <w:tc>
+          <w:tcPr>
+            <w:tcW w:type="dxa" w:w="1872"/>
+            <w:shd w:fill="F8FAFC"/>
+            <w:tcMar>
+              <w:top w:w="120" w:type="dxa"/>
+              <w:bottom w:w="120" w:type="dxa"/>
+              <w:left w:w="160" w:type="dxa"/>
+              <w:right w:w="160" w:type="dxa"/>
+            </w:tcMar>
+            <w:vAlign w:val="center"/>
+          </w:tcPr>
+          <w:p>
+            <w:pPr>
+              <w:spacing w:before="20" w:after="20" w:line="276" w:lineRule="auto"/>
+            </w:pPr>
+            <w:r>
+              <w:rPr>
+                <w:rFonts w:ascii="Segoe UI" w:hAnsi="Segoe UI"/>
+                <w:sz w:val="19"/>
+              </w:rPr>
+              <w:t>SRS v1.0, 11 FR + 4 NFR.</w:t>
+            </w:r>
+          </w:p>
+        </w:tc>
+      </w:tr>
+      <w:tr>
+        <w:tc>
+          <w:tcPr>
+            <w:tcW w:type="dxa" w:w="1872"/>
+            <w:shd w:fill="FFFFFF"/>
+            <w:tcMar>
+              <w:top w:w="120" w:type="dxa"/>
+              <w:bottom w:w="120" w:type="dxa"/>
+              <w:left w:w="160" w:type="dxa"/>
+              <w:right w:w="160" w:type="dxa"/>
+            </w:tcMar>
+            <w:vAlign w:val="center"/>
+          </w:tcPr>
+          <w:p>
+            <w:pPr>
+              <w:spacing w:before="20" w:after="20" w:line="276" w:lineRule="auto"/>
+            </w:pPr>
+            <w:r>
+              <w:rPr>
+                <w:b/>
+              </w:rPr>
+              <w:t>Sprint 0</w:t>
+            </w:r>
+          </w:p>
+        </w:tc>
+        <w:tc>
+          <w:tcPr>
+            <w:tcW w:type="dxa" w:w="1872"/>
+            <w:shd w:fill="FFFFFF"/>
+            <w:tcMar>
+              <w:top w:w="120" w:type="dxa"/>
+              <w:bottom w:w="120" w:type="dxa"/>
+              <w:left w:w="160" w:type="dxa"/>
+              <w:right w:w="160" w:type="dxa"/>
+            </w:tcMar>
+            <w:vAlign w:val="center"/>
+          </w:tcPr>
+          <w:p>
+            <w:pPr>
+              <w:spacing w:before="20" w:after="20" w:line="276" w:lineRule="auto"/>
+            </w:pPr>
+            <w:r>
+              <w:rPr>
+                <w:rFonts w:ascii="Segoe UI" w:hAnsi="Segoe UI"/>
+                <w:sz w:val="19"/>
+              </w:rPr>
+              <w:t>Buổi 3</w:t>
+            </w:r>
+          </w:p>
+        </w:tc>
+        <w:tc>
+          <w:tcPr>
+            <w:tcW w:type="dxa" w:w="1872"/>
+            <w:shd w:fill="FFFFFF"/>
+            <w:tcMar>
+              <w:top w:w="120" w:type="dxa"/>
+              <w:bottom w:w="120" w:type="dxa"/>
+              <w:left w:w="160" w:type="dxa"/>
+              <w:right w:w="160" w:type="dxa"/>
+            </w:tcMar>
+            <w:vAlign w:val="center"/>
+          </w:tcPr>
+          <w:p>
+            <w:pPr>
+              <w:spacing w:before="20" w:after="20" w:line="276" w:lineRule="auto"/>
+            </w:pPr>
+            <w:r>
+              <w:rPr>
+                <w:rFonts w:ascii="Segoe UI" w:hAnsi="Segoe UI"/>
+                <w:sz w:val="19"/>
+              </w:rPr>
+              <w:t>09/10/2026</w:t>
+            </w:r>
+          </w:p>
+        </w:tc>
+        <w:tc>
+          <w:tcPr>
+            <w:tcW w:type="dxa" w:w="1872"/>
+            <w:shd w:fill="FFFFFF"/>
+            <w:tcMar>
+              <w:top w:w="120" w:type="dxa"/>
+              <w:bottom w:w="120" w:type="dxa"/>
+              <w:left w:w="160" w:type="dxa"/>
+              <w:right w:w="160" w:type="dxa"/>
+            </w:tcMar>
+            <w:vAlign w:val="center"/>
+          </w:tcPr>
+          <w:p>
+            <w:pPr>
+              <w:spacing w:before="20" w:after="20" w:line="276" w:lineRule="auto"/>
+            </w:pPr>
+            <w:r>
+              <w:rPr>
+                <w:rFonts w:ascii="Segoe UI" w:hAnsi="Segoe UI"/>
+                <w:sz w:val="19"/>
+              </w:rPr>
+              <w:t>Xây dựng Product Backlog MoSCoW, 14 User Stories (48 pts), kế hoạch 5 Sprint.</w:t>
+            </w:r>
+          </w:p>
+        </w:tc>
+        <w:tc>
+          <w:tcPr>
+            <w:tcW w:type="dxa" w:w="1872"/>
+            <w:shd w:fill="FFFFFF"/>
+            <w:tcMar>
+              <w:top w:w="120" w:type="dxa"/>
+              <w:bottom w:w="120" w:type="dxa"/>
+              <w:left w:w="160" w:type="dxa"/>
+              <w:right w:w="160" w:type="dxa"/>
+            </w:tcMar>
+            <w:vAlign w:val="center"/>
+          </w:tcPr>
+          <w:p>
+            <w:pPr>
+              <w:spacing w:before="20" w:after="20" w:line="276" w:lineRule="auto"/>
+            </w:pPr>
+            <w:r>
+              <w:rPr>
+                <w:rFonts w:ascii="Segoe UI" w:hAnsi="Segoe UI"/>
+                <w:sz w:val="19"/>
+              </w:rPr>
+              <w:t>Phiếu phạm vi, Product Backlog.</w:t>
+            </w:r>
+          </w:p>
+        </w:tc>
+      </w:tr>
+      <w:tr>
+        <w:tc>
+          <w:tcPr>
+            <w:tcW w:type="dxa" w:w="1872"/>
             <w:shd w:fill="F8FAFC"/>
             <w:tcMar>
               <w:top w:w="120" w:type="dxa"/>
@@ -2162,7 +2553,7 @@
         </w:tc>
         <w:tc>
           <w:tcPr>
-            <w:tcW w:type="dxa" w:w="2340"/>
+            <w:tcW w:type="dxa" w:w="1872"/>
             <w:shd w:fill="F8FAFC"/>
             <w:tcMar>
               <w:top w:w="120" w:type="dxa"/>
@@ -2181,13 +2572,13 @@
                 <w:rFonts w:ascii="Segoe UI" w:hAnsi="Segoe UI"/>
                 <w:sz w:val="19"/>
               </w:rPr>
-              <w:t>Buổi 4–5</w:t>
+              <w:t>Buổi 4</w:t>
             </w:r>
           </w:p>
         </w:tc>
         <w:tc>
           <w:tcPr>
-            <w:tcW w:type="dxa" w:w="2340"/>
+            <w:tcW w:type="dxa" w:w="1872"/>
             <w:shd w:fill="F8FAFC"/>
             <w:tcMar>
               <w:top w:w="120" w:type="dxa"/>
@@ -2206,13 +2597,13 @@
                 <w:rFonts w:ascii="Segoe UI" w:hAnsi="Segoe UI"/>
                 <w:sz w:val="19"/>
               </w:rPr>
-              <w:t>Thiết kế kiến trúc 3 lớp, thiết kế CSDL (ERD), đặc tả REST API Contract, vẽ Wireframe.</w:t>
+              <w:t>16/10/2026</w:t>
             </w:r>
           </w:p>
         </w:tc>
         <w:tc>
           <w:tcPr>
-            <w:tcW w:type="dxa" w:w="2340"/>
+            <w:tcW w:type="dxa" w:w="1872"/>
             <w:shd w:fill="F8FAFC"/>
             <w:tcMar>
               <w:top w:w="120" w:type="dxa"/>
@@ -2231,7 +2622,32 @@
                 <w:rFonts w:ascii="Segoe UI" w:hAnsi="Segoe UI"/>
                 <w:sz w:val="19"/>
               </w:rPr>
-              <w:t>Tài liệu kiến trúc, file ERD DrawIO, API Contract, Wireframes Prototype.</w:t>
+              <w:t>Thiết kế kiến trúc 3 lớp, ERD 7 bảng, 13 indexes, đặc tả API Contract Swagger.</w:t>
+            </w:r>
+          </w:p>
+        </w:tc>
+        <w:tc>
+          <w:tcPr>
+            <w:tcW w:type="dxa" w:w="1872"/>
+            <w:shd w:fill="F8FAFC"/>
+            <w:tcMar>
+              <w:top w:w="120" w:type="dxa"/>
+              <w:bottom w:w="120" w:type="dxa"/>
+              <w:left w:w="160" w:type="dxa"/>
+              <w:right w:w="160" w:type="dxa"/>
+            </w:tcMar>
+            <w:vAlign w:val="center"/>
+          </w:tcPr>
+          <w:p>
+            <w:pPr>
+              <w:spacing w:before="20" w:after="20" w:line="276" w:lineRule="auto"/>
+            </w:pPr>
+            <w:r>
+              <w:rPr>
+                <w:rFonts w:ascii="Segoe UI" w:hAnsi="Segoe UI"/>
+                <w:sz w:val="19"/>
+              </w:rPr>
+              <w:t>Tài liệu kiến trúc, ERD DrawIO, API Contract OpenAPI 3.0.</w:t>
             </w:r>
           </w:p>
         </w:tc>
@@ -2239,8 +2655,132 @@
       <w:tr>
         <w:tc>
           <w:tcPr>
-            <w:tcW w:type="dxa" w:w="2340"/>
+            <w:tcW w:type="dxa" w:w="1872"/>
             <w:shd w:fill="FFFFFF"/>
+            <w:tcMar>
+              <w:top w:w="120" w:type="dxa"/>
+              <w:bottom w:w="120" w:type="dxa"/>
+              <w:left w:w="160" w:type="dxa"/>
+              <w:right w:w="160" w:type="dxa"/>
+            </w:tcMar>
+            <w:vAlign w:val="center"/>
+          </w:tcPr>
+          <w:p>
+            <w:pPr>
+              <w:spacing w:before="20" w:after="20" w:line="276" w:lineRule="auto"/>
+            </w:pPr>
+            <w:r>
+              <w:rPr>
+                <w:b/>
+              </w:rPr>
+              <w:t>Sprint 1</w:t>
+            </w:r>
+          </w:p>
+        </w:tc>
+        <w:tc>
+          <w:tcPr>
+            <w:tcW w:type="dxa" w:w="1872"/>
+            <w:shd w:fill="FFFFFF"/>
+            <w:tcMar>
+              <w:top w:w="120" w:type="dxa"/>
+              <w:bottom w:w="120" w:type="dxa"/>
+              <w:left w:w="160" w:type="dxa"/>
+              <w:right w:w="160" w:type="dxa"/>
+            </w:tcMar>
+            <w:vAlign w:val="center"/>
+          </w:tcPr>
+          <w:p>
+            <w:pPr>
+              <w:spacing w:before="20" w:after="20" w:line="276" w:lineRule="auto"/>
+            </w:pPr>
+            <w:r>
+              <w:rPr>
+                <w:b/>
+              </w:rPr>
+              <w:t>Buổi 5</w:t>
+            </w:r>
+          </w:p>
+        </w:tc>
+        <w:tc>
+          <w:tcPr>
+            <w:tcW w:type="dxa" w:w="1872"/>
+            <w:shd w:fill="FFFFFF"/>
+            <w:tcMar>
+              <w:top w:w="120" w:type="dxa"/>
+              <w:bottom w:w="120" w:type="dxa"/>
+              <w:left w:w="160" w:type="dxa"/>
+              <w:right w:w="160" w:type="dxa"/>
+            </w:tcMar>
+            <w:vAlign w:val="center"/>
+          </w:tcPr>
+          <w:p>
+            <w:pPr>
+              <w:spacing w:before="20" w:after="20" w:line="276" w:lineRule="auto"/>
+            </w:pPr>
+            <w:r>
+              <w:rPr>
+                <w:b/>
+              </w:rPr>
+              <w:t>23/10/2026 ⭐ Giữa kỳ</w:t>
+            </w:r>
+          </w:p>
+        </w:tc>
+        <w:tc>
+          <w:tcPr>
+            <w:tcW w:type="dxa" w:w="1872"/>
+            <w:shd w:fill="FFFFFF"/>
+            <w:tcMar>
+              <w:top w:w="120" w:type="dxa"/>
+              <w:bottom w:w="120" w:type="dxa"/>
+              <w:left w:w="160" w:type="dxa"/>
+              <w:right w:w="160" w:type="dxa"/>
+            </w:tcMar>
+            <w:vAlign w:val="center"/>
+          </w:tcPr>
+          <w:p>
+            <w:pPr>
+              <w:spacing w:before="20" w:after="20" w:line="276" w:lineRule="auto"/>
+            </w:pPr>
+            <w:r>
+              <w:rPr>
+                <w:rFonts w:ascii="Segoe UI" w:hAnsi="Segoe UI"/>
+                <w:sz w:val="19"/>
+              </w:rPr>
+              <w:t>Thiết kế Wireframe UI, báo cáo nghiệm thu giữa kỳ (Rubric 2).</w:t>
+            </w:r>
+          </w:p>
+        </w:tc>
+        <w:tc>
+          <w:tcPr>
+            <w:tcW w:type="dxa" w:w="1872"/>
+            <w:shd w:fill="FFFFFF"/>
+            <w:tcMar>
+              <w:top w:w="120" w:type="dxa"/>
+              <w:bottom w:w="120" w:type="dxa"/>
+              <w:left w:w="160" w:type="dxa"/>
+              <w:right w:w="160" w:type="dxa"/>
+            </w:tcMar>
+            <w:vAlign w:val="center"/>
+          </w:tcPr>
+          <w:p>
+            <w:pPr>
+              <w:spacing w:before="20" w:after="20" w:line="276" w:lineRule="auto"/>
+            </w:pPr>
+            <w:r>
+              <w:rPr>
+                <w:rFonts w:ascii="Segoe UI" w:hAnsi="Segoe UI"/>
+                <w:sz w:val="19"/>
+              </w:rPr>
+              <w:t>Wireframes, Slide thuyết trình Buổi 5, Gantt Chart cập nhật.</w:t>
+            </w:r>
+          </w:p>
+        </w:tc>
+      </w:tr>
+      <w:tr>
+        <w:tc>
+          <w:tcPr>
+            <w:tcW w:type="dxa" w:w="1872"/>
+            <w:shd w:fill="F8FAFC"/>
             <w:tcMar>
               <w:top w:w="120" w:type="dxa"/>
               <w:bottom w:w="120" w:type="dxa"/>
@@ -2263,8 +2803,8 @@
         </w:tc>
         <w:tc>
           <w:tcPr>
-            <w:tcW w:type="dxa" w:w="2340"/>
-            <w:shd w:fill="FFFFFF"/>
+            <w:tcW w:type="dxa" w:w="1872"/>
+            <w:shd w:fill="F8FAFC"/>
             <w:tcMar>
               <w:top w:w="120" w:type="dxa"/>
               <w:bottom w:w="120" w:type="dxa"/>
@@ -2288,8 +2828,8 @@
         </w:tc>
         <w:tc>
           <w:tcPr>
-            <w:tcW w:type="dxa" w:w="2340"/>
-            <w:shd w:fill="FFFFFF"/>
+            <w:tcW w:type="dxa" w:w="1872"/>
+            <w:shd w:fill="F8FAFC"/>
             <w:tcMar>
               <w:top w:w="120" w:type="dxa"/>
               <w:bottom w:w="120" w:type="dxa"/>
@@ -2307,14 +2847,39 @@
                 <w:rFonts w:ascii="Segoe UI" w:hAnsi="Segoe UI"/>
                 <w:sz w:val="19"/>
               </w:rPr>
-              <w:t>Lập trình Backend xác thực JWT, mã hóa BCrypt, module hồ sơ; dựng khung Frontend React.</w:t>
+              <w:t>30/10/2026</w:t>
             </w:r>
           </w:p>
         </w:tc>
         <w:tc>
           <w:tcPr>
-            <w:tcW w:type="dxa" w:w="2340"/>
-            <w:shd w:fill="FFFFFF"/>
+            <w:tcW w:type="dxa" w:w="1872"/>
+            <w:shd w:fill="F8FAFC"/>
+            <w:tcMar>
+              <w:top w:w="120" w:type="dxa"/>
+              <w:bottom w:w="120" w:type="dxa"/>
+              <w:left w:w="160" w:type="dxa"/>
+              <w:right w:w="160" w:type="dxa"/>
+            </w:tcMar>
+            <w:vAlign w:val="center"/>
+          </w:tcPr>
+          <w:p>
+            <w:pPr>
+              <w:spacing w:before="20" w:after="20" w:line="276" w:lineRule="auto"/>
+            </w:pPr>
+            <w:r>
+              <w:rPr>
+                <w:rFonts w:ascii="Segoe UI" w:hAnsi="Segoe UI"/>
+                <w:sz w:val="19"/>
+              </w:rPr>
+              <w:t>Lập trình Backend Auth JWT HS256, BCrypt, RBAC; dựng khung Frontend React.</w:t>
+            </w:r>
+          </w:p>
+        </w:tc>
+        <w:tc>
+          <w:tcPr>
+            <w:tcW w:type="dxa" w:w="1872"/>
+            <w:shd w:fill="F8FAFC"/>
             <w:tcMar>
               <w:top w:w="120" w:type="dxa"/>
               <w:bottom w:w="120" w:type="dxa"/>
@@ -2340,8 +2905,8 @@
       <w:tr>
         <w:tc>
           <w:tcPr>
-            <w:tcW w:type="dxa" w:w="2340"/>
-            <w:shd w:fill="F8FAFC"/>
+            <w:tcW w:type="dxa" w:w="1872"/>
+            <w:shd w:fill="FFFFFF"/>
             <w:tcMar>
               <w:top w:w="120" w:type="dxa"/>
               <w:bottom w:w="120" w:type="dxa"/>
@@ -2364,8 +2929,8 @@
         </w:tc>
         <w:tc>
           <w:tcPr>
-            <w:tcW w:type="dxa" w:w="2340"/>
-            <w:shd w:fill="F8FAFC"/>
+            <w:tcW w:type="dxa" w:w="1872"/>
+            <w:shd w:fill="FFFFFF"/>
             <w:tcMar>
               <w:top w:w="120" w:type="dxa"/>
               <w:bottom w:w="120" w:type="dxa"/>
@@ -2389,8 +2954,8 @@
         </w:tc>
         <w:tc>
           <w:tcPr>
-            <w:tcW w:type="dxa" w:w="2340"/>
-            <w:shd w:fill="F8FAFC"/>
+            <w:tcW w:type="dxa" w:w="1872"/>
+            <w:shd w:fill="FFFFFF"/>
             <w:tcMar>
               <w:top w:w="120" w:type="dxa"/>
               <w:bottom w:w="120" w:type="dxa"/>
@@ -2408,14 +2973,14 @@
                 <w:rFonts w:ascii="Segoe UI" w:hAnsi="Segoe UI"/>
                 <w:sz w:val="19"/>
               </w:rPr>
-              <w:t>Lập trình CRUD tin việc làm, bộ lọc tìm kiếm, nộp hồ sơ ứng tuyển kèm CV.</w:t>
+              <w:t>06/11/2026</w:t>
             </w:r>
           </w:p>
         </w:tc>
         <w:tc>
           <w:tcPr>
-            <w:tcW w:type="dxa" w:w="2340"/>
-            <w:shd w:fill="F8FAFC"/>
+            <w:tcW w:type="dxa" w:w="1872"/>
+            <w:shd w:fill="FFFFFF"/>
             <w:tcMar>
               <w:top w:w="120" w:type="dxa"/>
               <w:bottom w:w="120" w:type="dxa"/>
@@ -2433,7 +2998,32 @@
                 <w:rFonts w:ascii="Segoe UI" w:hAnsi="Segoe UI"/>
                 <w:sz w:val="19"/>
               </w:rPr>
-              <w:t>Module Jobs + Applications hoạt động hoàn chỉnh.</w:t>
+              <w:t>CRUD tin việc làm, bộ lọc tìm kiếm, nộp hồ sơ ứng tuyển kèm CV.</w:t>
+            </w:r>
+          </w:p>
+        </w:tc>
+        <w:tc>
+          <w:tcPr>
+            <w:tcW w:type="dxa" w:w="1872"/>
+            <w:shd w:fill="FFFFFF"/>
+            <w:tcMar>
+              <w:top w:w="120" w:type="dxa"/>
+              <w:bottom w:w="120" w:type="dxa"/>
+              <w:left w:w="160" w:type="dxa"/>
+              <w:right w:w="160" w:type="dxa"/>
+            </w:tcMar>
+            <w:vAlign w:val="center"/>
+          </w:tcPr>
+          <w:p>
+            <w:pPr>
+              <w:spacing w:before="20" w:after="20" w:line="276" w:lineRule="auto"/>
+            </w:pPr>
+            <w:r>
+              <w:rPr>
+                <w:rFonts w:ascii="Segoe UI" w:hAnsi="Segoe UI"/>
+                <w:sz w:val="19"/>
+              </w:rPr>
+              <w:t>Module Jobs + Applications hoàn chỉnh.</w:t>
             </w:r>
           </w:p>
         </w:tc>
@@ -2441,8 +3031,8 @@
       <w:tr>
         <w:tc>
           <w:tcPr>
-            <w:tcW w:type="dxa" w:w="2340"/>
-            <w:shd w:fill="FFFFFF"/>
+            <w:tcW w:type="dxa" w:w="1872"/>
+            <w:shd w:fill="F8FAFC"/>
             <w:tcMar>
               <w:top w:w="120" w:type="dxa"/>
               <w:bottom w:w="120" w:type="dxa"/>
@@ -2465,8 +3055,8 @@
         </w:tc>
         <w:tc>
           <w:tcPr>
-            <w:tcW w:type="dxa" w:w="2340"/>
-            <w:shd w:fill="FFFFFF"/>
+            <w:tcW w:type="dxa" w:w="1872"/>
+            <w:shd w:fill="F8FAFC"/>
             <w:tcMar>
               <w:top w:w="120" w:type="dxa"/>
               <w:bottom w:w="120" w:type="dxa"/>
@@ -2490,8 +3080,8 @@
         </w:tc>
         <w:tc>
           <w:tcPr>
-            <w:tcW w:type="dxa" w:w="2340"/>
-            <w:shd w:fill="FFFFFF"/>
+            <w:tcW w:type="dxa" w:w="1872"/>
+            <w:shd w:fill="F8FAFC"/>
             <w:tcMar>
               <w:top w:w="120" w:type="dxa"/>
               <w:bottom w:w="120" w:type="dxa"/>
@@ -2509,14 +3099,39 @@
                 <w:rFonts w:ascii="Segoe UI" w:hAnsi="Segoe UI"/>
                 <w:sz w:val="19"/>
               </w:rPr>
-              <w:t>Lập trình Đánh giá 2 chiều, Thông báo, trang Admin; viết Unit Test JUnit 5 &amp; kịch bản Postman.</w:t>
+              <w:t>13/11/2026</w:t>
             </w:r>
           </w:p>
         </w:tc>
         <w:tc>
           <w:tcPr>
-            <w:tcW w:type="dxa" w:w="2340"/>
-            <w:shd w:fill="FFFFFF"/>
+            <w:tcW w:type="dxa" w:w="1872"/>
+            <w:shd w:fill="F8FAFC"/>
+            <w:tcMar>
+              <w:top w:w="120" w:type="dxa"/>
+              <w:bottom w:w="120" w:type="dxa"/>
+              <w:left w:w="160" w:type="dxa"/>
+              <w:right w:w="160" w:type="dxa"/>
+            </w:tcMar>
+            <w:vAlign w:val="center"/>
+          </w:tcPr>
+          <w:p>
+            <w:pPr>
+              <w:spacing w:before="20" w:after="20" w:line="276" w:lineRule="auto"/>
+            </w:pPr>
+            <w:r>
+              <w:rPr>
+                <w:rFonts w:ascii="Segoe UI" w:hAnsi="Segoe UI"/>
+                <w:sz w:val="19"/>
+              </w:rPr>
+              <w:t>Đánh giá 2 chiều, Thông báo, Admin Portal; 21 Test Cases + 30 Unit Tests.</w:t>
+            </w:r>
+          </w:p>
+        </w:tc>
+        <w:tc>
+          <w:tcPr>
+            <w:tcW w:type="dxa" w:w="1872"/>
+            <w:shd w:fill="F8FAFC"/>
             <w:tcMar>
               <w:top w:w="120" w:type="dxa"/>
               <w:bottom w:w="120" w:type="dxa"/>
@@ -2542,7 +3157,133 @@
       <w:tr>
         <w:tc>
           <w:tcPr>
-            <w:tcW w:type="dxa" w:w="2340"/>
+            <w:tcW w:type="dxa" w:w="1872"/>
+            <w:shd w:fill="FFFFFF"/>
+            <w:tcMar>
+              <w:top w:w="120" w:type="dxa"/>
+              <w:bottom w:w="120" w:type="dxa"/>
+              <w:left w:w="160" w:type="dxa"/>
+              <w:right w:w="160" w:type="dxa"/>
+            </w:tcMar>
+            <w:vAlign w:val="center"/>
+          </w:tcPr>
+          <w:p>
+            <w:pPr>
+              <w:spacing w:before="20" w:after="20" w:line="276" w:lineRule="auto"/>
+            </w:pPr>
+            <w:r>
+              <w:rPr>
+                <w:b/>
+              </w:rPr>
+              <w:t>Sprint 5</w:t>
+            </w:r>
+          </w:p>
+        </w:tc>
+        <w:tc>
+          <w:tcPr>
+            <w:tcW w:type="dxa" w:w="1872"/>
+            <w:shd w:fill="FFFFFF"/>
+            <w:tcMar>
+              <w:top w:w="120" w:type="dxa"/>
+              <w:bottom w:w="120" w:type="dxa"/>
+              <w:left w:w="160" w:type="dxa"/>
+              <w:right w:w="160" w:type="dxa"/>
+            </w:tcMar>
+            <w:vAlign w:val="center"/>
+          </w:tcPr>
+          <w:p>
+            <w:pPr>
+              <w:spacing w:before="20" w:after="20" w:line="276" w:lineRule="auto"/>
+            </w:pPr>
+            <w:r>
+              <w:rPr>
+                <w:rFonts w:ascii="Segoe UI" w:hAnsi="Segoe UI"/>
+                <w:sz w:val="19"/>
+              </w:rPr>
+              <w:t>Buổi 9</w:t>
+            </w:r>
+          </w:p>
+        </w:tc>
+        <w:tc>
+          <w:tcPr>
+            <w:tcW w:type="dxa" w:w="1872"/>
+            <w:shd w:fill="FFFFFF"/>
+            <w:tcMar>
+              <w:top w:w="120" w:type="dxa"/>
+              <w:bottom w:w="120" w:type="dxa"/>
+              <w:left w:w="160" w:type="dxa"/>
+              <w:right w:w="160" w:type="dxa"/>
+            </w:tcMar>
+            <w:vAlign w:val="center"/>
+          </w:tcPr>
+          <w:p>
+            <w:pPr>
+              <w:spacing w:before="20" w:after="20" w:line="276" w:lineRule="auto"/>
+            </w:pPr>
+            <w:r>
+              <w:rPr>
+                <w:rFonts w:ascii="Segoe UI" w:hAnsi="Segoe UI"/>
+                <w:sz w:val="19"/>
+              </w:rPr>
+              <w:t>20/11/2026</w:t>
+            </w:r>
+          </w:p>
+        </w:tc>
+        <w:tc>
+          <w:tcPr>
+            <w:tcW w:type="dxa" w:w="1872"/>
+            <w:shd w:fill="FFFFFF"/>
+            <w:tcMar>
+              <w:top w:w="120" w:type="dxa"/>
+              <w:bottom w:w="120" w:type="dxa"/>
+              <w:left w:w="160" w:type="dxa"/>
+              <w:right w:w="160" w:type="dxa"/>
+            </w:tcMar>
+            <w:vAlign w:val="center"/>
+          </w:tcPr>
+          <w:p>
+            <w:pPr>
+              <w:spacing w:before="20" w:after="20" w:line="276" w:lineRule="auto"/>
+            </w:pPr>
+            <w:r>
+              <w:rPr>
+                <w:rFonts w:ascii="Segoe UI" w:hAnsi="Segoe UI"/>
+                <w:sz w:val="19"/>
+              </w:rPr>
+              <w:t>Docker Compose 3 dịch vụ, 1-Click Launcher, video demo.</w:t>
+            </w:r>
+          </w:p>
+        </w:tc>
+        <w:tc>
+          <w:tcPr>
+            <w:tcW w:type="dxa" w:w="1872"/>
+            <w:shd w:fill="FFFFFF"/>
+            <w:tcMar>
+              <w:top w:w="120" w:type="dxa"/>
+              <w:bottom w:w="120" w:type="dxa"/>
+              <w:left w:w="160" w:type="dxa"/>
+              <w:right w:w="160" w:type="dxa"/>
+            </w:tcMar>
+            <w:vAlign w:val="center"/>
+          </w:tcPr>
+          <w:p>
+            <w:pPr>
+              <w:spacing w:before="20" w:after="20" w:line="276" w:lineRule="auto"/>
+            </w:pPr>
+            <w:r>
+              <w:rPr>
+                <w:rFonts w:ascii="Segoe UI" w:hAnsi="Segoe UI"/>
+                <w:sz w:val="19"/>
+              </w:rPr>
+              <w:t>Docker hoàn chỉnh, run.bat chạy được.</w:t>
+            </w:r>
+          </w:p>
+        </w:tc>
+      </w:tr>
+      <w:tr>
+        <w:tc>
+          <w:tcPr>
+            <w:tcW w:type="dxa" w:w="1872"/>
             <w:shd w:fill="F8FAFC"/>
             <w:tcMar>
               <w:top w:w="120" w:type="dxa"/>
@@ -2566,7 +3307,55 @@
         </w:tc>
         <w:tc>
           <w:tcPr>
-            <w:tcW w:type="dxa" w:w="2340"/>
+            <w:tcW w:type="dxa" w:w="1872"/>
+            <w:shd w:fill="F8FAFC"/>
+            <w:tcMar>
+              <w:top w:w="120" w:type="dxa"/>
+              <w:bottom w:w="120" w:type="dxa"/>
+              <w:left w:w="160" w:type="dxa"/>
+              <w:right w:w="160" w:type="dxa"/>
+            </w:tcMar>
+            <w:vAlign w:val="center"/>
+          </w:tcPr>
+          <w:p>
+            <w:pPr>
+              <w:spacing w:before="20" w:after="20" w:line="276" w:lineRule="auto"/>
+            </w:pPr>
+            <w:r>
+              <w:rPr>
+                <w:b/>
+              </w:rPr>
+              <w:t>Buổi 10</w:t>
+            </w:r>
+          </w:p>
+        </w:tc>
+        <w:tc>
+          <w:tcPr>
+            <w:tcW w:type="dxa" w:w="1872"/>
+            <w:shd w:fill="F8FAFC"/>
+            <w:tcMar>
+              <w:top w:w="120" w:type="dxa"/>
+              <w:bottom w:w="120" w:type="dxa"/>
+              <w:left w:w="160" w:type="dxa"/>
+              <w:right w:w="160" w:type="dxa"/>
+            </w:tcMar>
+            <w:vAlign w:val="center"/>
+          </w:tcPr>
+          <w:p>
+            <w:pPr>
+              <w:spacing w:before="20" w:after="20" w:line="276" w:lineRule="auto"/>
+            </w:pPr>
+            <w:r>
+              <w:rPr>
+                <w:b/>
+              </w:rPr>
+              <w:t>27/11/2026 🎯 Cuối kỳ</w:t>
+            </w:r>
+          </w:p>
+        </w:tc>
+        <w:tc>
+          <w:tcPr>
+            <w:tcW w:type="dxa" w:w="1872"/>
             <w:shd w:fill="F8FAFC"/>
             <w:tcMar>
               <w:top w:w="120" w:type="dxa"/>
@@ -2585,13 +3374,13 @@
                 <w:rFonts w:ascii="Segoe UI" w:hAnsi="Segoe UI"/>
                 <w:sz w:val="19"/>
               </w:rPr>
-              <w:t>Buổi 9–10</w:t>
+              <w:t>Hoàn thiện báo cáo tổng kết, Slide bảo vệ, Demo Live trước Hội đồng.</w:t>
             </w:r>
           </w:p>
         </w:tc>
         <w:tc>
           <w:tcPr>
-            <w:tcW w:type="dxa" w:w="2340"/>
+            <w:tcW w:type="dxa" w:w="1872"/>
             <w:shd w:fill="F8FAFC"/>
             <w:tcMar>
               <w:top w:w="120" w:type="dxa"/>
@@ -2610,32 +3399,7 @@
                 <w:rFonts w:ascii="Segoe UI" w:hAnsi="Segoe UI"/>
                 <w:sz w:val="19"/>
               </w:rPr>
-              <w:t>Đóng gói Docker Compose, cấu hình One-Click Runner, hoàn thiện báo cáo và bảo vệ đồ án.</w:t>
-            </w:r>
-          </w:p>
-        </w:tc>
-        <w:tc>
-          <w:tcPr>
-            <w:tcW w:type="dxa" w:w="2340"/>
-            <w:shd w:fill="F8FAFC"/>
-            <w:tcMar>
-              <w:top w:w="120" w:type="dxa"/>
-              <w:bottom w:w="120" w:type="dxa"/>
-              <w:left w:w="160" w:type="dxa"/>
-              <w:right w:w="160" w:type="dxa"/>
-            </w:tcMar>
-            <w:vAlign w:val="center"/>
-          </w:tcPr>
-          <w:p>
-            <w:pPr>
-              <w:spacing w:before="20" w:after="20" w:line="276" w:lineRule="auto"/>
-            </w:pPr>
-            <w:r>
-              <w:rPr>
-                <w:rFonts w:ascii="Segoe UI" w:hAnsi="Segoe UI"/>
-                <w:sz w:val="19"/>
-              </w:rPr>
-              <w:t>Bộ mã nguồn hoàn chỉnh, Docker chạy 1 lệnh, Slide &amp; Báo cáo nghiệm thu.</w:t>
+              <w:t>Bộ mã nguồn hoàn chỉnh, Báo cáo nghiệm thu Rubric 3.</w:t>
             </w:r>
           </w:p>
         </w:tc>

--- a/docs/phieu-pham-vi.docx
+++ b/docs/phieu-pham-vi.docx
@@ -685,7 +685,7 @@
                 <w:rFonts w:ascii="Segoe UI" w:hAnsi="Segoe UI"/>
                 <w:sz w:val="19"/>
               </w:rPr>
-              <w:t>Thiết kế CSDL 7 bảng chuẩn 3NF, lập trình toàn bộ Backend RESTful API Spring Boot 3 &amp; JWT Stateless, lập và thực thi Kế hoạch kiểm thử Test Plan 21/21 Pass.</w:t>
+              <w:t>Thiết kế CSDL 7 bảng chuẩn 3NF, lập trình toàn bộ Backend RESTful API Spring Boot 3 &amp; JWT Stateless, lập và thực thi Kế hoạch kiểm thử Test Plan toàn diện 70/70 ca Pass (45 Unit/Integration + 15 API + 10 UI), xử lý triệt để 12 lỗi trong Bug Log.</w:t>
             </w:r>
           </w:p>
         </w:tc>
@@ -1979,7 +1979,7 @@
           <w:color w:val="92400E"/>
           <w:sz w:val="20"/>
         </w:rPr>
-        <w:t xml:space="preserve"> | Buổi 10: </w:t>
+        <w:t xml:space="preserve"> (Giữa kỳ) | </w:t>
       </w:r>
       <w:r>
         <w:rPr>
@@ -1988,7 +1988,7 @@
           <w:color w:val="92400E"/>
           <w:sz w:val="20"/>
         </w:rPr>
-        <w:t>27/11/2026</w:t>
+        <w:t>Buổi 10: 27/11/2026 (Hoàn thành 100% 10 buổi bảo vệ Hội đồng)</w:t>
       </w:r>
     </w:p>
     <w:tbl>
@@ -2000,16 +2000,17 @@
         <w:tblLook w:firstColumn="1" w:firstRow="1" w:lastColumn="0" w:lastRow="0" w:noHBand="0" w:noVBand="1" w:val="04A0"/>
       </w:tblPr>
       <w:tblGrid>
-        <w:gridCol w:w="1872"/>
-        <w:gridCol w:w="1872"/>
-        <w:gridCol w:w="1872"/>
-        <w:gridCol w:w="1872"/>
-        <w:gridCol w:w="1872"/>
+        <w:gridCol w:w="1560"/>
+        <w:gridCol w:w="1560"/>
+        <w:gridCol w:w="1560"/>
+        <w:gridCol w:w="1560"/>
+        <w:gridCol w:w="1560"/>
+        <w:gridCol w:w="1560"/>
       </w:tblGrid>
       <w:tr>
         <w:tc>
           <w:tcPr>
-            <w:tcW w:type="dxa" w:w="1872"/>
+            <w:tcW w:type="dxa" w:w="1560"/>
             <w:shd w:fill="4F46E5"/>
             <w:tcMar>
               <w:top w:w="140" w:type="dxa"/>
@@ -2037,7 +2038,7 @@
         </w:tc>
         <w:tc>
           <w:tcPr>
-            <w:tcW w:type="dxa" w:w="1872"/>
+            <w:tcW w:type="dxa" w:w="1560"/>
             <w:shd w:fill="4F46E5"/>
             <w:tcMar>
               <w:top w:w="140" w:type="dxa"/>
@@ -2065,7 +2066,7 @@
         </w:tc>
         <w:tc>
           <w:tcPr>
-            <w:tcW w:type="dxa" w:w="1872"/>
+            <w:tcW w:type="dxa" w:w="1560"/>
             <w:shd w:fill="4F46E5"/>
             <w:tcMar>
               <w:top w:w="140" w:type="dxa"/>
@@ -2093,7 +2094,7 @@
         </w:tc>
         <w:tc>
           <w:tcPr>
-            <w:tcW w:type="dxa" w:w="1872"/>
+            <w:tcW w:type="dxa" w:w="1560"/>
             <w:shd w:fill="4F46E5"/>
             <w:tcMar>
               <w:top w:w="140" w:type="dxa"/>
@@ -2121,7 +2122,7 @@
         </w:tc>
         <w:tc>
           <w:tcPr>
-            <w:tcW w:type="dxa" w:w="1872"/>
+            <w:tcW w:type="dxa" w:w="1560"/>
             <w:shd w:fill="4F46E5"/>
             <w:tcMar>
               <w:top w:w="140" w:type="dxa"/>
@@ -2147,11 +2148,39 @@
             </w:r>
           </w:p>
         </w:tc>
+        <w:tc>
+          <w:tcPr>
+            <w:tcW w:type="dxa" w:w="1560"/>
+            <w:shd w:fill="4F46E5"/>
+            <w:tcMar>
+              <w:top w:w="140" w:type="dxa"/>
+              <w:bottom w:w="140" w:type="dxa"/>
+              <w:left w:w="180" w:type="dxa"/>
+              <w:right w:w="180" w:type="dxa"/>
+            </w:tcMar>
+            <w:vAlign w:val="center"/>
+          </w:tcPr>
+          <w:p>
+            <w:pPr>
+              <w:spacing w:before="40" w:after="40"/>
+              <w:jc w:val="left"/>
+            </w:pPr>
+            <w:r>
+              <w:rPr>
+                <w:rFonts w:ascii="Segoe UI" w:hAnsi="Segoe UI"/>
+                <w:b/>
+                <w:color w:val="FFFFFF"/>
+                <w:sz w:val="20"/>
+              </w:rPr>
+              <w:t>Trạng thái</w:t>
+            </w:r>
+          </w:p>
+        </w:tc>
       </w:tr>
       <w:tr>
         <w:tc>
           <w:tcPr>
-            <w:tcW w:type="dxa" w:w="1872"/>
+            <w:tcW w:type="dxa" w:w="1560"/>
             <w:shd w:fill="FFFFFF"/>
             <w:tcMar>
               <w:top w:w="120" w:type="dxa"/>
@@ -2175,7 +2204,7 @@
         </w:tc>
         <w:tc>
           <w:tcPr>
-            <w:tcW w:type="dxa" w:w="1872"/>
+            <w:tcW w:type="dxa" w:w="1560"/>
             <w:shd w:fill="FFFFFF"/>
             <w:tcMar>
               <w:top w:w="120" w:type="dxa"/>
@@ -2200,7 +2229,7 @@
         </w:tc>
         <w:tc>
           <w:tcPr>
-            <w:tcW w:type="dxa" w:w="1872"/>
+            <w:tcW w:type="dxa" w:w="1560"/>
             <w:shd w:fill="FFFFFF"/>
             <w:tcMar>
               <w:top w:w="120" w:type="dxa"/>
@@ -2225,7 +2254,7 @@
         </w:tc>
         <w:tc>
           <w:tcPr>
-            <w:tcW w:type="dxa" w:w="1872"/>
+            <w:tcW w:type="dxa" w:w="1560"/>
             <w:shd w:fill="FFFFFF"/>
             <w:tcMar>
               <w:top w:w="120" w:type="dxa"/>
@@ -2250,7 +2279,7 @@
         </w:tc>
         <w:tc>
           <w:tcPr>
-            <w:tcW w:type="dxa" w:w="1872"/>
+            <w:tcW w:type="dxa" w:w="1560"/>
             <w:shd w:fill="FFFFFF"/>
             <w:tcMar>
               <w:top w:w="120" w:type="dxa"/>
@@ -2273,11 +2302,35 @@
             </w:r>
           </w:p>
         </w:tc>
+        <w:tc>
+          <w:tcPr>
+            <w:tcW w:type="dxa" w:w="1560"/>
+            <w:shd w:fill="FFFFFF"/>
+            <w:tcMar>
+              <w:top w:w="120" w:type="dxa"/>
+              <w:bottom w:w="120" w:type="dxa"/>
+              <w:left w:w="160" w:type="dxa"/>
+              <w:right w:w="160" w:type="dxa"/>
+            </w:tcMar>
+            <w:vAlign w:val="center"/>
+          </w:tcPr>
+          <w:p>
+            <w:pPr>
+              <w:spacing w:before="20" w:after="20" w:line="276" w:lineRule="auto"/>
+            </w:pPr>
+            <w:r>
+              <w:rPr>
+                <w:b/>
+              </w:rPr>
+              <w:t>Hoàn thành</w:t>
+            </w:r>
+          </w:p>
+        </w:tc>
       </w:tr>
       <w:tr>
         <w:tc>
           <w:tcPr>
-            <w:tcW w:type="dxa" w:w="1872"/>
+            <w:tcW w:type="dxa" w:w="1560"/>
             <w:shd w:fill="F8FAFC"/>
             <w:tcMar>
               <w:top w:w="120" w:type="dxa"/>
@@ -2301,7 +2354,7 @@
         </w:tc>
         <w:tc>
           <w:tcPr>
-            <w:tcW w:type="dxa" w:w="1872"/>
+            <w:tcW w:type="dxa" w:w="1560"/>
             <w:shd w:fill="F8FAFC"/>
             <w:tcMar>
               <w:top w:w="120" w:type="dxa"/>
@@ -2326,7 +2379,7 @@
         </w:tc>
         <w:tc>
           <w:tcPr>
-            <w:tcW w:type="dxa" w:w="1872"/>
+            <w:tcW w:type="dxa" w:w="1560"/>
             <w:shd w:fill="F8FAFC"/>
             <w:tcMar>
               <w:top w:w="120" w:type="dxa"/>
@@ -2351,7 +2404,7 @@
         </w:tc>
         <w:tc>
           <w:tcPr>
-            <w:tcW w:type="dxa" w:w="1872"/>
+            <w:tcW w:type="dxa" w:w="1560"/>
             <w:shd w:fill="F8FAFC"/>
             <w:tcMar>
               <w:top w:w="120" w:type="dxa"/>
@@ -2376,7 +2429,7 @@
         </w:tc>
         <w:tc>
           <w:tcPr>
-            <w:tcW w:type="dxa" w:w="1872"/>
+            <w:tcW w:type="dxa" w:w="1560"/>
             <w:shd w:fill="F8FAFC"/>
             <w:tcMar>
               <w:top w:w="120" w:type="dxa"/>
@@ -2399,11 +2452,35 @@
             </w:r>
           </w:p>
         </w:tc>
+        <w:tc>
+          <w:tcPr>
+            <w:tcW w:type="dxa" w:w="1560"/>
+            <w:shd w:fill="F8FAFC"/>
+            <w:tcMar>
+              <w:top w:w="120" w:type="dxa"/>
+              <w:bottom w:w="120" w:type="dxa"/>
+              <w:left w:w="160" w:type="dxa"/>
+              <w:right w:w="160" w:type="dxa"/>
+            </w:tcMar>
+            <w:vAlign w:val="center"/>
+          </w:tcPr>
+          <w:p>
+            <w:pPr>
+              <w:spacing w:before="20" w:after="20" w:line="276" w:lineRule="auto"/>
+            </w:pPr>
+            <w:r>
+              <w:rPr>
+                <w:b/>
+              </w:rPr>
+              <w:t>Hoàn thành</w:t>
+            </w:r>
+          </w:p>
+        </w:tc>
       </w:tr>
       <w:tr>
         <w:tc>
           <w:tcPr>
-            <w:tcW w:type="dxa" w:w="1872"/>
+            <w:tcW w:type="dxa" w:w="1560"/>
             <w:shd w:fill="FFFFFF"/>
             <w:tcMar>
               <w:top w:w="120" w:type="dxa"/>
@@ -2427,7 +2504,7 @@
         </w:tc>
         <w:tc>
           <w:tcPr>
-            <w:tcW w:type="dxa" w:w="1872"/>
+            <w:tcW w:type="dxa" w:w="1560"/>
             <w:shd w:fill="FFFFFF"/>
             <w:tcMar>
               <w:top w:w="120" w:type="dxa"/>
@@ -2452,7 +2529,7 @@
         </w:tc>
         <w:tc>
           <w:tcPr>
-            <w:tcW w:type="dxa" w:w="1872"/>
+            <w:tcW w:type="dxa" w:w="1560"/>
             <w:shd w:fill="FFFFFF"/>
             <w:tcMar>
               <w:top w:w="120" w:type="dxa"/>
@@ -2477,7 +2554,7 @@
         </w:tc>
         <w:tc>
           <w:tcPr>
-            <w:tcW w:type="dxa" w:w="1872"/>
+            <w:tcW w:type="dxa" w:w="1560"/>
             <w:shd w:fill="FFFFFF"/>
             <w:tcMar>
               <w:top w:w="120" w:type="dxa"/>
@@ -2502,7 +2579,7 @@
         </w:tc>
         <w:tc>
           <w:tcPr>
-            <w:tcW w:type="dxa" w:w="1872"/>
+            <w:tcW w:type="dxa" w:w="1560"/>
             <w:shd w:fill="FFFFFF"/>
             <w:tcMar>
               <w:top w:w="120" w:type="dxa"/>
@@ -2525,11 +2602,35 @@
             </w:r>
           </w:p>
         </w:tc>
+        <w:tc>
+          <w:tcPr>
+            <w:tcW w:type="dxa" w:w="1560"/>
+            <w:shd w:fill="FFFFFF"/>
+            <w:tcMar>
+              <w:top w:w="120" w:type="dxa"/>
+              <w:bottom w:w="120" w:type="dxa"/>
+              <w:left w:w="160" w:type="dxa"/>
+              <w:right w:w="160" w:type="dxa"/>
+            </w:tcMar>
+            <w:vAlign w:val="center"/>
+          </w:tcPr>
+          <w:p>
+            <w:pPr>
+              <w:spacing w:before="20" w:after="20" w:line="276" w:lineRule="auto"/>
+            </w:pPr>
+            <w:r>
+              <w:rPr>
+                <w:b/>
+              </w:rPr>
+              <w:t>Hoàn thành</w:t>
+            </w:r>
+          </w:p>
+        </w:tc>
       </w:tr>
       <w:tr>
         <w:tc>
           <w:tcPr>
-            <w:tcW w:type="dxa" w:w="1872"/>
+            <w:tcW w:type="dxa" w:w="1560"/>
             <w:shd w:fill="F8FAFC"/>
             <w:tcMar>
               <w:top w:w="120" w:type="dxa"/>
@@ -2553,7 +2654,7 @@
         </w:tc>
         <w:tc>
           <w:tcPr>
-            <w:tcW w:type="dxa" w:w="1872"/>
+            <w:tcW w:type="dxa" w:w="1560"/>
             <w:shd w:fill="F8FAFC"/>
             <w:tcMar>
               <w:top w:w="120" w:type="dxa"/>
@@ -2578,7 +2679,7 @@
         </w:tc>
         <w:tc>
           <w:tcPr>
-            <w:tcW w:type="dxa" w:w="1872"/>
+            <w:tcW w:type="dxa" w:w="1560"/>
             <w:shd w:fill="F8FAFC"/>
             <w:tcMar>
               <w:top w:w="120" w:type="dxa"/>
@@ -2603,7 +2704,7 @@
         </w:tc>
         <w:tc>
           <w:tcPr>
-            <w:tcW w:type="dxa" w:w="1872"/>
+            <w:tcW w:type="dxa" w:w="1560"/>
             <w:shd w:fill="F8FAFC"/>
             <w:tcMar>
               <w:top w:w="120" w:type="dxa"/>
@@ -2628,7 +2729,7 @@
         </w:tc>
         <w:tc>
           <w:tcPr>
-            <w:tcW w:type="dxa" w:w="1872"/>
+            <w:tcW w:type="dxa" w:w="1560"/>
             <w:shd w:fill="F8FAFC"/>
             <w:tcMar>
               <w:top w:w="120" w:type="dxa"/>
@@ -2651,11 +2752,35 @@
             </w:r>
           </w:p>
         </w:tc>
+        <w:tc>
+          <w:tcPr>
+            <w:tcW w:type="dxa" w:w="1560"/>
+            <w:shd w:fill="F8FAFC"/>
+            <w:tcMar>
+              <w:top w:w="120" w:type="dxa"/>
+              <w:bottom w:w="120" w:type="dxa"/>
+              <w:left w:w="160" w:type="dxa"/>
+              <w:right w:w="160" w:type="dxa"/>
+            </w:tcMar>
+            <w:vAlign w:val="center"/>
+          </w:tcPr>
+          <w:p>
+            <w:pPr>
+              <w:spacing w:before="20" w:after="20" w:line="276" w:lineRule="auto"/>
+            </w:pPr>
+            <w:r>
+              <w:rPr>
+                <w:b/>
+              </w:rPr>
+              <w:t>Hoàn thành</w:t>
+            </w:r>
+          </w:p>
+        </w:tc>
       </w:tr>
       <w:tr>
         <w:tc>
           <w:tcPr>
-            <w:tcW w:type="dxa" w:w="1872"/>
+            <w:tcW w:type="dxa" w:w="1560"/>
             <w:shd w:fill="FFFFFF"/>
             <w:tcMar>
               <w:top w:w="120" w:type="dxa"/>
@@ -2679,7 +2804,7 @@
         </w:tc>
         <w:tc>
           <w:tcPr>
-            <w:tcW w:type="dxa" w:w="1872"/>
+            <w:tcW w:type="dxa" w:w="1560"/>
             <w:shd w:fill="FFFFFF"/>
             <w:tcMar>
               <w:top w:w="120" w:type="dxa"/>
@@ -2703,7 +2828,7 @@
         </w:tc>
         <w:tc>
           <w:tcPr>
-            <w:tcW w:type="dxa" w:w="1872"/>
+            <w:tcW w:type="dxa" w:w="1560"/>
             <w:shd w:fill="FFFFFF"/>
             <w:tcMar>
               <w:top w:w="120" w:type="dxa"/>
@@ -2721,13 +2846,13 @@
               <w:rPr>
                 <w:b/>
               </w:rPr>
-              <w:t>23/10/2026 ⭐ Giữa kỳ</w:t>
+              <w:t>23/10/2026</w:t>
             </w:r>
           </w:p>
         </w:tc>
         <w:tc>
           <w:tcPr>
-            <w:tcW w:type="dxa" w:w="1872"/>
+            <w:tcW w:type="dxa" w:w="1560"/>
             <w:shd w:fill="FFFFFF"/>
             <w:tcMar>
               <w:top w:w="120" w:type="dxa"/>
@@ -2752,7 +2877,7 @@
         </w:tc>
         <w:tc>
           <w:tcPr>
-            <w:tcW w:type="dxa" w:w="1872"/>
+            <w:tcW w:type="dxa" w:w="1560"/>
             <w:shd w:fill="FFFFFF"/>
             <w:tcMar>
               <w:top w:w="120" w:type="dxa"/>
@@ -2775,11 +2900,35 @@
             </w:r>
           </w:p>
         </w:tc>
+        <w:tc>
+          <w:tcPr>
+            <w:tcW w:type="dxa" w:w="1560"/>
+            <w:shd w:fill="FFFFFF"/>
+            <w:tcMar>
+              <w:top w:w="120" w:type="dxa"/>
+              <w:bottom w:w="120" w:type="dxa"/>
+              <w:left w:w="160" w:type="dxa"/>
+              <w:right w:w="160" w:type="dxa"/>
+            </w:tcMar>
+            <w:vAlign w:val="center"/>
+          </w:tcPr>
+          <w:p>
+            <w:pPr>
+              <w:spacing w:before="20" w:after="20" w:line="276" w:lineRule="auto"/>
+            </w:pPr>
+            <w:r>
+              <w:rPr>
+                <w:b/>
+              </w:rPr>
+              <w:t>Hoàn thành</w:t>
+            </w:r>
+          </w:p>
+        </w:tc>
       </w:tr>
       <w:tr>
         <w:tc>
           <w:tcPr>
-            <w:tcW w:type="dxa" w:w="1872"/>
+            <w:tcW w:type="dxa" w:w="1560"/>
             <w:shd w:fill="F8FAFC"/>
             <w:tcMar>
               <w:top w:w="120" w:type="dxa"/>
@@ -2803,7 +2952,7 @@
         </w:tc>
         <w:tc>
           <w:tcPr>
-            <w:tcW w:type="dxa" w:w="1872"/>
+            <w:tcW w:type="dxa" w:w="1560"/>
             <w:shd w:fill="F8FAFC"/>
             <w:tcMar>
               <w:top w:w="120" w:type="dxa"/>
@@ -2828,7 +2977,7 @@
         </w:tc>
         <w:tc>
           <w:tcPr>
-            <w:tcW w:type="dxa" w:w="1872"/>
+            <w:tcW w:type="dxa" w:w="1560"/>
             <w:shd w:fill="F8FAFC"/>
             <w:tcMar>
               <w:top w:w="120" w:type="dxa"/>
@@ -2853,7 +3002,7 @@
         </w:tc>
         <w:tc>
           <w:tcPr>
-            <w:tcW w:type="dxa" w:w="1872"/>
+            <w:tcW w:type="dxa" w:w="1560"/>
             <w:shd w:fill="F8FAFC"/>
             <w:tcMar>
               <w:top w:w="120" w:type="dxa"/>
@@ -2878,7 +3027,7 @@
         </w:tc>
         <w:tc>
           <w:tcPr>
-            <w:tcW w:type="dxa" w:w="1872"/>
+            <w:tcW w:type="dxa" w:w="1560"/>
             <w:shd w:fill="F8FAFC"/>
             <w:tcMar>
               <w:top w:w="120" w:type="dxa"/>
@@ -2901,11 +3050,35 @@
             </w:r>
           </w:p>
         </w:tc>
+        <w:tc>
+          <w:tcPr>
+            <w:tcW w:type="dxa" w:w="1560"/>
+            <w:shd w:fill="F8FAFC"/>
+            <w:tcMar>
+              <w:top w:w="120" w:type="dxa"/>
+              <w:bottom w:w="120" w:type="dxa"/>
+              <w:left w:w="160" w:type="dxa"/>
+              <w:right w:w="160" w:type="dxa"/>
+            </w:tcMar>
+            <w:vAlign w:val="center"/>
+          </w:tcPr>
+          <w:p>
+            <w:pPr>
+              <w:spacing w:before="20" w:after="20" w:line="276" w:lineRule="auto"/>
+            </w:pPr>
+            <w:r>
+              <w:rPr>
+                <w:b/>
+              </w:rPr>
+              <w:t>Hoàn thành</w:t>
+            </w:r>
+          </w:p>
+        </w:tc>
       </w:tr>
       <w:tr>
         <w:tc>
           <w:tcPr>
-            <w:tcW w:type="dxa" w:w="1872"/>
+            <w:tcW w:type="dxa" w:w="1560"/>
             <w:shd w:fill="FFFFFF"/>
             <w:tcMar>
               <w:top w:w="120" w:type="dxa"/>
@@ -2929,7 +3102,7 @@
         </w:tc>
         <w:tc>
           <w:tcPr>
-            <w:tcW w:type="dxa" w:w="1872"/>
+            <w:tcW w:type="dxa" w:w="1560"/>
             <w:shd w:fill="FFFFFF"/>
             <w:tcMar>
               <w:top w:w="120" w:type="dxa"/>
@@ -2954,7 +3127,7 @@
         </w:tc>
         <w:tc>
           <w:tcPr>
-            <w:tcW w:type="dxa" w:w="1872"/>
+            <w:tcW w:type="dxa" w:w="1560"/>
             <w:shd w:fill="FFFFFF"/>
             <w:tcMar>
               <w:top w:w="120" w:type="dxa"/>
@@ -2979,7 +3152,7 @@
         </w:tc>
         <w:tc>
           <w:tcPr>
-            <w:tcW w:type="dxa" w:w="1872"/>
+            <w:tcW w:type="dxa" w:w="1560"/>
             <w:shd w:fill="FFFFFF"/>
             <w:tcMar>
               <w:top w:w="120" w:type="dxa"/>
@@ -3004,7 +3177,7 @@
         </w:tc>
         <w:tc>
           <w:tcPr>
-            <w:tcW w:type="dxa" w:w="1872"/>
+            <w:tcW w:type="dxa" w:w="1560"/>
             <w:shd w:fill="FFFFFF"/>
             <w:tcMar>
               <w:top w:w="120" w:type="dxa"/>
@@ -3023,7 +3196,31 @@
                 <w:rFonts w:ascii="Segoe UI" w:hAnsi="Segoe UI"/>
                 <w:sz w:val="19"/>
               </w:rPr>
-              <w:t>Module Jobs + Applications hoàn chỉnh.</w:t>
+              <w:t>Module Jobs + Applications hoàn chỉnh, tích hợp bộ 1.470 việc làm.</w:t>
+            </w:r>
+          </w:p>
+        </w:tc>
+        <w:tc>
+          <w:tcPr>
+            <w:tcW w:type="dxa" w:w="1560"/>
+            <w:shd w:fill="FFFFFF"/>
+            <w:tcMar>
+              <w:top w:w="120" w:type="dxa"/>
+              <w:bottom w:w="120" w:type="dxa"/>
+              <w:left w:w="160" w:type="dxa"/>
+              <w:right w:w="160" w:type="dxa"/>
+            </w:tcMar>
+            <w:vAlign w:val="center"/>
+          </w:tcPr>
+          <w:p>
+            <w:pPr>
+              <w:spacing w:before="20" w:after="20" w:line="276" w:lineRule="auto"/>
+            </w:pPr>
+            <w:r>
+              <w:rPr>
+                <w:b/>
+              </w:rPr>
+              <w:t>Hoàn thành</w:t>
             </w:r>
           </w:p>
         </w:tc>
@@ -3031,7 +3228,7 @@
       <w:tr>
         <w:tc>
           <w:tcPr>
-            <w:tcW w:type="dxa" w:w="1872"/>
+            <w:tcW w:type="dxa" w:w="1560"/>
             <w:shd w:fill="F8FAFC"/>
             <w:tcMar>
               <w:top w:w="120" w:type="dxa"/>
@@ -3055,7 +3252,7 @@
         </w:tc>
         <w:tc>
           <w:tcPr>
-            <w:tcW w:type="dxa" w:w="1872"/>
+            <w:tcW w:type="dxa" w:w="1560"/>
             <w:shd w:fill="F8FAFC"/>
             <w:tcMar>
               <w:top w:w="120" w:type="dxa"/>
@@ -3080,7 +3277,7 @@
         </w:tc>
         <w:tc>
           <w:tcPr>
-            <w:tcW w:type="dxa" w:w="1872"/>
+            <w:tcW w:type="dxa" w:w="1560"/>
             <w:shd w:fill="F8FAFC"/>
             <w:tcMar>
               <w:top w:w="120" w:type="dxa"/>
@@ -3105,7 +3302,7 @@
         </w:tc>
         <w:tc>
           <w:tcPr>
-            <w:tcW w:type="dxa" w:w="1872"/>
+            <w:tcW w:type="dxa" w:w="1560"/>
             <w:shd w:fill="F8FAFC"/>
             <w:tcMar>
               <w:top w:w="120" w:type="dxa"/>
@@ -3124,13 +3321,13 @@
                 <w:rFonts w:ascii="Segoe UI" w:hAnsi="Segoe UI"/>
                 <w:sz w:val="19"/>
               </w:rPr>
-              <w:t>Đánh giá 2 chiều, Thông báo, Admin Portal; 21 Test Cases + 30 Unit Tests.</w:t>
+              <w:t>Đánh giá 2 chiều, Thông báo, Admin Portal; 70 Test Cases + 12 Bug Fixed.</w:t>
             </w:r>
           </w:p>
         </w:tc>
         <w:tc>
           <w:tcPr>
-            <w:tcW w:type="dxa" w:w="1872"/>
+            <w:tcW w:type="dxa" w:w="1560"/>
             <w:shd w:fill="F8FAFC"/>
             <w:tcMar>
               <w:top w:w="120" w:type="dxa"/>
@@ -3153,11 +3350,35 @@
             </w:r>
           </w:p>
         </w:tc>
+        <w:tc>
+          <w:tcPr>
+            <w:tcW w:type="dxa" w:w="1560"/>
+            <w:shd w:fill="F8FAFC"/>
+            <w:tcMar>
+              <w:top w:w="120" w:type="dxa"/>
+              <w:bottom w:w="120" w:type="dxa"/>
+              <w:left w:w="160" w:type="dxa"/>
+              <w:right w:w="160" w:type="dxa"/>
+            </w:tcMar>
+            <w:vAlign w:val="center"/>
+          </w:tcPr>
+          <w:p>
+            <w:pPr>
+              <w:spacing w:before="20" w:after="20" w:line="276" w:lineRule="auto"/>
+            </w:pPr>
+            <w:r>
+              <w:rPr>
+                <w:b/>
+              </w:rPr>
+              <w:t>Hoàn thành</w:t>
+            </w:r>
+          </w:p>
+        </w:tc>
       </w:tr>
       <w:tr>
         <w:tc>
           <w:tcPr>
-            <w:tcW w:type="dxa" w:w="1872"/>
+            <w:tcW w:type="dxa" w:w="1560"/>
             <w:shd w:fill="FFFFFF"/>
             <w:tcMar>
               <w:top w:w="120" w:type="dxa"/>
@@ -3181,7 +3402,7 @@
         </w:tc>
         <w:tc>
           <w:tcPr>
-            <w:tcW w:type="dxa" w:w="1872"/>
+            <w:tcW w:type="dxa" w:w="1560"/>
             <w:shd w:fill="FFFFFF"/>
             <w:tcMar>
               <w:top w:w="120" w:type="dxa"/>
@@ -3206,7 +3427,7 @@
         </w:tc>
         <w:tc>
           <w:tcPr>
-            <w:tcW w:type="dxa" w:w="1872"/>
+            <w:tcW w:type="dxa" w:w="1560"/>
             <w:shd w:fill="FFFFFF"/>
             <w:tcMar>
               <w:top w:w="120" w:type="dxa"/>
@@ -3231,7 +3452,7 @@
         </w:tc>
         <w:tc>
           <w:tcPr>
-            <w:tcW w:type="dxa" w:w="1872"/>
+            <w:tcW w:type="dxa" w:w="1560"/>
             <w:shd w:fill="FFFFFF"/>
             <w:tcMar>
               <w:top w:w="120" w:type="dxa"/>
@@ -3250,13 +3471,13 @@
                 <w:rFonts w:ascii="Segoe UI" w:hAnsi="Segoe UI"/>
                 <w:sz w:val="19"/>
               </w:rPr>
-              <w:t>Docker Compose 3 dịch vụ, 1-Click Launcher, video demo.</w:t>
+              <w:t>Docker Compose 3 dịch vụ, 1-Click Launcher, video demo dự phòng.</w:t>
             </w:r>
           </w:p>
         </w:tc>
         <w:tc>
           <w:tcPr>
-            <w:tcW w:type="dxa" w:w="1872"/>
+            <w:tcW w:type="dxa" w:w="1560"/>
             <w:shd w:fill="FFFFFF"/>
             <w:tcMar>
               <w:top w:w="120" w:type="dxa"/>
@@ -3275,7 +3496,31 @@
                 <w:rFonts w:ascii="Segoe UI" w:hAnsi="Segoe UI"/>
                 <w:sz w:val="19"/>
               </w:rPr>
-              <w:t>Docker hoàn chỉnh, run.bat chạy được.</w:t>
+              <w:t>Docker hoàn chỉnh, run.bat chạy được, tài liệu triển khai.</w:t>
+            </w:r>
+          </w:p>
+        </w:tc>
+        <w:tc>
+          <w:tcPr>
+            <w:tcW w:type="dxa" w:w="1560"/>
+            <w:shd w:fill="FFFFFF"/>
+            <w:tcMar>
+              <w:top w:w="120" w:type="dxa"/>
+              <w:bottom w:w="120" w:type="dxa"/>
+              <w:left w:w="160" w:type="dxa"/>
+              <w:right w:w="160" w:type="dxa"/>
+            </w:tcMar>
+            <w:vAlign w:val="center"/>
+          </w:tcPr>
+          <w:p>
+            <w:pPr>
+              <w:spacing w:before="20" w:after="20" w:line="276" w:lineRule="auto"/>
+            </w:pPr>
+            <w:r>
+              <w:rPr>
+                <w:b/>
+              </w:rPr>
+              <w:t>Hoàn thành</w:t>
             </w:r>
           </w:p>
         </w:tc>
@@ -3283,7 +3528,7 @@
       <w:tr>
         <w:tc>
           <w:tcPr>
-            <w:tcW w:type="dxa" w:w="1872"/>
+            <w:tcW w:type="dxa" w:w="1560"/>
             <w:shd w:fill="F8FAFC"/>
             <w:tcMar>
               <w:top w:w="120" w:type="dxa"/>
@@ -3307,7 +3552,7 @@
         </w:tc>
         <w:tc>
           <w:tcPr>
-            <w:tcW w:type="dxa" w:w="1872"/>
+            <w:tcW w:type="dxa" w:w="1560"/>
             <w:shd w:fill="F8FAFC"/>
             <w:tcMar>
               <w:top w:w="120" w:type="dxa"/>
@@ -3331,7 +3576,7 @@
         </w:tc>
         <w:tc>
           <w:tcPr>
-            <w:tcW w:type="dxa" w:w="1872"/>
+            <w:tcW w:type="dxa" w:w="1560"/>
             <w:shd w:fill="F8FAFC"/>
             <w:tcMar>
               <w:top w:w="120" w:type="dxa"/>
@@ -3349,13 +3594,13 @@
               <w:rPr>
                 <w:b/>
               </w:rPr>
-              <w:t>27/11/2026 🎯 Cuối kỳ</w:t>
+              <w:t>27/11/2026</w:t>
             </w:r>
           </w:p>
         </w:tc>
         <w:tc>
           <w:tcPr>
-            <w:tcW w:type="dxa" w:w="1872"/>
+            <w:tcW w:type="dxa" w:w="1560"/>
             <w:shd w:fill="F8FAFC"/>
             <w:tcMar>
               <w:top w:w="120" w:type="dxa"/>
@@ -3374,13 +3619,13 @@
                 <w:rFonts w:ascii="Segoe UI" w:hAnsi="Segoe UI"/>
                 <w:sz w:val="19"/>
               </w:rPr>
-              <w:t>Hoàn thiện báo cáo tổng kết, Slide bảo vệ, Demo Live trước Hội đồng.</w:t>
+              <w:t>Hoàn thiện báo cáo toàn khóa, Slide bảo vệ, Demo Live trước Hội đồng.</w:t>
             </w:r>
           </w:p>
         </w:tc>
         <w:tc>
           <w:tcPr>
-            <w:tcW w:type="dxa" w:w="1872"/>
+            <w:tcW w:type="dxa" w:w="1560"/>
             <w:shd w:fill="F8FAFC"/>
             <w:tcMar>
               <w:top w:w="120" w:type="dxa"/>
@@ -3399,7 +3644,31 @@
                 <w:rFonts w:ascii="Segoe UI" w:hAnsi="Segoe UI"/>
                 <w:sz w:val="19"/>
               </w:rPr>
-              <w:t>Bộ mã nguồn hoàn chỉnh, Báo cáo nghiệm thu Rubric 3.</w:t>
+              <w:t>Bộ mã nguồn hoàn chỉnh v1.2, Báo cáo nghiệm thu Rubric 3.</w:t>
+            </w:r>
+          </w:p>
+        </w:tc>
+        <w:tc>
+          <w:tcPr>
+            <w:tcW w:type="dxa" w:w="1560"/>
+            <w:shd w:fill="F8FAFC"/>
+            <w:tcMar>
+              <w:top w:w="120" w:type="dxa"/>
+              <w:bottom w:w="120" w:type="dxa"/>
+              <w:left w:w="160" w:type="dxa"/>
+              <w:right w:w="160" w:type="dxa"/>
+            </w:tcMar>
+            <w:vAlign w:val="center"/>
+          </w:tcPr>
+          <w:p>
+            <w:pPr>
+              <w:spacing w:before="20" w:after="20" w:line="276" w:lineRule="auto"/>
+            </w:pPr>
+            <w:r>
+              <w:rPr>
+                <w:b/>
+              </w:rPr>
+              <w:t>Hoàn thành</w:t>
             </w:r>
           </w:p>
         </w:tc>
@@ -3487,7 +3756,7 @@
           <w:rFonts w:ascii="Segoe UI" w:hAnsi="Segoe UI"/>
           <w:sz w:val="20"/>
         </w:rPr>
-        <w:t xml:space="preserve"> Tối thiểu 20+ ca kiểm thử tự động trên JUnit 5 &amp; Postman, tỷ lệ đạt 100%, không còn lỗi nghiêm trọng (Blocker Bug).</w:t>
+        <w:t xml:space="preserve"> Toàn diện 70 ca kiểm thử tự động trên JUnit 5, Postman và UI, tỷ lệ đạt 100%, 12 lỗi trong Bug Log được giải quyết triệt để, không còn lỗi nghiêm trọng (Blocker Bug).</w:t>
       </w:r>
     </w:p>
     <w:p>
@@ -3521,7 +3790,22 @@
           <w:rFonts w:ascii="Segoe UI" w:hAnsi="Segoe UI"/>
           <w:sz w:val="20"/>
         </w:rPr>
-        <w:t xml:space="preserve"> / IntelliJ Run Configuration).</w:t>
+        <w:t xml:space="preserve"> / IntelliJ Run Configuration / </w:t>
+      </w:r>
+      <w:r>
+        <w:rPr>
+          <w:rFonts w:ascii="Consolas" w:hAnsi="Consolas"/>
+          <w:color w:val="B42828"/>
+          <w:sz w:val="19"/>
+        </w:rPr>
+        <w:t>run_all_tests.bat</w:t>
+      </w:r>
+      <w:r>
+        <w:rPr>
+          <w:rFonts w:ascii="Segoe UI" w:hAnsi="Segoe UI"/>
+          <w:sz w:val="20"/>
+        </w:rPr>
+        <w:t>).</w:t>
       </w:r>
     </w:p>
     <w:sectPr>

--- a/docs/phieu-pham-vi.docx
+++ b/docs/phieu-pham-vi.docx
@@ -343,7 +343,7 @@
               <w:rPr>
                 <w:b/>
               </w:rPr>
-              <w:t>Nguyễn Tấn Tài</w:t>
+              <w:t>Phạm Công Tài</w:t>
             </w:r>
           </w:p>
         </w:tc>
@@ -368,7 +368,7 @@
                 <w:rFonts w:ascii="Segoe UI" w:hAnsi="Segoe UI"/>
                 <w:sz w:val="19"/>
               </w:rPr>
-              <w:t>2174802010839 (Trưởng nhóm)</w:t>
+              <w:t>2374802010445 (Trưởng nhóm)</w:t>
             </w:r>
           </w:p>
         </w:tc>
@@ -494,7 +494,7 @@
                 <w:rFonts w:ascii="Segoe UI" w:hAnsi="Segoe UI"/>
                 <w:sz w:val="19"/>
               </w:rPr>
-              <w:t>2174802010842 (Thành viên)</w:t>
+              <w:t>2374802010247 (Thành viên)</w:t>
             </w:r>
           </w:p>
         </w:tc>
@@ -610,7 +610,7 @@
               <w:rPr>
                 <w:b/>
               </w:rPr>
-              <w:t>Hoàng Bảo Long</w:t>
+              <w:t>Phan Văn Hoàng Long</w:t>
             </w:r>
           </w:p>
         </w:tc>
@@ -635,7 +635,7 @@
                 <w:rFonts w:ascii="Segoe UI" w:hAnsi="Segoe UI"/>
                 <w:sz w:val="19"/>
               </w:rPr>
-              <w:t>2174802010850 (Thành viên)</w:t>
+              <w:t>2374802010283 (Thành viên)</w:t>
             </w:r>
           </w:p>
         </w:tc>
